--- a/guj/docx/016.content.docx
+++ b/guj/docx/016.content.docx
@@ -359,90 +359,66 @@
           <w:lang w:val="gu_IN" w:bidi="gu_IN"/>
         </w:rPr>
       </w:r>
-      <w:hyperlink r:id="rId13">
-        <w:r>
-          <w:rPr>
-            <w:lang w:val="gu_IN" w:bidi="gu_IN"/>
-          </w:rPr>
-          <w:rPr>
-            <w:color w:val="0000EE"/>
-            <w:u w:val="single"/>
-          </w:rPr>
-          <w:t>1 કાળવૃતાંત 5:1–3</w:t>
-        </w:r>
-      </w:hyperlink>
-    </w:p>
-    <w:p>
-      <w:pPr>
-        <w:pStyle w:val="ListBullet"/>
-        <w:spacing w:line="240" w:lineRule="auto"/>
-        <w:ind w:left="720"/>
-      </w:pPr>
-      <w:r>
-        <w:rPr>
-          <w:lang w:val="gu_IN" w:bidi="gu_IN"/>
-        </w:rPr>
-      </w:r>
-      <w:hyperlink r:id="rId14">
-        <w:r>
-          <w:rPr>
-            <w:lang w:val="gu_IN" w:bidi="gu_IN"/>
-          </w:rPr>
-          <w:rPr>
-            <w:color w:val="0000EE"/>
-            <w:u w:val="single"/>
-          </w:rPr>
-          <w:t>ઉત્પત્તિ 25:31–34</w:t>
-        </w:r>
-      </w:hyperlink>
-    </w:p>
-    <w:p>
-      <w:pPr>
-        <w:pStyle w:val="ListBullet"/>
-        <w:spacing w:line="240" w:lineRule="auto"/>
-        <w:ind w:left="720"/>
-      </w:pPr>
-      <w:r>
-        <w:rPr>
-          <w:lang w:val="gu_IN" w:bidi="gu_IN"/>
-        </w:rPr>
-      </w:r>
-      <w:hyperlink r:id="rId15">
-        <w:r>
-          <w:rPr>
-            <w:lang w:val="gu_IN" w:bidi="gu_IN"/>
-          </w:rPr>
-          <w:rPr>
-            <w:color w:val="0000EE"/>
-            <w:u w:val="single"/>
-          </w:rPr>
-          <w:t>ઉત્પત્તિ 43:32–34</w:t>
-        </w:r>
-      </w:hyperlink>
-    </w:p>
-    <w:p>
-      <w:pPr>
-        <w:pStyle w:val="ListBullet"/>
-        <w:spacing w:line="240" w:lineRule="auto"/>
-        <w:ind w:left="720"/>
-      </w:pPr>
-      <w:r>
-        <w:rPr>
-          <w:lang w:val="gu_IN" w:bidi="gu_IN"/>
-        </w:rPr>
-      </w:r>
-      <w:hyperlink r:id="rId16">
-        <w:r>
-          <w:rPr>
-            <w:lang w:val="gu_IN" w:bidi="gu_IN"/>
-          </w:rPr>
-          <w:rPr>
-            <w:color w:val="0000EE"/>
-            <w:u w:val="single"/>
-          </w:rPr>
-          <w:t>હિબ્રુઓ 12:14–17</w:t>
-        </w:r>
-      </w:hyperlink>
+      <w:r>
+        <w:rPr>
+          <w:lang w:val="gu_IN" w:bidi="gu_IN"/>
+        </w:rPr>
+        <w:t>1 કાળવૃતાંત 5:1–3</w:t>
+      </w:r>
+    </w:p>
+    <w:p>
+      <w:pPr>
+        <w:pStyle w:val="ListBullet"/>
+        <w:spacing w:line="240" w:lineRule="auto"/>
+        <w:ind w:left="720"/>
+      </w:pPr>
+      <w:r>
+        <w:rPr>
+          <w:lang w:val="gu_IN" w:bidi="gu_IN"/>
+        </w:rPr>
+      </w:r>
+      <w:r>
+        <w:rPr>
+          <w:lang w:val="gu_IN" w:bidi="gu_IN"/>
+        </w:rPr>
+        <w:t>ઉત્પત્તિ 25:31–34</w:t>
+      </w:r>
+    </w:p>
+    <w:p>
+      <w:pPr>
+        <w:pStyle w:val="ListBullet"/>
+        <w:spacing w:line="240" w:lineRule="auto"/>
+        <w:ind w:left="720"/>
+      </w:pPr>
+      <w:r>
+        <w:rPr>
+          <w:lang w:val="gu_IN" w:bidi="gu_IN"/>
+        </w:rPr>
+      </w:r>
+      <w:r>
+        <w:rPr>
+          <w:lang w:val="gu_IN" w:bidi="gu_IN"/>
+        </w:rPr>
+        <w:t>ઉત્પત્તિ 43:32–34</w:t>
+      </w:r>
+    </w:p>
+    <w:p>
+      <w:pPr>
+        <w:pStyle w:val="ListBullet"/>
+        <w:spacing w:line="240" w:lineRule="auto"/>
+        <w:ind w:left="720"/>
+      </w:pPr>
+      <w:r>
+        <w:rPr>
+          <w:lang w:val="gu_IN" w:bidi="gu_IN"/>
+        </w:rPr>
+      </w:r>
+      <w:r>
+        <w:rPr>
+          <w:lang w:val="gu_IN" w:bidi="gu_IN"/>
+        </w:rPr>
+        <w:t>હિબ્રુઓ 12:14–17</w:t>
+      </w:r>
     </w:p>
     <w:p>
       <w:pPr>
@@ -699,114 +675,84 @@
           <w:lang w:val="gu_IN" w:bidi="gu_IN"/>
         </w:rPr>
       </w:r>
-      <w:hyperlink r:id="rId17">
-        <w:r>
-          <w:rPr>
-            <w:lang w:val="gu_IN" w:bidi="gu_IN"/>
-          </w:rPr>
-          <w:rPr>
-            <w:color w:val="0000EE"/>
-            <w:u w:val="single"/>
-          </w:rPr>
-          <w:t>પ્રેરિતોના કૃત્યો 16:19–21</w:t>
-        </w:r>
-      </w:hyperlink>
-    </w:p>
-    <w:p>
-      <w:pPr>
-        <w:pStyle w:val="ListBullet"/>
-        <w:spacing w:line="240" w:lineRule="auto"/>
-        <w:ind w:left="720"/>
-      </w:pPr>
-      <w:r>
-        <w:rPr>
-          <w:lang w:val="gu_IN" w:bidi="gu_IN"/>
-        </w:rPr>
-      </w:r>
-      <w:hyperlink r:id="rId18">
-        <w:r>
-          <w:rPr>
-            <w:lang w:val="gu_IN" w:bidi="gu_IN"/>
-          </w:rPr>
-          <w:rPr>
-            <w:color w:val="0000EE"/>
-            <w:u w:val="single"/>
-          </w:rPr>
-          <w:t>નિર્ગમન 15:14–15</w:t>
-        </w:r>
-      </w:hyperlink>
-    </w:p>
-    <w:p>
-      <w:pPr>
-        <w:pStyle w:val="ListBullet"/>
-        <w:spacing w:line="240" w:lineRule="auto"/>
-        <w:ind w:left="720"/>
-      </w:pPr>
-      <w:r>
-        <w:rPr>
-          <w:lang w:val="gu_IN" w:bidi="gu_IN"/>
-        </w:rPr>
-      </w:r>
-      <w:hyperlink r:id="rId19">
-        <w:r>
-          <w:rPr>
-            <w:lang w:val="gu_IN" w:bidi="gu_IN"/>
-          </w:rPr>
-          <w:rPr>
-            <w:color w:val="0000EE"/>
-            <w:u w:val="single"/>
-          </w:rPr>
-          <w:t>યોહાન 10:37–39</w:t>
-        </w:r>
-      </w:hyperlink>
-    </w:p>
-    <w:p>
-      <w:pPr>
-        <w:pStyle w:val="ListBullet"/>
-        <w:spacing w:line="240" w:lineRule="auto"/>
-        <w:ind w:left="720"/>
-      </w:pPr>
-      <w:r>
-        <w:rPr>
-          <w:lang w:val="gu_IN" w:bidi="gu_IN"/>
-        </w:rPr>
-      </w:r>
-      <w:hyperlink r:id="rId20">
-        <w:r>
-          <w:rPr>
-            <w:lang w:val="gu_IN" w:bidi="gu_IN"/>
-          </w:rPr>
-          <w:rPr>
-            <w:color w:val="0000EE"/>
-            <w:u w:val="single"/>
-          </w:rPr>
-          <w:t>લૂક 8:28–29</w:t>
-        </w:r>
-      </w:hyperlink>
-    </w:p>
-    <w:p>
-      <w:pPr>
-        <w:pStyle w:val="ListBullet"/>
-        <w:spacing w:line="240" w:lineRule="auto"/>
-        <w:ind w:left="720"/>
-      </w:pPr>
-      <w:r>
-        <w:rPr>
-          <w:lang w:val="gu_IN" w:bidi="gu_IN"/>
-        </w:rPr>
-      </w:r>
-      <w:hyperlink r:id="rId21">
-        <w:r>
-          <w:rPr>
-            <w:lang w:val="gu_IN" w:bidi="gu_IN"/>
-          </w:rPr>
-          <w:rPr>
-            <w:color w:val="0000EE"/>
-            <w:u w:val="single"/>
-          </w:rPr>
-          <w:t>માથ્થી 26:47–48</w:t>
-        </w:r>
-      </w:hyperlink>
+      <w:r>
+        <w:rPr>
+          <w:lang w:val="gu_IN" w:bidi="gu_IN"/>
+        </w:rPr>
+        <w:t>પ્રેરિતોના કૃત્યો 16:19–21</w:t>
+      </w:r>
+    </w:p>
+    <w:p>
+      <w:pPr>
+        <w:pStyle w:val="ListBullet"/>
+        <w:spacing w:line="240" w:lineRule="auto"/>
+        <w:ind w:left="720"/>
+      </w:pPr>
+      <w:r>
+        <w:rPr>
+          <w:lang w:val="gu_IN" w:bidi="gu_IN"/>
+        </w:rPr>
+      </w:r>
+      <w:r>
+        <w:rPr>
+          <w:lang w:val="gu_IN" w:bidi="gu_IN"/>
+        </w:rPr>
+        <w:t>નિર્ગમન 15:14–15</w:t>
+      </w:r>
+    </w:p>
+    <w:p>
+      <w:pPr>
+        <w:pStyle w:val="ListBullet"/>
+        <w:spacing w:line="240" w:lineRule="auto"/>
+        <w:ind w:left="720"/>
+      </w:pPr>
+      <w:r>
+        <w:rPr>
+          <w:lang w:val="gu_IN" w:bidi="gu_IN"/>
+        </w:rPr>
+      </w:r>
+      <w:r>
+        <w:rPr>
+          <w:lang w:val="gu_IN" w:bidi="gu_IN"/>
+        </w:rPr>
+        <w:t>યોહાન 10:37–39</w:t>
+      </w:r>
+    </w:p>
+    <w:p>
+      <w:pPr>
+        <w:pStyle w:val="ListBullet"/>
+        <w:spacing w:line="240" w:lineRule="auto"/>
+        <w:ind w:left="720"/>
+      </w:pPr>
+      <w:r>
+        <w:rPr>
+          <w:lang w:val="gu_IN" w:bidi="gu_IN"/>
+        </w:rPr>
+      </w:r>
+      <w:r>
+        <w:rPr>
+          <w:lang w:val="gu_IN" w:bidi="gu_IN"/>
+        </w:rPr>
+        <w:t>લૂક 8:28–29</w:t>
+      </w:r>
+    </w:p>
+    <w:p>
+      <w:pPr>
+        <w:pStyle w:val="ListBullet"/>
+        <w:spacing w:line="240" w:lineRule="auto"/>
+        <w:ind w:left="720"/>
+      </w:pPr>
+      <w:r>
+        <w:rPr>
+          <w:lang w:val="gu_IN" w:bidi="gu_IN"/>
+        </w:rPr>
+      </w:r>
+      <w:r>
+        <w:rPr>
+          <w:lang w:val="gu_IN" w:bidi="gu_IN"/>
+        </w:rPr>
+        <w:t>માથ્થી 26:47–48</w:t>
+      </w:r>
     </w:p>
     <w:p>
       <w:pPr>
@@ -1208,234 +1154,174 @@
           <w:lang w:val="gu_IN" w:bidi="gu_IN"/>
         </w:rPr>
       </w:r>
-      <w:hyperlink r:id="rId22">
-        <w:r>
-          <w:rPr>
-            <w:lang w:val="gu_IN" w:bidi="gu_IN"/>
-          </w:rPr>
-          <w:rPr>
-            <w:color w:val="0000EE"/>
-            <w:u w:val="single"/>
-          </w:rPr>
-          <w:t>પ્રેરિતોના કૃત્યો 2:32–33</w:t>
-        </w:r>
-      </w:hyperlink>
-    </w:p>
-    <w:p>
-      <w:pPr>
-        <w:pStyle w:val="ListBullet"/>
-        <w:spacing w:line="240" w:lineRule="auto"/>
-        <w:ind w:left="720"/>
-      </w:pPr>
-      <w:r>
-        <w:rPr>
-          <w:lang w:val="gu_IN" w:bidi="gu_IN"/>
-        </w:rPr>
-      </w:r>
-      <w:hyperlink r:id="rId23">
-        <w:r>
-          <w:rPr>
-            <w:lang w:val="gu_IN" w:bidi="gu_IN"/>
-          </w:rPr>
-          <w:rPr>
-            <w:color w:val="0000EE"/>
-            <w:u w:val="single"/>
-          </w:rPr>
-          <w:t>ક્લોસ્સીઓ 3:1–4</w:t>
-        </w:r>
-      </w:hyperlink>
-    </w:p>
-    <w:p>
-      <w:pPr>
-        <w:pStyle w:val="ListBullet"/>
-        <w:spacing w:line="240" w:lineRule="auto"/>
-        <w:ind w:left="720"/>
-      </w:pPr>
-      <w:r>
-        <w:rPr>
-          <w:lang w:val="gu_IN" w:bidi="gu_IN"/>
-        </w:rPr>
-      </w:r>
-      <w:hyperlink r:id="rId24">
-        <w:r>
-          <w:rPr>
-            <w:lang w:val="gu_IN" w:bidi="gu_IN"/>
-          </w:rPr>
-          <w:rPr>
-            <w:color w:val="0000EE"/>
-            <w:u w:val="single"/>
-          </w:rPr>
-          <w:t>ગલાતીઓ 2:9–10</w:t>
-        </w:r>
-      </w:hyperlink>
-    </w:p>
-    <w:p>
-      <w:pPr>
-        <w:pStyle w:val="ListBullet"/>
-        <w:spacing w:line="240" w:lineRule="auto"/>
-        <w:ind w:left="720"/>
-      </w:pPr>
-      <w:r>
-        <w:rPr>
-          <w:lang w:val="gu_IN" w:bidi="gu_IN"/>
-        </w:rPr>
-      </w:r>
-      <w:hyperlink r:id="rId25">
-        <w:r>
-          <w:rPr>
-            <w:lang w:val="gu_IN" w:bidi="gu_IN"/>
-          </w:rPr>
-          <w:rPr>
-            <w:color w:val="0000EE"/>
-            <w:u w:val="single"/>
-          </w:rPr>
-          <w:t>ઉત્પત્તિ 48:14–16</w:t>
-        </w:r>
-      </w:hyperlink>
-    </w:p>
-    <w:p>
-      <w:pPr>
-        <w:pStyle w:val="ListBullet"/>
-        <w:spacing w:line="240" w:lineRule="auto"/>
-        <w:ind w:left="720"/>
-      </w:pPr>
-      <w:r>
-        <w:rPr>
-          <w:lang w:val="gu_IN" w:bidi="gu_IN"/>
-        </w:rPr>
-      </w:r>
-      <w:hyperlink r:id="rId26">
-        <w:r>
-          <w:rPr>
-            <w:lang w:val="gu_IN" w:bidi="gu_IN"/>
-          </w:rPr>
-          <w:rPr>
-            <w:color w:val="0000EE"/>
-            <w:u w:val="single"/>
-          </w:rPr>
-          <w:t>હિબ્રુઓ 10:11–14</w:t>
-        </w:r>
-      </w:hyperlink>
-    </w:p>
-    <w:p>
-      <w:pPr>
-        <w:pStyle w:val="ListBullet"/>
-        <w:spacing w:line="240" w:lineRule="auto"/>
-        <w:ind w:left="720"/>
-      </w:pPr>
-      <w:r>
-        <w:rPr>
-          <w:lang w:val="gu_IN" w:bidi="gu_IN"/>
-        </w:rPr>
-      </w:r>
-      <w:hyperlink r:id="rId27">
-        <w:r>
-          <w:rPr>
-            <w:lang w:val="gu_IN" w:bidi="gu_IN"/>
-          </w:rPr>
-          <w:rPr>
-            <w:color w:val="0000EE"/>
-            <w:u w:val="single"/>
-          </w:rPr>
-          <w:t>યર્મિયાનો વિલાપ 2:3–4</w:t>
-        </w:r>
-      </w:hyperlink>
-    </w:p>
-    <w:p>
-      <w:pPr>
-        <w:pStyle w:val="ListBullet"/>
-        <w:spacing w:line="240" w:lineRule="auto"/>
-        <w:ind w:left="720"/>
-      </w:pPr>
-      <w:r>
-        <w:rPr>
-          <w:lang w:val="gu_IN" w:bidi="gu_IN"/>
-        </w:rPr>
-      </w:r>
-      <w:hyperlink r:id="rId28">
-        <w:r>
-          <w:rPr>
-            <w:lang w:val="gu_IN" w:bidi="gu_IN"/>
-          </w:rPr>
-          <w:rPr>
-            <w:color w:val="0000EE"/>
-            <w:u w:val="single"/>
-          </w:rPr>
-          <w:t>માથ્થી 25:31–33</w:t>
-        </w:r>
-      </w:hyperlink>
-    </w:p>
-    <w:p>
-      <w:pPr>
-        <w:pStyle w:val="ListBullet"/>
-        <w:spacing w:line="240" w:lineRule="auto"/>
-        <w:ind w:left="720"/>
-      </w:pPr>
-      <w:r>
-        <w:rPr>
-          <w:lang w:val="gu_IN" w:bidi="gu_IN"/>
-        </w:rPr>
-      </w:r>
-      <w:hyperlink r:id="rId29">
-        <w:r>
-          <w:rPr>
-            <w:lang w:val="gu_IN" w:bidi="gu_IN"/>
-          </w:rPr>
-          <w:rPr>
-            <w:color w:val="0000EE"/>
-            <w:u w:val="single"/>
-          </w:rPr>
-          <w:t>માથ્થી 26:62–64</w:t>
-        </w:r>
-      </w:hyperlink>
-    </w:p>
-    <w:p>
-      <w:pPr>
-        <w:pStyle w:val="ListBullet"/>
-        <w:spacing w:line="240" w:lineRule="auto"/>
-        <w:ind w:left="720"/>
-      </w:pPr>
-      <w:r>
-        <w:rPr>
-          <w:lang w:val="gu_IN" w:bidi="gu_IN"/>
-        </w:rPr>
-      </w:r>
-      <w:hyperlink r:id="rId30">
-        <w:r>
-          <w:rPr>
-            <w:lang w:val="gu_IN" w:bidi="gu_IN"/>
-          </w:rPr>
-          <w:rPr>
-            <w:color w:val="0000EE"/>
-            <w:u w:val="single"/>
-          </w:rPr>
-          <w:t>ગીતશાસ્ત્ર 44:3–4</w:t>
-        </w:r>
-      </w:hyperlink>
-    </w:p>
-    <w:p>
-      <w:pPr>
-        <w:pStyle w:val="ListBullet"/>
-        <w:spacing w:line="240" w:lineRule="auto"/>
-        <w:ind w:left="720"/>
-      </w:pPr>
-      <w:r>
-        <w:rPr>
-          <w:lang w:val="gu_IN" w:bidi="gu_IN"/>
-        </w:rPr>
-      </w:r>
-      <w:hyperlink r:id="rId31">
-        <w:r>
-          <w:rPr>
-            <w:lang w:val="gu_IN" w:bidi="gu_IN"/>
-          </w:rPr>
-          <w:rPr>
-            <w:color w:val="0000EE"/>
-            <w:u w:val="single"/>
-          </w:rPr>
-          <w:t>પ્રકટીકરણ 2:1–2</w:t>
-        </w:r>
-      </w:hyperlink>
+      <w:r>
+        <w:rPr>
+          <w:lang w:val="gu_IN" w:bidi="gu_IN"/>
+        </w:rPr>
+        <w:t>પ્રેરિતોના કૃત્યો 2:32–33</w:t>
+      </w:r>
+    </w:p>
+    <w:p>
+      <w:pPr>
+        <w:pStyle w:val="ListBullet"/>
+        <w:spacing w:line="240" w:lineRule="auto"/>
+        <w:ind w:left="720"/>
+      </w:pPr>
+      <w:r>
+        <w:rPr>
+          <w:lang w:val="gu_IN" w:bidi="gu_IN"/>
+        </w:rPr>
+      </w:r>
+      <w:r>
+        <w:rPr>
+          <w:lang w:val="gu_IN" w:bidi="gu_IN"/>
+        </w:rPr>
+        <w:t>ક્લોસ્સીઓ 3:1–4</w:t>
+      </w:r>
+    </w:p>
+    <w:p>
+      <w:pPr>
+        <w:pStyle w:val="ListBullet"/>
+        <w:spacing w:line="240" w:lineRule="auto"/>
+        <w:ind w:left="720"/>
+      </w:pPr>
+      <w:r>
+        <w:rPr>
+          <w:lang w:val="gu_IN" w:bidi="gu_IN"/>
+        </w:rPr>
+      </w:r>
+      <w:r>
+        <w:rPr>
+          <w:lang w:val="gu_IN" w:bidi="gu_IN"/>
+        </w:rPr>
+        <w:t>ગલાતીઓ 2:9–10</w:t>
+      </w:r>
+    </w:p>
+    <w:p>
+      <w:pPr>
+        <w:pStyle w:val="ListBullet"/>
+        <w:spacing w:line="240" w:lineRule="auto"/>
+        <w:ind w:left="720"/>
+      </w:pPr>
+      <w:r>
+        <w:rPr>
+          <w:lang w:val="gu_IN" w:bidi="gu_IN"/>
+        </w:rPr>
+      </w:r>
+      <w:r>
+        <w:rPr>
+          <w:lang w:val="gu_IN" w:bidi="gu_IN"/>
+        </w:rPr>
+        <w:t>ઉત્પત્તિ 48:14–16</w:t>
+      </w:r>
+    </w:p>
+    <w:p>
+      <w:pPr>
+        <w:pStyle w:val="ListBullet"/>
+        <w:spacing w:line="240" w:lineRule="auto"/>
+        <w:ind w:left="720"/>
+      </w:pPr>
+      <w:r>
+        <w:rPr>
+          <w:lang w:val="gu_IN" w:bidi="gu_IN"/>
+        </w:rPr>
+      </w:r>
+      <w:r>
+        <w:rPr>
+          <w:lang w:val="gu_IN" w:bidi="gu_IN"/>
+        </w:rPr>
+        <w:t>હિબ્રુઓ 10:11–14</w:t>
+      </w:r>
+    </w:p>
+    <w:p>
+      <w:pPr>
+        <w:pStyle w:val="ListBullet"/>
+        <w:spacing w:line="240" w:lineRule="auto"/>
+        <w:ind w:left="720"/>
+      </w:pPr>
+      <w:r>
+        <w:rPr>
+          <w:lang w:val="gu_IN" w:bidi="gu_IN"/>
+        </w:rPr>
+      </w:r>
+      <w:r>
+        <w:rPr>
+          <w:lang w:val="gu_IN" w:bidi="gu_IN"/>
+        </w:rPr>
+        <w:t>યર્મિયાનો વિલાપ 2:3–4</w:t>
+      </w:r>
+    </w:p>
+    <w:p>
+      <w:pPr>
+        <w:pStyle w:val="ListBullet"/>
+        <w:spacing w:line="240" w:lineRule="auto"/>
+        <w:ind w:left="720"/>
+      </w:pPr>
+      <w:r>
+        <w:rPr>
+          <w:lang w:val="gu_IN" w:bidi="gu_IN"/>
+        </w:rPr>
+      </w:r>
+      <w:r>
+        <w:rPr>
+          <w:lang w:val="gu_IN" w:bidi="gu_IN"/>
+        </w:rPr>
+        <w:t>માથ્થી 25:31–33</w:t>
+      </w:r>
+    </w:p>
+    <w:p>
+      <w:pPr>
+        <w:pStyle w:val="ListBullet"/>
+        <w:spacing w:line="240" w:lineRule="auto"/>
+        <w:ind w:left="720"/>
+      </w:pPr>
+      <w:r>
+        <w:rPr>
+          <w:lang w:val="gu_IN" w:bidi="gu_IN"/>
+        </w:rPr>
+      </w:r>
+      <w:r>
+        <w:rPr>
+          <w:lang w:val="gu_IN" w:bidi="gu_IN"/>
+        </w:rPr>
+        <w:t>માથ્થી 26:62–64</w:t>
+      </w:r>
+    </w:p>
+    <w:p>
+      <w:pPr>
+        <w:pStyle w:val="ListBullet"/>
+        <w:spacing w:line="240" w:lineRule="auto"/>
+        <w:ind w:left="720"/>
+      </w:pPr>
+      <w:r>
+        <w:rPr>
+          <w:lang w:val="gu_IN" w:bidi="gu_IN"/>
+        </w:rPr>
+      </w:r>
+      <w:r>
+        <w:rPr>
+          <w:lang w:val="gu_IN" w:bidi="gu_IN"/>
+        </w:rPr>
+        <w:t>ગીતશાસ્ત્ર 44:3–4</w:t>
+      </w:r>
+    </w:p>
+    <w:p>
+      <w:pPr>
+        <w:pStyle w:val="ListBullet"/>
+        <w:spacing w:line="240" w:lineRule="auto"/>
+        <w:ind w:left="720"/>
+      </w:pPr>
+      <w:r>
+        <w:rPr>
+          <w:lang w:val="gu_IN" w:bidi="gu_IN"/>
+        </w:rPr>
+      </w:r>
+      <w:r>
+        <w:rPr>
+          <w:lang w:val="gu_IN" w:bidi="gu_IN"/>
+        </w:rPr>
+        <w:t>પ્રકટીકરણ 2:1–2</w:t>
+      </w:r>
     </w:p>
     <w:p>
       <w:pPr>
@@ -2069,90 +1955,66 @@
           <w:lang w:val="gu_IN" w:bidi="gu_IN"/>
         </w:rPr>
       </w:r>
-      <w:hyperlink r:id="rId32">
-        <w:r>
-          <w:rPr>
-            <w:lang w:val="gu_IN" w:bidi="gu_IN"/>
-          </w:rPr>
-          <w:rPr>
-            <w:color w:val="0000EE"/>
-            <w:u w:val="single"/>
-          </w:rPr>
-          <w:t>2 કાળવૃતાંત 2:13–14</w:t>
-        </w:r>
-      </w:hyperlink>
-    </w:p>
-    <w:p>
-      <w:pPr>
-        <w:pStyle w:val="ListBullet"/>
-        <w:spacing w:line="240" w:lineRule="auto"/>
-        <w:ind w:left="720"/>
-      </w:pPr>
-      <w:r>
-        <w:rPr>
-          <w:lang w:val="gu_IN" w:bidi="gu_IN"/>
-        </w:rPr>
-      </w:r>
-      <w:hyperlink r:id="rId33">
-        <w:r>
-          <w:rPr>
-            <w:lang w:val="gu_IN" w:bidi="gu_IN"/>
-          </w:rPr>
-          <w:rPr>
-            <w:color w:val="0000EE"/>
-            <w:u w:val="single"/>
-          </w:rPr>
-          <w:t>દાનિયેલ 5:7</w:t>
-        </w:r>
-      </w:hyperlink>
-    </w:p>
-    <w:p>
-      <w:pPr>
-        <w:pStyle w:val="ListBullet"/>
-        <w:spacing w:line="240" w:lineRule="auto"/>
-        <w:ind w:left="720"/>
-      </w:pPr>
-      <w:r>
-        <w:rPr>
-          <w:lang w:val="gu_IN" w:bidi="gu_IN"/>
-        </w:rPr>
-      </w:r>
-      <w:hyperlink r:id="rId34">
-        <w:r>
-          <w:rPr>
-            <w:lang w:val="gu_IN" w:bidi="gu_IN"/>
-          </w:rPr>
-          <w:rPr>
-            <w:color w:val="0000EE"/>
-            <w:u w:val="single"/>
-          </w:rPr>
-          <w:t>દાનિયેલ 5:29–31</w:t>
-        </w:r>
-      </w:hyperlink>
-    </w:p>
-    <w:p>
-      <w:pPr>
-        <w:pStyle w:val="ListBullet"/>
-        <w:spacing w:line="240" w:lineRule="auto"/>
-        <w:ind w:left="720"/>
-      </w:pPr>
-      <w:r>
-        <w:rPr>
-          <w:lang w:val="gu_IN" w:bidi="gu_IN"/>
-        </w:rPr>
-      </w:r>
-      <w:hyperlink r:id="rId35">
-        <w:r>
-          <w:rPr>
-            <w:lang w:val="gu_IN" w:bidi="gu_IN"/>
-          </w:rPr>
-          <w:rPr>
-            <w:color w:val="0000EE"/>
-            <w:u w:val="single"/>
-          </w:rPr>
-          <w:t>નીતિવચનો 31:22–23</w:t>
-        </w:r>
-      </w:hyperlink>
+      <w:r>
+        <w:rPr>
+          <w:lang w:val="gu_IN" w:bidi="gu_IN"/>
+        </w:rPr>
+        <w:t>2 કાળવૃતાંત 2:13–14</w:t>
+      </w:r>
+    </w:p>
+    <w:p>
+      <w:pPr>
+        <w:pStyle w:val="ListBullet"/>
+        <w:spacing w:line="240" w:lineRule="auto"/>
+        <w:ind w:left="720"/>
+      </w:pPr>
+      <w:r>
+        <w:rPr>
+          <w:lang w:val="gu_IN" w:bidi="gu_IN"/>
+        </w:rPr>
+      </w:r>
+      <w:r>
+        <w:rPr>
+          <w:lang w:val="gu_IN" w:bidi="gu_IN"/>
+        </w:rPr>
+        <w:t>દાનિયેલ 5:7</w:t>
+      </w:r>
+    </w:p>
+    <w:p>
+      <w:pPr>
+        <w:pStyle w:val="ListBullet"/>
+        <w:spacing w:line="240" w:lineRule="auto"/>
+        <w:ind w:left="720"/>
+      </w:pPr>
+      <w:r>
+        <w:rPr>
+          <w:lang w:val="gu_IN" w:bidi="gu_IN"/>
+        </w:rPr>
+      </w:r>
+      <w:r>
+        <w:rPr>
+          <w:lang w:val="gu_IN" w:bidi="gu_IN"/>
+        </w:rPr>
+        <w:t>દાનિયેલ 5:29–31</w:t>
+      </w:r>
+    </w:p>
+    <w:p>
+      <w:pPr>
+        <w:pStyle w:val="ListBullet"/>
+        <w:spacing w:line="240" w:lineRule="auto"/>
+        <w:ind w:left="720"/>
+      </w:pPr>
+      <w:r>
+        <w:rPr>
+          <w:lang w:val="gu_IN" w:bidi="gu_IN"/>
+        </w:rPr>
+      </w:r>
+      <w:r>
+        <w:rPr>
+          <w:lang w:val="gu_IN" w:bidi="gu_IN"/>
+        </w:rPr>
+        <w:t>નીતિવચનો 31:22–23</w:t>
+      </w:r>
     </w:p>
     <w:p>
       <w:pPr>
@@ -2430,42 +2292,30 @@
           <w:lang w:val="gu_IN" w:bidi="gu_IN"/>
         </w:rPr>
       </w:r>
-      <w:hyperlink r:id="rId36">
-        <w:r>
-          <w:rPr>
-            <w:lang w:val="gu_IN" w:bidi="gu_IN"/>
-          </w:rPr>
-          <w:rPr>
-            <w:color w:val="0000EE"/>
-            <w:u w:val="single"/>
-          </w:rPr>
-          <w:t>લૂક 19:1–2</w:t>
-        </w:r>
-      </w:hyperlink>
-    </w:p>
-    <w:p>
-      <w:pPr>
-        <w:pStyle w:val="ListBullet"/>
-        <w:spacing w:line="240" w:lineRule="auto"/>
-        <w:ind w:left="720"/>
-      </w:pPr>
-      <w:r>
-        <w:rPr>
-          <w:lang w:val="gu_IN" w:bidi="gu_IN"/>
-        </w:rPr>
-      </w:r>
-      <w:hyperlink r:id="rId37">
-        <w:r>
-          <w:rPr>
-            <w:lang w:val="gu_IN" w:bidi="gu_IN"/>
-          </w:rPr>
-          <w:rPr>
-            <w:color w:val="0000EE"/>
-            <w:u w:val="single"/>
-          </w:rPr>
-          <w:t>લૂક 19:5–7</w:t>
-        </w:r>
-      </w:hyperlink>
+      <w:r>
+        <w:rPr>
+          <w:lang w:val="gu_IN" w:bidi="gu_IN"/>
+        </w:rPr>
+        <w:t>લૂક 19:1–2</w:t>
+      </w:r>
+    </w:p>
+    <w:p>
+      <w:pPr>
+        <w:pStyle w:val="ListBullet"/>
+        <w:spacing w:line="240" w:lineRule="auto"/>
+        <w:ind w:left="720"/>
+      </w:pPr>
+      <w:r>
+        <w:rPr>
+          <w:lang w:val="gu_IN" w:bidi="gu_IN"/>
+        </w:rPr>
+      </w:r>
+      <w:r>
+        <w:rPr>
+          <w:lang w:val="gu_IN" w:bidi="gu_IN"/>
+        </w:rPr>
+        <w:t>લૂક 19:5–7</w:t>
+      </w:r>
     </w:p>
     <w:p>
       <w:pPr>
@@ -2920,162 +2770,120 @@
           <w:lang w:val="gu_IN" w:bidi="gu_IN"/>
         </w:rPr>
       </w:r>
-      <w:hyperlink r:id="rId38">
-        <w:r>
-          <w:rPr>
-            <w:lang w:val="gu_IN" w:bidi="gu_IN"/>
-          </w:rPr>
-          <w:rPr>
-            <w:color w:val="0000EE"/>
-            <w:u w:val="single"/>
-          </w:rPr>
-          <w:t>1 કરિંથીઓ 2:12–13</w:t>
-        </w:r>
-      </w:hyperlink>
-    </w:p>
-    <w:p>
-      <w:pPr>
-        <w:pStyle w:val="ListBullet"/>
-        <w:spacing w:line="240" w:lineRule="auto"/>
-        <w:ind w:left="720"/>
-      </w:pPr>
-      <w:r>
-        <w:rPr>
-          <w:lang w:val="gu_IN" w:bidi="gu_IN"/>
-        </w:rPr>
-      </w:r>
-      <w:hyperlink r:id="rId39">
-        <w:r>
-          <w:rPr>
-            <w:lang w:val="gu_IN" w:bidi="gu_IN"/>
-          </w:rPr>
-          <w:rPr>
-            <w:color w:val="0000EE"/>
-            <w:u w:val="single"/>
-          </w:rPr>
-          <w:t>1 શમુએલ 17:46–47</w:t>
-        </w:r>
-      </w:hyperlink>
-    </w:p>
-    <w:p>
-      <w:pPr>
-        <w:pStyle w:val="ListBullet"/>
-        <w:spacing w:line="240" w:lineRule="auto"/>
-        <w:ind w:left="720"/>
-      </w:pPr>
-      <w:r>
-        <w:rPr>
-          <w:lang w:val="gu_IN" w:bidi="gu_IN"/>
-        </w:rPr>
-      </w:r>
-      <w:hyperlink r:id="rId40">
-        <w:r>
-          <w:rPr>
-            <w:lang w:val="gu_IN" w:bidi="gu_IN"/>
-          </w:rPr>
-          <w:rPr>
-            <w:color w:val="0000EE"/>
-            <w:u w:val="single"/>
-          </w:rPr>
-          <w:t>2 કરિંથીઓ 2:14–15</w:t>
-        </w:r>
-      </w:hyperlink>
-    </w:p>
-    <w:p>
-      <w:pPr>
-        <w:pStyle w:val="ListBullet"/>
-        <w:spacing w:line="240" w:lineRule="auto"/>
-        <w:ind w:left="720"/>
-      </w:pPr>
-      <w:r>
-        <w:rPr>
-          <w:lang w:val="gu_IN" w:bidi="gu_IN"/>
-        </w:rPr>
-      </w:r>
-      <w:hyperlink r:id="rId41">
-        <w:r>
-          <w:rPr>
-            <w:lang w:val="gu_IN" w:bidi="gu_IN"/>
-          </w:rPr>
-          <w:rPr>
-            <w:color w:val="0000EE"/>
-            <w:u w:val="single"/>
-          </w:rPr>
-          <w:t>2 પિત્તર 1:3–4</w:t>
-        </w:r>
-      </w:hyperlink>
-    </w:p>
-    <w:p>
-      <w:pPr>
-        <w:pStyle w:val="ListBullet"/>
-        <w:spacing w:line="240" w:lineRule="auto"/>
-        <w:ind w:left="720"/>
-      </w:pPr>
-      <w:r>
-        <w:rPr>
-          <w:lang w:val="gu_IN" w:bidi="gu_IN"/>
-        </w:rPr>
-      </w:r>
-      <w:hyperlink r:id="rId42">
-        <w:r>
-          <w:rPr>
-            <w:lang w:val="gu_IN" w:bidi="gu_IN"/>
-          </w:rPr>
-          <w:rPr>
-            <w:color w:val="0000EE"/>
-            <w:u w:val="single"/>
-          </w:rPr>
-          <w:t>પુનર્નિયમ 4:39–40</w:t>
-        </w:r>
-      </w:hyperlink>
-    </w:p>
-    <w:p>
-      <w:pPr>
-        <w:pStyle w:val="ListBullet"/>
-        <w:spacing w:line="240" w:lineRule="auto"/>
-        <w:ind w:left="720"/>
-      </w:pPr>
-      <w:r>
-        <w:rPr>
-          <w:lang w:val="gu_IN" w:bidi="gu_IN"/>
-        </w:rPr>
-      </w:r>
-      <w:hyperlink r:id="rId43">
-        <w:r>
-          <w:rPr>
-            <w:lang w:val="gu_IN" w:bidi="gu_IN"/>
-          </w:rPr>
-          <w:rPr>
-            <w:color w:val="0000EE"/>
-            <w:u w:val="single"/>
-          </w:rPr>
-          <w:t>ઉત્પત્તિ 19:4–5</w:t>
-        </w:r>
-      </w:hyperlink>
-    </w:p>
-    <w:p>
-      <w:pPr>
-        <w:pStyle w:val="ListBullet"/>
-        <w:spacing w:line="240" w:lineRule="auto"/>
-        <w:ind w:left="720"/>
-      </w:pPr>
-      <w:r>
-        <w:rPr>
-          <w:lang w:val="gu_IN" w:bidi="gu_IN"/>
-        </w:rPr>
-      </w:r>
-      <w:hyperlink r:id="rId44">
-        <w:r>
-          <w:rPr>
-            <w:lang w:val="gu_IN" w:bidi="gu_IN"/>
-          </w:rPr>
-          <w:rPr>
-            <w:color w:val="0000EE"/>
-            <w:u w:val="single"/>
-          </w:rPr>
-          <w:t>લૂક 1:76–77</w:t>
-        </w:r>
-      </w:hyperlink>
+      <w:r>
+        <w:rPr>
+          <w:lang w:val="gu_IN" w:bidi="gu_IN"/>
+        </w:rPr>
+        <w:t>1 કરિંથીઓ 2:12–13</w:t>
+      </w:r>
+    </w:p>
+    <w:p>
+      <w:pPr>
+        <w:pStyle w:val="ListBullet"/>
+        <w:spacing w:line="240" w:lineRule="auto"/>
+        <w:ind w:left="720"/>
+      </w:pPr>
+      <w:r>
+        <w:rPr>
+          <w:lang w:val="gu_IN" w:bidi="gu_IN"/>
+        </w:rPr>
+      </w:r>
+      <w:r>
+        <w:rPr>
+          <w:lang w:val="gu_IN" w:bidi="gu_IN"/>
+        </w:rPr>
+        <w:t>1 શમુએલ 17:46–47</w:t>
+      </w:r>
+    </w:p>
+    <w:p>
+      <w:pPr>
+        <w:pStyle w:val="ListBullet"/>
+        <w:spacing w:line="240" w:lineRule="auto"/>
+        <w:ind w:left="720"/>
+      </w:pPr>
+      <w:r>
+        <w:rPr>
+          <w:lang w:val="gu_IN" w:bidi="gu_IN"/>
+        </w:rPr>
+      </w:r>
+      <w:r>
+        <w:rPr>
+          <w:lang w:val="gu_IN" w:bidi="gu_IN"/>
+        </w:rPr>
+        <w:t>2 કરિંથીઓ 2:14–15</w:t>
+      </w:r>
+    </w:p>
+    <w:p>
+      <w:pPr>
+        <w:pStyle w:val="ListBullet"/>
+        <w:spacing w:line="240" w:lineRule="auto"/>
+        <w:ind w:left="720"/>
+      </w:pPr>
+      <w:r>
+        <w:rPr>
+          <w:lang w:val="gu_IN" w:bidi="gu_IN"/>
+        </w:rPr>
+      </w:r>
+      <w:r>
+        <w:rPr>
+          <w:lang w:val="gu_IN" w:bidi="gu_IN"/>
+        </w:rPr>
+        <w:t>2 પિત્તર 1:3–4</w:t>
+      </w:r>
+    </w:p>
+    <w:p>
+      <w:pPr>
+        <w:pStyle w:val="ListBullet"/>
+        <w:spacing w:line="240" w:lineRule="auto"/>
+        <w:ind w:left="720"/>
+      </w:pPr>
+      <w:r>
+        <w:rPr>
+          <w:lang w:val="gu_IN" w:bidi="gu_IN"/>
+        </w:rPr>
+      </w:r>
+      <w:r>
+        <w:rPr>
+          <w:lang w:val="gu_IN" w:bidi="gu_IN"/>
+        </w:rPr>
+        <w:t>પુનર્નિયમ 4:39–40</w:t>
+      </w:r>
+    </w:p>
+    <w:p>
+      <w:pPr>
+        <w:pStyle w:val="ListBullet"/>
+        <w:spacing w:line="240" w:lineRule="auto"/>
+        <w:ind w:left="720"/>
+      </w:pPr>
+      <w:r>
+        <w:rPr>
+          <w:lang w:val="gu_IN" w:bidi="gu_IN"/>
+        </w:rPr>
+      </w:r>
+      <w:r>
+        <w:rPr>
+          <w:lang w:val="gu_IN" w:bidi="gu_IN"/>
+        </w:rPr>
+        <w:t>ઉત્પત્તિ 19:4–5</w:t>
+      </w:r>
+    </w:p>
+    <w:p>
+      <w:pPr>
+        <w:pStyle w:val="ListBullet"/>
+        <w:spacing w:line="240" w:lineRule="auto"/>
+        <w:ind w:left="720"/>
+      </w:pPr>
+      <w:r>
+        <w:rPr>
+          <w:lang w:val="gu_IN" w:bidi="gu_IN"/>
+        </w:rPr>
+      </w:r>
+      <w:r>
+        <w:rPr>
+          <w:lang w:val="gu_IN" w:bidi="gu_IN"/>
+        </w:rPr>
+        <w:t>લૂક 1:76–77</w:t>
+      </w:r>
     </w:p>
     <w:p>
       <w:pPr>
@@ -3310,114 +3118,84 @@
           <w:lang w:val="gu_IN" w:bidi="gu_IN"/>
         </w:rPr>
       </w:r>
-      <w:hyperlink r:id="rId45">
-        <w:r>
-          <w:rPr>
-            <w:lang w:val="gu_IN" w:bidi="gu_IN"/>
-          </w:rPr>
-          <w:rPr>
-            <w:color w:val="0000EE"/>
-            <w:u w:val="single"/>
-          </w:rPr>
-          <w:t>1શમુએલ:17–19</w:t>
-        </w:r>
-      </w:hyperlink>
-    </w:p>
-    <w:p>
-      <w:pPr>
-        <w:pStyle w:val="ListBullet"/>
-        <w:spacing w:line="240" w:lineRule="auto"/>
-        <w:ind w:left="720"/>
-      </w:pPr>
-      <w:r>
-        <w:rPr>
-          <w:lang w:val="gu_IN" w:bidi="gu_IN"/>
-        </w:rPr>
-      </w:r>
-      <w:hyperlink r:id="rId46">
-        <w:r>
-          <w:rPr>
-            <w:lang w:val="gu_IN" w:bidi="gu_IN"/>
-          </w:rPr>
-          <w:rPr>
-            <w:color w:val="0000EE"/>
-            <w:u w:val="single"/>
-          </w:rPr>
-          <w:t>2રાજાઓ 17:16–18</w:t>
-        </w:r>
-      </w:hyperlink>
-    </w:p>
-    <w:p>
-      <w:pPr>
-        <w:pStyle w:val="ListBullet"/>
-        <w:spacing w:line="240" w:lineRule="auto"/>
-        <w:ind w:left="720"/>
-      </w:pPr>
-      <w:r>
-        <w:rPr>
-          <w:lang w:val="gu_IN" w:bidi="gu_IN"/>
-        </w:rPr>
-      </w:r>
-      <w:hyperlink r:id="rId47">
-        <w:r>
-          <w:rPr>
-            <w:lang w:val="gu_IN" w:bidi="gu_IN"/>
-          </w:rPr>
-          <w:rPr>
-            <w:color w:val="0000EE"/>
-            <w:u w:val="single"/>
-          </w:rPr>
-          <w:t>ઉત્પત્તિ 25:13–16</w:t>
-        </w:r>
-      </w:hyperlink>
-    </w:p>
-    <w:p>
-      <w:pPr>
-        <w:pStyle w:val="ListBullet"/>
-        <w:spacing w:line="240" w:lineRule="auto"/>
-        <w:ind w:left="720"/>
-      </w:pPr>
-      <w:r>
-        <w:rPr>
-          <w:lang w:val="gu_IN" w:bidi="gu_IN"/>
-        </w:rPr>
-      </w:r>
-      <w:hyperlink r:id="rId48">
-        <w:r>
-          <w:rPr>
-            <w:lang w:val="gu_IN" w:bidi="gu_IN"/>
-          </w:rPr>
-          <w:rPr>
-            <w:color w:val="0000EE"/>
-            <w:u w:val="single"/>
-          </w:rPr>
-          <w:t>ઉત્પત્તિ 49:16–18</w:t>
-        </w:r>
-      </w:hyperlink>
-    </w:p>
-    <w:p>
-      <w:pPr>
-        <w:pStyle w:val="ListBullet"/>
-        <w:spacing w:line="240" w:lineRule="auto"/>
-        <w:ind w:left="720"/>
-      </w:pPr>
-      <w:r>
-        <w:rPr>
-          <w:lang w:val="gu_IN" w:bidi="gu_IN"/>
-        </w:rPr>
-      </w:r>
-      <w:hyperlink r:id="rId49">
-        <w:r>
-          <w:rPr>
-            <w:lang w:val="gu_IN" w:bidi="gu_IN"/>
-          </w:rPr>
-          <w:rPr>
-            <w:color w:val="0000EE"/>
-            <w:u w:val="single"/>
-          </w:rPr>
-          <w:t>લુક 2:36–38</w:t>
-        </w:r>
-      </w:hyperlink>
+      <w:r>
+        <w:rPr>
+          <w:lang w:val="gu_IN" w:bidi="gu_IN"/>
+        </w:rPr>
+        <w:t>1શમુએલ:17–19</w:t>
+      </w:r>
+    </w:p>
+    <w:p>
+      <w:pPr>
+        <w:pStyle w:val="ListBullet"/>
+        <w:spacing w:line="240" w:lineRule="auto"/>
+        <w:ind w:left="720"/>
+      </w:pPr>
+      <w:r>
+        <w:rPr>
+          <w:lang w:val="gu_IN" w:bidi="gu_IN"/>
+        </w:rPr>
+      </w:r>
+      <w:r>
+        <w:rPr>
+          <w:lang w:val="gu_IN" w:bidi="gu_IN"/>
+        </w:rPr>
+        <w:t>2રાજાઓ 17:16–18</w:t>
+      </w:r>
+    </w:p>
+    <w:p>
+      <w:pPr>
+        <w:pStyle w:val="ListBullet"/>
+        <w:spacing w:line="240" w:lineRule="auto"/>
+        <w:ind w:left="720"/>
+      </w:pPr>
+      <w:r>
+        <w:rPr>
+          <w:lang w:val="gu_IN" w:bidi="gu_IN"/>
+        </w:rPr>
+      </w:r>
+      <w:r>
+        <w:rPr>
+          <w:lang w:val="gu_IN" w:bidi="gu_IN"/>
+        </w:rPr>
+        <w:t>ઉત્પત્તિ 25:13–16</w:t>
+      </w:r>
+    </w:p>
+    <w:p>
+      <w:pPr>
+        <w:pStyle w:val="ListBullet"/>
+        <w:spacing w:line="240" w:lineRule="auto"/>
+        <w:ind w:left="720"/>
+      </w:pPr>
+      <w:r>
+        <w:rPr>
+          <w:lang w:val="gu_IN" w:bidi="gu_IN"/>
+        </w:rPr>
+      </w:r>
+      <w:r>
+        <w:rPr>
+          <w:lang w:val="gu_IN" w:bidi="gu_IN"/>
+        </w:rPr>
+        <w:t>ઉત્પત્તિ 49:16–18</w:t>
+      </w:r>
+    </w:p>
+    <w:p>
+      <w:pPr>
+        <w:pStyle w:val="ListBullet"/>
+        <w:spacing w:line="240" w:lineRule="auto"/>
+        <w:ind w:left="720"/>
+      </w:pPr>
+      <w:r>
+        <w:rPr>
+          <w:lang w:val="gu_IN" w:bidi="gu_IN"/>
+        </w:rPr>
+      </w:r>
+      <w:r>
+        <w:rPr>
+          <w:lang w:val="gu_IN" w:bidi="gu_IN"/>
+        </w:rPr>
+        <w:t>લુક 2:36–38</w:t>
+      </w:r>
     </w:p>
     <w:p>
       <w:pPr>
@@ -3774,186 +3552,138 @@
           <w:lang w:val="gu_IN" w:bidi="gu_IN"/>
         </w:rPr>
       </w:r>
-      <w:hyperlink r:id="rId50">
-        <w:r>
-          <w:rPr>
-            <w:lang w:val="gu_IN" w:bidi="gu_IN"/>
-          </w:rPr>
-          <w:rPr>
-            <w:color w:val="0000EE"/>
-            <w:u w:val="single"/>
-          </w:rPr>
-          <w:t>પ્રેરિતો 15:19–21</w:t>
-        </w:r>
-      </w:hyperlink>
-    </w:p>
-    <w:p>
-      <w:pPr>
-        <w:pStyle w:val="ListBullet"/>
-        <w:spacing w:line="240" w:lineRule="auto"/>
-        <w:ind w:left="720"/>
-      </w:pPr>
-      <w:r>
-        <w:rPr>
-          <w:lang w:val="gu_IN" w:bidi="gu_IN"/>
-        </w:rPr>
-      </w:r>
-      <w:hyperlink r:id="rId51">
-        <w:r>
-          <w:rPr>
-            <w:lang w:val="gu_IN" w:bidi="gu_IN"/>
-          </w:rPr>
-          <w:rPr>
-            <w:color w:val="0000EE"/>
-            <w:u w:val="single"/>
-          </w:rPr>
-          <w:t>પ્રેરિતો 21:25–26</w:t>
-        </w:r>
-      </w:hyperlink>
-    </w:p>
-    <w:p>
-      <w:pPr>
-        <w:pStyle w:val="ListBullet"/>
-        <w:spacing w:line="240" w:lineRule="auto"/>
-        <w:ind w:left="720"/>
-      </w:pPr>
-      <w:r>
-        <w:rPr>
-          <w:lang w:val="gu_IN" w:bidi="gu_IN"/>
-        </w:rPr>
-      </w:r>
-      <w:hyperlink r:id="rId52">
-        <w:r>
-          <w:rPr>
-            <w:lang w:val="gu_IN" w:bidi="gu_IN"/>
-          </w:rPr>
-          <w:rPr>
-            <w:color w:val="0000EE"/>
-            <w:u w:val="single"/>
-          </w:rPr>
-          <w:t>કલોસ્સી 3:5–8</w:t>
-        </w:r>
-      </w:hyperlink>
-    </w:p>
-    <w:p>
-      <w:pPr>
-        <w:pStyle w:val="ListBullet"/>
-        <w:spacing w:line="240" w:lineRule="auto"/>
-        <w:ind w:left="720"/>
-      </w:pPr>
-      <w:r>
-        <w:rPr>
-          <w:lang w:val="gu_IN" w:bidi="gu_IN"/>
-        </w:rPr>
-      </w:r>
-      <w:hyperlink r:id="rId53">
-        <w:r>
-          <w:rPr>
-            <w:lang w:val="gu_IN" w:bidi="gu_IN"/>
-          </w:rPr>
-          <w:rPr>
-            <w:color w:val="0000EE"/>
-            <w:u w:val="single"/>
-          </w:rPr>
-          <w:t>એફેસી 5:3–4</w:t>
-        </w:r>
-      </w:hyperlink>
-    </w:p>
-    <w:p>
-      <w:pPr>
-        <w:pStyle w:val="ListBullet"/>
-        <w:spacing w:line="240" w:lineRule="auto"/>
-        <w:ind w:left="720"/>
-      </w:pPr>
-      <w:r>
-        <w:rPr>
-          <w:lang w:val="gu_IN" w:bidi="gu_IN"/>
-        </w:rPr>
-      </w:r>
-      <w:hyperlink r:id="rId54">
-        <w:r>
-          <w:rPr>
-            <w:lang w:val="gu_IN" w:bidi="gu_IN"/>
-          </w:rPr>
-          <w:rPr>
-            <w:color w:val="0000EE"/>
-            <w:u w:val="single"/>
-          </w:rPr>
-          <w:t>ઉત્પત્તિ 38:24–26</w:t>
-        </w:r>
-      </w:hyperlink>
-    </w:p>
-    <w:p>
-      <w:pPr>
-        <w:pStyle w:val="ListBullet"/>
-        <w:spacing w:line="240" w:lineRule="auto"/>
-        <w:ind w:left="720"/>
-      </w:pPr>
-      <w:r>
-        <w:rPr>
-          <w:lang w:val="gu_IN" w:bidi="gu_IN"/>
-        </w:rPr>
-      </w:r>
-      <w:hyperlink r:id="rId55">
-        <w:r>
-          <w:rPr>
-            <w:lang w:val="gu_IN" w:bidi="gu_IN"/>
-          </w:rPr>
-          <w:rPr>
-            <w:color w:val="0000EE"/>
-            <w:u w:val="single"/>
-          </w:rPr>
-          <w:t>હોશિયા 4:13–14</w:t>
-        </w:r>
-      </w:hyperlink>
-    </w:p>
-    <w:p>
-      <w:pPr>
-        <w:pStyle w:val="ListBullet"/>
-        <w:spacing w:line="240" w:lineRule="auto"/>
-        <w:ind w:left="720"/>
-      </w:pPr>
-      <w:r>
-        <w:rPr>
-          <w:lang w:val="gu_IN" w:bidi="gu_IN"/>
-        </w:rPr>
-      </w:r>
-      <w:hyperlink r:id="rId56">
-        <w:r>
-          <w:rPr>
-            <w:lang w:val="gu_IN" w:bidi="gu_IN"/>
-          </w:rPr>
-          <w:rPr>
-            <w:color w:val="0000EE"/>
-            <w:u w:val="single"/>
-          </w:rPr>
-          <w:t>માથ્થી 5:31–32</w:t>
-        </w:r>
-      </w:hyperlink>
-    </w:p>
-    <w:p>
-      <w:pPr>
-        <w:pStyle w:val="ListBullet"/>
-        <w:spacing w:line="240" w:lineRule="auto"/>
-        <w:ind w:left="720"/>
-      </w:pPr>
-      <w:r>
-        <w:rPr>
-          <w:lang w:val="gu_IN" w:bidi="gu_IN"/>
-        </w:rPr>
-      </w:r>
-      <w:hyperlink r:id="rId57">
-        <w:r>
-          <w:rPr>
-            <w:lang w:val="gu_IN" w:bidi="gu_IN"/>
-          </w:rPr>
-          <w:rPr>
-            <w:color w:val="0000EE"/>
-            <w:u w:val="single"/>
-          </w:rPr>
-          <w:t>માથ્થી 19:7–9</w:t>
-        </w:r>
-      </w:hyperlink>
+      <w:r>
+        <w:rPr>
+          <w:lang w:val="gu_IN" w:bidi="gu_IN"/>
+        </w:rPr>
+        <w:t>પ્રેરિતો 15:19–21</w:t>
+      </w:r>
+    </w:p>
+    <w:p>
+      <w:pPr>
+        <w:pStyle w:val="ListBullet"/>
+        <w:spacing w:line="240" w:lineRule="auto"/>
+        <w:ind w:left="720"/>
+      </w:pPr>
+      <w:r>
+        <w:rPr>
+          <w:lang w:val="gu_IN" w:bidi="gu_IN"/>
+        </w:rPr>
+      </w:r>
+      <w:r>
+        <w:rPr>
+          <w:lang w:val="gu_IN" w:bidi="gu_IN"/>
+        </w:rPr>
+        <w:t>પ્રેરિતો 21:25–26</w:t>
+      </w:r>
+    </w:p>
+    <w:p>
+      <w:pPr>
+        <w:pStyle w:val="ListBullet"/>
+        <w:spacing w:line="240" w:lineRule="auto"/>
+        <w:ind w:left="720"/>
+      </w:pPr>
+      <w:r>
+        <w:rPr>
+          <w:lang w:val="gu_IN" w:bidi="gu_IN"/>
+        </w:rPr>
+      </w:r>
+      <w:r>
+        <w:rPr>
+          <w:lang w:val="gu_IN" w:bidi="gu_IN"/>
+        </w:rPr>
+        <w:t>કલોસ્સી 3:5–8</w:t>
+      </w:r>
+    </w:p>
+    <w:p>
+      <w:pPr>
+        <w:pStyle w:val="ListBullet"/>
+        <w:spacing w:line="240" w:lineRule="auto"/>
+        <w:ind w:left="720"/>
+      </w:pPr>
+      <w:r>
+        <w:rPr>
+          <w:lang w:val="gu_IN" w:bidi="gu_IN"/>
+        </w:rPr>
+      </w:r>
+      <w:r>
+        <w:rPr>
+          <w:lang w:val="gu_IN" w:bidi="gu_IN"/>
+        </w:rPr>
+        <w:t>એફેસી 5:3–4</w:t>
+      </w:r>
+    </w:p>
+    <w:p>
+      <w:pPr>
+        <w:pStyle w:val="ListBullet"/>
+        <w:spacing w:line="240" w:lineRule="auto"/>
+        <w:ind w:left="720"/>
+      </w:pPr>
+      <w:r>
+        <w:rPr>
+          <w:lang w:val="gu_IN" w:bidi="gu_IN"/>
+        </w:rPr>
+      </w:r>
+      <w:r>
+        <w:rPr>
+          <w:lang w:val="gu_IN" w:bidi="gu_IN"/>
+        </w:rPr>
+        <w:t>ઉત્પત્તિ 38:24–26</w:t>
+      </w:r>
+    </w:p>
+    <w:p>
+      <w:pPr>
+        <w:pStyle w:val="ListBullet"/>
+        <w:spacing w:line="240" w:lineRule="auto"/>
+        <w:ind w:left="720"/>
+      </w:pPr>
+      <w:r>
+        <w:rPr>
+          <w:lang w:val="gu_IN" w:bidi="gu_IN"/>
+        </w:rPr>
+      </w:r>
+      <w:r>
+        <w:rPr>
+          <w:lang w:val="gu_IN" w:bidi="gu_IN"/>
+        </w:rPr>
+        <w:t>હોશિયા 4:13–14</w:t>
+      </w:r>
+    </w:p>
+    <w:p>
+      <w:pPr>
+        <w:pStyle w:val="ListBullet"/>
+        <w:spacing w:line="240" w:lineRule="auto"/>
+        <w:ind w:left="720"/>
+      </w:pPr>
+      <w:r>
+        <w:rPr>
+          <w:lang w:val="gu_IN" w:bidi="gu_IN"/>
+        </w:rPr>
+      </w:r>
+      <w:r>
+        <w:rPr>
+          <w:lang w:val="gu_IN" w:bidi="gu_IN"/>
+        </w:rPr>
+        <w:t>માથ્થી 5:31–32</w:t>
+      </w:r>
+    </w:p>
+    <w:p>
+      <w:pPr>
+        <w:pStyle w:val="ListBullet"/>
+        <w:spacing w:line="240" w:lineRule="auto"/>
+        <w:ind w:left="720"/>
+      </w:pPr>
+      <w:r>
+        <w:rPr>
+          <w:lang w:val="gu_IN" w:bidi="gu_IN"/>
+        </w:rPr>
+      </w:r>
+      <w:r>
+        <w:rPr>
+          <w:lang w:val="gu_IN" w:bidi="gu_IN"/>
+        </w:rPr>
+        <w:t>માથ્થી 19:7–9</w:t>
+      </w:r>
     </w:p>
     <w:p>
       <w:pPr>
@@ -4218,90 +3948,66 @@
           <w:lang w:val="gu_IN" w:bidi="gu_IN"/>
         </w:rPr>
       </w:r>
-      <w:hyperlink r:id="rId58">
-        <w:r>
-          <w:rPr>
-            <w:lang w:val="gu_IN" w:bidi="gu_IN"/>
-          </w:rPr>
-          <w:rPr>
-            <w:color w:val="0000EE"/>
-            <w:u w:val="single"/>
-          </w:rPr>
-          <w:t>ઉત્પત્તિ 41:7–8</w:t>
-        </w:r>
-      </w:hyperlink>
-    </w:p>
-    <w:p>
-      <w:pPr>
-        <w:pStyle w:val="ListBullet"/>
-        <w:spacing w:line="240" w:lineRule="auto"/>
-        <w:ind w:left="720"/>
-      </w:pPr>
-      <w:r>
-        <w:rPr>
-          <w:lang w:val="gu_IN" w:bidi="gu_IN"/>
-        </w:rPr>
-      </w:r>
-      <w:hyperlink r:id="rId59">
-        <w:r>
-          <w:rPr>
-            <w:lang w:val="gu_IN" w:bidi="gu_IN"/>
-          </w:rPr>
-          <w:rPr>
-            <w:color w:val="0000EE"/>
-            <w:u w:val="single"/>
-          </w:rPr>
-          <w:t>ઉત્પત્તિ 41:22–24</w:t>
-        </w:r>
-      </w:hyperlink>
-    </w:p>
-    <w:p>
-      <w:pPr>
-        <w:pStyle w:val="ListBullet"/>
-        <w:spacing w:line="240" w:lineRule="auto"/>
-        <w:ind w:left="720"/>
-      </w:pPr>
-      <w:r>
-        <w:rPr>
-          <w:lang w:val="gu_IN" w:bidi="gu_IN"/>
-        </w:rPr>
-      </w:r>
-      <w:hyperlink r:id="rId60">
-        <w:r>
-          <w:rPr>
-            <w:lang w:val="gu_IN" w:bidi="gu_IN"/>
-          </w:rPr>
-          <w:rPr>
-            <w:color w:val="0000EE"/>
-            <w:u w:val="single"/>
-          </w:rPr>
-          <w:t>ઉત્પત્તિ 44:3–5</w:t>
-        </w:r>
-      </w:hyperlink>
-    </w:p>
-    <w:p>
-      <w:pPr>
-        <w:pStyle w:val="ListBullet"/>
-        <w:spacing w:line="240" w:lineRule="auto"/>
-        <w:ind w:left="720"/>
-      </w:pPr>
-      <w:r>
-        <w:rPr>
-          <w:lang w:val="gu_IN" w:bidi="gu_IN"/>
-        </w:rPr>
-      </w:r>
-      <w:hyperlink r:id="rId61">
-        <w:r>
-          <w:rPr>
-            <w:lang w:val="gu_IN" w:bidi="gu_IN"/>
-          </w:rPr>
-          <w:rPr>
-            <w:color w:val="0000EE"/>
-            <w:u w:val="single"/>
-          </w:rPr>
-          <w:t>ઉત્પત્તિ 44:14–15</w:t>
-        </w:r>
-      </w:hyperlink>
+      <w:r>
+        <w:rPr>
+          <w:lang w:val="gu_IN" w:bidi="gu_IN"/>
+        </w:rPr>
+        <w:t>ઉત્પત્તિ 41:7–8</w:t>
+      </w:r>
+    </w:p>
+    <w:p>
+      <w:pPr>
+        <w:pStyle w:val="ListBullet"/>
+        <w:spacing w:line="240" w:lineRule="auto"/>
+        <w:ind w:left="720"/>
+      </w:pPr>
+      <w:r>
+        <w:rPr>
+          <w:lang w:val="gu_IN" w:bidi="gu_IN"/>
+        </w:rPr>
+      </w:r>
+      <w:r>
+        <w:rPr>
+          <w:lang w:val="gu_IN" w:bidi="gu_IN"/>
+        </w:rPr>
+        <w:t>ઉત્પત્તિ 41:22–24</w:t>
+      </w:r>
+    </w:p>
+    <w:p>
+      <w:pPr>
+        <w:pStyle w:val="ListBullet"/>
+        <w:spacing w:line="240" w:lineRule="auto"/>
+        <w:ind w:left="720"/>
+      </w:pPr>
+      <w:r>
+        <w:rPr>
+          <w:lang w:val="gu_IN" w:bidi="gu_IN"/>
+        </w:rPr>
+      </w:r>
+      <w:r>
+        <w:rPr>
+          <w:lang w:val="gu_IN" w:bidi="gu_IN"/>
+        </w:rPr>
+        <w:t>ઉત્પત્તિ 44:3–5</w:t>
+      </w:r>
+    </w:p>
+    <w:p>
+      <w:pPr>
+        <w:pStyle w:val="ListBullet"/>
+        <w:spacing w:line="240" w:lineRule="auto"/>
+        <w:ind w:left="720"/>
+      </w:pPr>
+      <w:r>
+        <w:rPr>
+          <w:lang w:val="gu_IN" w:bidi="gu_IN"/>
+        </w:rPr>
+      </w:r>
+      <w:r>
+        <w:rPr>
+          <w:lang w:val="gu_IN" w:bidi="gu_IN"/>
+        </w:rPr>
+        <w:t>ઉત્પત્તિ 44:14–15</w:t>
+      </w:r>
     </w:p>
     <w:p>
       <w:pPr>
@@ -4603,90 +4309,66 @@
         </w:rPr>
         <w:t xml:space="preserve">.* </w:t>
       </w:r>
-      <w:hyperlink r:id="rId62">
-        <w:r>
-          <w:rPr>
-            <w:lang w:val="gu_IN" w:bidi="gu_IN"/>
-          </w:rPr>
-          <w:rPr>
-            <w:color w:val="0000EE"/>
-            <w:u w:val="single"/>
-          </w:rPr>
-          <w:t>પ્રેરિતોના કૃત્યો 8:9–11</w:t>
-        </w:r>
-      </w:hyperlink>
-    </w:p>
-    <w:p>
-      <w:pPr>
-        <w:pStyle w:val="ListBullet"/>
-        <w:spacing w:line="240" w:lineRule="auto"/>
-        <w:ind w:left="720"/>
-      </w:pPr>
-      <w:r>
-        <w:rPr>
-          <w:lang w:val="gu_IN" w:bidi="gu_IN"/>
-        </w:rPr>
-      </w:r>
-      <w:hyperlink r:id="rId63">
-        <w:r>
-          <w:rPr>
-            <w:lang w:val="gu_IN" w:bidi="gu_IN"/>
-          </w:rPr>
-          <w:rPr>
-            <w:color w:val="0000EE"/>
-            <w:u w:val="single"/>
-          </w:rPr>
-          <w:t>નિર્ગમન 7:11–13</w:t>
-        </w:r>
-      </w:hyperlink>
-    </w:p>
-    <w:p>
-      <w:pPr>
-        <w:pStyle w:val="ListBullet"/>
-        <w:spacing w:line="240" w:lineRule="auto"/>
-        <w:ind w:left="720"/>
-      </w:pPr>
-      <w:r>
-        <w:rPr>
-          <w:lang w:val="gu_IN" w:bidi="gu_IN"/>
-        </w:rPr>
-      </w:r>
-      <w:hyperlink r:id="rId64">
-        <w:r>
-          <w:rPr>
-            <w:lang w:val="gu_IN" w:bidi="gu_IN"/>
-          </w:rPr>
-          <w:rPr>
-            <w:color w:val="0000EE"/>
-            <w:u w:val="single"/>
-          </w:rPr>
-          <w:t>ગલાતીઓને પત્ર 5:19–21</w:t>
-        </w:r>
-      </w:hyperlink>
-    </w:p>
-    <w:p>
-      <w:pPr>
-        <w:pStyle w:val="ListBullet"/>
-        <w:spacing w:line="240" w:lineRule="auto"/>
-        <w:ind w:left="720"/>
-      </w:pPr>
-      <w:r>
-        <w:rPr>
-          <w:lang w:val="gu_IN" w:bidi="gu_IN"/>
-        </w:rPr>
-      </w:r>
-      <w:hyperlink r:id="rId65">
-        <w:r>
-          <w:rPr>
-            <w:lang w:val="gu_IN" w:bidi="gu_IN"/>
-          </w:rPr>
-          <w:rPr>
-            <w:color w:val="0000EE"/>
-            <w:u w:val="single"/>
-          </w:rPr>
-          <w:t>પ્રકટીકરણ 9:20–21</w:t>
-        </w:r>
-      </w:hyperlink>
+      <w:r>
+        <w:rPr>
+          <w:lang w:val="gu_IN" w:bidi="gu_IN"/>
+        </w:rPr>
+        <w:t>પ્રેરિતોના કૃત્યો 8:9–11</w:t>
+      </w:r>
+    </w:p>
+    <w:p>
+      <w:pPr>
+        <w:pStyle w:val="ListBullet"/>
+        <w:spacing w:line="240" w:lineRule="auto"/>
+        <w:ind w:left="720"/>
+      </w:pPr>
+      <w:r>
+        <w:rPr>
+          <w:lang w:val="gu_IN" w:bidi="gu_IN"/>
+        </w:rPr>
+      </w:r>
+      <w:r>
+        <w:rPr>
+          <w:lang w:val="gu_IN" w:bidi="gu_IN"/>
+        </w:rPr>
+        <w:t>નિર્ગમન 7:11–13</w:t>
+      </w:r>
+    </w:p>
+    <w:p>
+      <w:pPr>
+        <w:pStyle w:val="ListBullet"/>
+        <w:spacing w:line="240" w:lineRule="auto"/>
+        <w:ind w:left="720"/>
+      </w:pPr>
+      <w:r>
+        <w:rPr>
+          <w:lang w:val="gu_IN" w:bidi="gu_IN"/>
+        </w:rPr>
+      </w:r>
+      <w:r>
+        <w:rPr>
+          <w:lang w:val="gu_IN" w:bidi="gu_IN"/>
+        </w:rPr>
+        <w:t>ગલાતીઓને પત્ર 5:19–21</w:t>
+      </w:r>
+    </w:p>
+    <w:p>
+      <w:pPr>
+        <w:pStyle w:val="ListBullet"/>
+        <w:spacing w:line="240" w:lineRule="auto"/>
+        <w:ind w:left="720"/>
+      </w:pPr>
+      <w:r>
+        <w:rPr>
+          <w:lang w:val="gu_IN" w:bidi="gu_IN"/>
+        </w:rPr>
+      </w:r>
+      <w:r>
+        <w:rPr>
+          <w:lang w:val="gu_IN" w:bidi="gu_IN"/>
+        </w:rPr>
+        <w:t>પ્રકટીકરણ 9:20–21</w:t>
+      </w:r>
     </w:p>
     <w:p>
       <w:pPr>
@@ -4998,138 +4680,102 @@
           <w:lang w:val="gu_IN" w:bidi="gu_IN"/>
         </w:rPr>
       </w:r>
-      <w:hyperlink r:id="rId66">
-        <w:r>
-          <w:rPr>
-            <w:lang w:val="gu_IN" w:bidi="gu_IN"/>
-          </w:rPr>
-          <w:rPr>
-            <w:color w:val="0000EE"/>
-            <w:u w:val="single"/>
-          </w:rPr>
-          <w:t>1 કરિંથી 15:31–32</w:t>
-        </w:r>
-      </w:hyperlink>
-    </w:p>
-    <w:p>
-      <w:pPr>
-        <w:pStyle w:val="ListBullet"/>
-        <w:spacing w:line="240" w:lineRule="auto"/>
-        <w:ind w:left="720"/>
-      </w:pPr>
-      <w:r>
-        <w:rPr>
-          <w:lang w:val="gu_IN" w:bidi="gu_IN"/>
-        </w:rPr>
-      </w:r>
-      <w:hyperlink r:id="rId67">
-        <w:r>
-          <w:rPr>
-            <w:lang w:val="gu_IN" w:bidi="gu_IN"/>
-          </w:rPr>
-          <w:rPr>
-            <w:color w:val="0000EE"/>
-            <w:u w:val="single"/>
-          </w:rPr>
-          <w:t>1 શમુએલ 17:44–45</w:t>
-        </w:r>
-      </w:hyperlink>
-    </w:p>
-    <w:p>
-      <w:pPr>
-        <w:pStyle w:val="ListBullet"/>
-        <w:spacing w:line="240" w:lineRule="auto"/>
-        <w:ind w:left="720"/>
-      </w:pPr>
-      <w:r>
-        <w:rPr>
-          <w:lang w:val="gu_IN" w:bidi="gu_IN"/>
-        </w:rPr>
-      </w:r>
-      <w:hyperlink r:id="rId68">
-        <w:r>
-          <w:rPr>
-            <w:lang w:val="gu_IN" w:bidi="gu_IN"/>
-          </w:rPr>
-          <w:rPr>
-            <w:color w:val="0000EE"/>
-            <w:u w:val="single"/>
-          </w:rPr>
-          <w:t>2 કાળવૃતાંત 25:18–19</w:t>
-        </w:r>
-      </w:hyperlink>
-    </w:p>
-    <w:p>
-      <w:pPr>
-        <w:pStyle w:val="ListBullet"/>
-        <w:spacing w:line="240" w:lineRule="auto"/>
-        <w:ind w:left="720"/>
-      </w:pPr>
-      <w:r>
-        <w:rPr>
-          <w:lang w:val="gu_IN" w:bidi="gu_IN"/>
-        </w:rPr>
-      </w:r>
-      <w:hyperlink r:id="rId69">
-        <w:r>
-          <w:rPr>
-            <w:lang w:val="gu_IN" w:bidi="gu_IN"/>
-          </w:rPr>
-          <w:rPr>
-            <w:color w:val="0000EE"/>
-            <w:u w:val="single"/>
-          </w:rPr>
-          <w:t>યર્મિયા 16:1–4</w:t>
-        </w:r>
-      </w:hyperlink>
-    </w:p>
-    <w:p>
-      <w:pPr>
-        <w:pStyle w:val="ListBullet"/>
-        <w:spacing w:line="240" w:lineRule="auto"/>
-        <w:ind w:left="720"/>
-      </w:pPr>
-      <w:r>
-        <w:rPr>
-          <w:lang w:val="gu_IN" w:bidi="gu_IN"/>
-        </w:rPr>
-      </w:r>
-      <w:hyperlink r:id="rId70">
-        <w:r>
-          <w:rPr>
-            <w:lang w:val="gu_IN" w:bidi="gu_IN"/>
-          </w:rPr>
-          <w:rPr>
-            <w:color w:val="0000EE"/>
-            <w:u w:val="single"/>
-          </w:rPr>
-          <w:t>લેવીય 7:21</w:t>
-        </w:r>
-      </w:hyperlink>
-    </w:p>
-    <w:p>
-      <w:pPr>
-        <w:pStyle w:val="ListBullet"/>
-        <w:spacing w:line="240" w:lineRule="auto"/>
-        <w:ind w:left="720"/>
-      </w:pPr>
-      <w:r>
-        <w:rPr>
-          <w:lang w:val="gu_IN" w:bidi="gu_IN"/>
-        </w:rPr>
-      </w:r>
-      <w:hyperlink r:id="rId71">
-        <w:r>
-          <w:rPr>
-            <w:lang w:val="gu_IN" w:bidi="gu_IN"/>
-          </w:rPr>
-          <w:rPr>
-            <w:color w:val="0000EE"/>
-            <w:u w:val="single"/>
-          </w:rPr>
-          <w:t>ગીતશાસ્ત્ર 49:12–13</w:t>
-        </w:r>
-      </w:hyperlink>
+      <w:r>
+        <w:rPr>
+          <w:lang w:val="gu_IN" w:bidi="gu_IN"/>
+        </w:rPr>
+        <w:t>1 કરિંથી 15:31–32</w:t>
+      </w:r>
+    </w:p>
+    <w:p>
+      <w:pPr>
+        <w:pStyle w:val="ListBullet"/>
+        <w:spacing w:line="240" w:lineRule="auto"/>
+        <w:ind w:left="720"/>
+      </w:pPr>
+      <w:r>
+        <w:rPr>
+          <w:lang w:val="gu_IN" w:bidi="gu_IN"/>
+        </w:rPr>
+      </w:r>
+      <w:r>
+        <w:rPr>
+          <w:lang w:val="gu_IN" w:bidi="gu_IN"/>
+        </w:rPr>
+        <w:t>1 શમુએલ 17:44–45</w:t>
+      </w:r>
+    </w:p>
+    <w:p>
+      <w:pPr>
+        <w:pStyle w:val="ListBullet"/>
+        <w:spacing w:line="240" w:lineRule="auto"/>
+        <w:ind w:left="720"/>
+      </w:pPr>
+      <w:r>
+        <w:rPr>
+          <w:lang w:val="gu_IN" w:bidi="gu_IN"/>
+        </w:rPr>
+      </w:r>
+      <w:r>
+        <w:rPr>
+          <w:lang w:val="gu_IN" w:bidi="gu_IN"/>
+        </w:rPr>
+        <w:t>2 કાળવૃતાંત 25:18–19</w:t>
+      </w:r>
+    </w:p>
+    <w:p>
+      <w:pPr>
+        <w:pStyle w:val="ListBullet"/>
+        <w:spacing w:line="240" w:lineRule="auto"/>
+        <w:ind w:left="720"/>
+      </w:pPr>
+      <w:r>
+        <w:rPr>
+          <w:lang w:val="gu_IN" w:bidi="gu_IN"/>
+        </w:rPr>
+      </w:r>
+      <w:r>
+        <w:rPr>
+          <w:lang w:val="gu_IN" w:bidi="gu_IN"/>
+        </w:rPr>
+        <w:t>યર્મિયા 16:1–4</w:t>
+      </w:r>
+    </w:p>
+    <w:p>
+      <w:pPr>
+        <w:pStyle w:val="ListBullet"/>
+        <w:spacing w:line="240" w:lineRule="auto"/>
+        <w:ind w:left="720"/>
+      </w:pPr>
+      <w:r>
+        <w:rPr>
+          <w:lang w:val="gu_IN" w:bidi="gu_IN"/>
+        </w:rPr>
+      </w:r>
+      <w:r>
+        <w:rPr>
+          <w:lang w:val="gu_IN" w:bidi="gu_IN"/>
+        </w:rPr>
+        <w:t>લેવીય 7:21</w:t>
+      </w:r>
+    </w:p>
+    <w:p>
+      <w:pPr>
+        <w:pStyle w:val="ListBullet"/>
+        <w:spacing w:line="240" w:lineRule="auto"/>
+        <w:ind w:left="720"/>
+      </w:pPr>
+      <w:r>
+        <w:rPr>
+          <w:lang w:val="gu_IN" w:bidi="gu_IN"/>
+        </w:rPr>
+      </w:r>
+      <w:r>
+        <w:rPr>
+          <w:lang w:val="gu_IN" w:bidi="gu_IN"/>
+        </w:rPr>
+        <w:t>ગીતશાસ્ત્ર 49:12–13</w:t>
+      </w:r>
     </w:p>
     <w:p>
       <w:pPr>
@@ -5368,138 +5014,102 @@
           <w:lang w:val="gu_IN" w:bidi="gu_IN"/>
         </w:rPr>
       </w:r>
-      <w:hyperlink r:id="rId72">
-        <w:r>
-          <w:rPr>
-            <w:lang w:val="gu_IN" w:bidi="gu_IN"/>
-          </w:rPr>
-          <w:rPr>
-            <w:color w:val="0000EE"/>
-            <w:u w:val="single"/>
-          </w:rPr>
-          <w:t>1 કાળવૃતાંત 16:23–24</w:t>
-        </w:r>
-      </w:hyperlink>
-    </w:p>
-    <w:p>
-      <w:pPr>
-        <w:pStyle w:val="ListBullet"/>
-        <w:spacing w:line="240" w:lineRule="auto"/>
-        <w:ind w:left="720"/>
-      </w:pPr>
-      <w:r>
-        <w:rPr>
-          <w:lang w:val="gu_IN" w:bidi="gu_IN"/>
-        </w:rPr>
-      </w:r>
-      <w:hyperlink r:id="rId66">
-        <w:r>
-          <w:rPr>
-            <w:lang w:val="gu_IN" w:bidi="gu_IN"/>
-          </w:rPr>
-          <w:rPr>
-            <w:color w:val="0000EE"/>
-            <w:u w:val="single"/>
-          </w:rPr>
-          <w:t>1 કરિંથી 15:31–32</w:t>
-        </w:r>
-      </w:hyperlink>
-    </w:p>
-    <w:p>
-      <w:pPr>
-        <w:pStyle w:val="ListBullet"/>
-        <w:spacing w:line="240" w:lineRule="auto"/>
-        <w:ind w:left="720"/>
-      </w:pPr>
-      <w:r>
-        <w:rPr>
-          <w:lang w:val="gu_IN" w:bidi="gu_IN"/>
-        </w:rPr>
-      </w:r>
-      <w:hyperlink r:id="rId73">
-        <w:r>
-          <w:rPr>
-            <w:lang w:val="gu_IN" w:bidi="gu_IN"/>
-          </w:rPr>
-          <w:rPr>
-            <w:color w:val="0000EE"/>
-            <w:u w:val="single"/>
-          </w:rPr>
-          <w:t>1 શમુએલ 24:17–18</w:t>
-        </w:r>
-      </w:hyperlink>
-    </w:p>
-    <w:p>
-      <w:pPr>
-        <w:pStyle w:val="ListBullet"/>
-        <w:spacing w:line="240" w:lineRule="auto"/>
-        <w:ind w:left="720"/>
-      </w:pPr>
-      <w:r>
-        <w:rPr>
-          <w:lang w:val="gu_IN" w:bidi="gu_IN"/>
-        </w:rPr>
-      </w:r>
-      <w:hyperlink r:id="rId74">
-        <w:r>
-          <w:rPr>
-            <w:lang w:val="gu_IN" w:bidi="gu_IN"/>
-          </w:rPr>
-          <w:rPr>
-            <w:color w:val="0000EE"/>
-            <w:u w:val="single"/>
-          </w:rPr>
-          <w:t>આમોસ 2:15–16</w:t>
-        </w:r>
-      </w:hyperlink>
-    </w:p>
-    <w:p>
-      <w:pPr>
-        <w:pStyle w:val="ListBullet"/>
-        <w:spacing w:line="240" w:lineRule="auto"/>
-        <w:ind w:left="720"/>
-      </w:pPr>
-      <w:r>
-        <w:rPr>
-          <w:lang w:val="gu_IN" w:bidi="gu_IN"/>
-        </w:rPr>
-      </w:r>
-      <w:hyperlink r:id="rId75">
-        <w:r>
-          <w:rPr>
-            <w:lang w:val="gu_IN" w:bidi="gu_IN"/>
-          </w:rPr>
-          <w:rPr>
-            <w:color w:val="0000EE"/>
-            <w:u w:val="single"/>
-          </w:rPr>
-          <w:t>હઝકિયેલ 5:11–12</w:t>
-        </w:r>
-      </w:hyperlink>
-    </w:p>
-    <w:p>
-      <w:pPr>
-        <w:pStyle w:val="ListBullet"/>
-        <w:spacing w:line="240" w:lineRule="auto"/>
-        <w:ind w:left="720"/>
-      </w:pPr>
-      <w:r>
-        <w:rPr>
-          <w:lang w:val="gu_IN" w:bidi="gu_IN"/>
-        </w:rPr>
-      </w:r>
-      <w:hyperlink r:id="rId76">
-        <w:r>
-          <w:rPr>
-            <w:lang w:val="gu_IN" w:bidi="gu_IN"/>
-          </w:rPr>
-          <w:rPr>
-            <w:color w:val="0000EE"/>
-            <w:u w:val="single"/>
-          </w:rPr>
-          <w:t>માથ્થી 7:21–23</w:t>
-        </w:r>
-      </w:hyperlink>
+      <w:r>
+        <w:rPr>
+          <w:lang w:val="gu_IN" w:bidi="gu_IN"/>
+        </w:rPr>
+        <w:t>1 કાળવૃતાંત 16:23–24</w:t>
+      </w:r>
+    </w:p>
+    <w:p>
+      <w:pPr>
+        <w:pStyle w:val="ListBullet"/>
+        <w:spacing w:line="240" w:lineRule="auto"/>
+        <w:ind w:left="720"/>
+      </w:pPr>
+      <w:r>
+        <w:rPr>
+          <w:lang w:val="gu_IN" w:bidi="gu_IN"/>
+        </w:rPr>
+      </w:r>
+      <w:r>
+        <w:rPr>
+          <w:lang w:val="gu_IN" w:bidi="gu_IN"/>
+        </w:rPr>
+        <w:t>1 કરિંથી 15:31–32</w:t>
+      </w:r>
+    </w:p>
+    <w:p>
+      <w:pPr>
+        <w:pStyle w:val="ListBullet"/>
+        <w:spacing w:line="240" w:lineRule="auto"/>
+        <w:ind w:left="720"/>
+      </w:pPr>
+      <w:r>
+        <w:rPr>
+          <w:lang w:val="gu_IN" w:bidi="gu_IN"/>
+        </w:rPr>
+      </w:r>
+      <w:r>
+        <w:rPr>
+          <w:lang w:val="gu_IN" w:bidi="gu_IN"/>
+        </w:rPr>
+        <w:t>1 શમુએલ 24:17–18</w:t>
+      </w:r>
+    </w:p>
+    <w:p>
+      <w:pPr>
+        <w:pStyle w:val="ListBullet"/>
+        <w:spacing w:line="240" w:lineRule="auto"/>
+        <w:ind w:left="720"/>
+      </w:pPr>
+      <w:r>
+        <w:rPr>
+          <w:lang w:val="gu_IN" w:bidi="gu_IN"/>
+        </w:rPr>
+      </w:r>
+      <w:r>
+        <w:rPr>
+          <w:lang w:val="gu_IN" w:bidi="gu_IN"/>
+        </w:rPr>
+        <w:t>આમોસ 2:15–16</w:t>
+      </w:r>
+    </w:p>
+    <w:p>
+      <w:pPr>
+        <w:pStyle w:val="ListBullet"/>
+        <w:spacing w:line="240" w:lineRule="auto"/>
+        <w:ind w:left="720"/>
+      </w:pPr>
+      <w:r>
+        <w:rPr>
+          <w:lang w:val="gu_IN" w:bidi="gu_IN"/>
+        </w:rPr>
+      </w:r>
+      <w:r>
+        <w:rPr>
+          <w:lang w:val="gu_IN" w:bidi="gu_IN"/>
+        </w:rPr>
+        <w:t>હઝકિયેલ 5:11–12</w:t>
+      </w:r>
+    </w:p>
+    <w:p>
+      <w:pPr>
+        <w:pStyle w:val="ListBullet"/>
+        <w:spacing w:line="240" w:lineRule="auto"/>
+        <w:ind w:left="720"/>
+      </w:pPr>
+      <w:r>
+        <w:rPr>
+          <w:lang w:val="gu_IN" w:bidi="gu_IN"/>
+        </w:rPr>
+      </w:r>
+      <w:r>
+        <w:rPr>
+          <w:lang w:val="gu_IN" w:bidi="gu_IN"/>
+        </w:rPr>
+        <w:t>માથ્થી 7:21–23</w:t>
+      </w:r>
     </w:p>
     <w:p>
       <w:pPr>
@@ -5820,90 +5430,66 @@
           <w:lang w:val="gu_IN" w:bidi="gu_IN"/>
         </w:rPr>
       </w:r>
-      <w:hyperlink r:id="rId77">
-        <w:r>
-          <w:rPr>
-            <w:lang w:val="gu_IN" w:bidi="gu_IN"/>
-          </w:rPr>
-          <w:rPr>
-            <w:color w:val="0000EE"/>
-            <w:u w:val="single"/>
-          </w:rPr>
-          <w:t>સભાશિક્ષક 7:26</w:t>
-        </w:r>
-      </w:hyperlink>
-    </w:p>
-    <w:p>
-      <w:pPr>
-        <w:pStyle w:val="ListBullet"/>
-        <w:spacing w:line="240" w:lineRule="auto"/>
-        <w:ind w:left="720"/>
-      </w:pPr>
-      <w:r>
-        <w:rPr>
-          <w:lang w:val="gu_IN" w:bidi="gu_IN"/>
-        </w:rPr>
-      </w:r>
-      <w:hyperlink r:id="rId78">
-        <w:r>
-          <w:rPr>
-            <w:lang w:val="gu_IN" w:bidi="gu_IN"/>
-          </w:rPr>
-          <w:rPr>
-            <w:color w:val="0000EE"/>
-            <w:u w:val="single"/>
-          </w:rPr>
-          <w:t>લૂક 21:34–35</w:t>
-        </w:r>
-      </w:hyperlink>
-    </w:p>
-    <w:p>
-      <w:pPr>
-        <w:pStyle w:val="ListBullet"/>
-        <w:spacing w:line="240" w:lineRule="auto"/>
-        <w:ind w:left="720"/>
-      </w:pPr>
-      <w:r>
-        <w:rPr>
-          <w:lang w:val="gu_IN" w:bidi="gu_IN"/>
-        </w:rPr>
-      </w:r>
-      <w:hyperlink r:id="rId79">
-        <w:r>
-          <w:rPr>
-            <w:lang w:val="gu_IN" w:bidi="gu_IN"/>
-          </w:rPr>
-          <w:rPr>
-            <w:color w:val="0000EE"/>
-            <w:u w:val="single"/>
-          </w:rPr>
-          <w:t>માર્ક 12:13–15</w:t>
-        </w:r>
-      </w:hyperlink>
-    </w:p>
-    <w:p>
-      <w:pPr>
-        <w:pStyle w:val="ListBullet"/>
-        <w:spacing w:line="240" w:lineRule="auto"/>
-        <w:ind w:left="720"/>
-      </w:pPr>
-      <w:r>
-        <w:rPr>
-          <w:lang w:val="gu_IN" w:bidi="gu_IN"/>
-        </w:rPr>
-      </w:r>
-      <w:hyperlink r:id="rId80">
-        <w:r>
-          <w:rPr>
-            <w:lang w:val="gu_IN" w:bidi="gu_IN"/>
-          </w:rPr>
-          <w:rPr>
-            <w:color w:val="0000EE"/>
-            <w:u w:val="single"/>
-          </w:rPr>
-          <w:t>ગીતશાસ્ત્ર 18:4–5</w:t>
-        </w:r>
-      </w:hyperlink>
+      <w:r>
+        <w:rPr>
+          <w:lang w:val="gu_IN" w:bidi="gu_IN"/>
+        </w:rPr>
+        <w:t>સભાશિક્ષક 7:26</w:t>
+      </w:r>
+    </w:p>
+    <w:p>
+      <w:pPr>
+        <w:pStyle w:val="ListBullet"/>
+        <w:spacing w:line="240" w:lineRule="auto"/>
+        <w:ind w:left="720"/>
+      </w:pPr>
+      <w:r>
+        <w:rPr>
+          <w:lang w:val="gu_IN" w:bidi="gu_IN"/>
+        </w:rPr>
+      </w:r>
+      <w:r>
+        <w:rPr>
+          <w:lang w:val="gu_IN" w:bidi="gu_IN"/>
+        </w:rPr>
+        <w:t>લૂક 21:34–35</w:t>
+      </w:r>
+    </w:p>
+    <w:p>
+      <w:pPr>
+        <w:pStyle w:val="ListBullet"/>
+        <w:spacing w:line="240" w:lineRule="auto"/>
+        <w:ind w:left="720"/>
+      </w:pPr>
+      <w:r>
+        <w:rPr>
+          <w:lang w:val="gu_IN" w:bidi="gu_IN"/>
+        </w:rPr>
+      </w:r>
+      <w:r>
+        <w:rPr>
+          <w:lang w:val="gu_IN" w:bidi="gu_IN"/>
+        </w:rPr>
+        <w:t>માર્ક 12:13–15</w:t>
+      </w:r>
+    </w:p>
+    <w:p>
+      <w:pPr>
+        <w:pStyle w:val="ListBullet"/>
+        <w:spacing w:line="240" w:lineRule="auto"/>
+        <w:ind w:left="720"/>
+      </w:pPr>
+      <w:r>
+        <w:rPr>
+          <w:lang w:val="gu_IN" w:bidi="gu_IN"/>
+        </w:rPr>
+      </w:r>
+      <w:r>
+        <w:rPr>
+          <w:lang w:val="gu_IN" w:bidi="gu_IN"/>
+        </w:rPr>
+        <w:t>ગીતશાસ્ત્ર 18:4–5</w:t>
+      </w:r>
     </w:p>
     <w:p>
       <w:pPr>
@@ -6790,234 +6376,174 @@
           <w:lang w:val="gu_IN" w:bidi="gu_IN"/>
         </w:rPr>
       </w:r>
-      <w:hyperlink r:id="rId41">
-        <w:r>
-          <w:rPr>
-            <w:lang w:val="gu_IN" w:bidi="gu_IN"/>
-          </w:rPr>
-          <w:rPr>
-            <w:color w:val="0000EE"/>
-            <w:u w:val="single"/>
-          </w:rPr>
-          <w:t>2 પિત્તર 1:3–4</w:t>
-        </w:r>
-      </w:hyperlink>
-    </w:p>
-    <w:p>
-      <w:pPr>
-        <w:pStyle w:val="ListBullet"/>
-        <w:spacing w:line="240" w:lineRule="auto"/>
-        <w:ind w:left="720"/>
-      </w:pPr>
-      <w:r>
-        <w:rPr>
-          <w:lang w:val="gu_IN" w:bidi="gu_IN"/>
-        </w:rPr>
-      </w:r>
-      <w:hyperlink r:id="rId81">
-        <w:r>
-          <w:rPr>
-            <w:lang w:val="gu_IN" w:bidi="gu_IN"/>
-          </w:rPr>
-          <w:rPr>
-            <w:color w:val="0000EE"/>
-            <w:u w:val="single"/>
-          </w:rPr>
-          <w:t>પ્રેરિતોના કૃત્યો 10:42–43</w:t>
-        </w:r>
-      </w:hyperlink>
-    </w:p>
-    <w:p>
-      <w:pPr>
-        <w:pStyle w:val="ListBullet"/>
-        <w:spacing w:line="240" w:lineRule="auto"/>
-        <w:ind w:left="720"/>
-      </w:pPr>
-      <w:r>
-        <w:rPr>
-          <w:lang w:val="gu_IN" w:bidi="gu_IN"/>
-        </w:rPr>
-      </w:r>
-      <w:hyperlink r:id="rId82">
-        <w:r>
-          <w:rPr>
-            <w:lang w:val="gu_IN" w:bidi="gu_IN"/>
-          </w:rPr>
-          <w:rPr>
-            <w:color w:val="0000EE"/>
-            <w:u w:val="single"/>
-          </w:rPr>
-          <w:t>ઉત્પત્તિ 2:7–8</w:t>
-        </w:r>
-      </w:hyperlink>
-    </w:p>
-    <w:p>
-      <w:pPr>
-        <w:pStyle w:val="ListBullet"/>
-        <w:spacing w:line="240" w:lineRule="auto"/>
-        <w:ind w:left="720"/>
-      </w:pPr>
-      <w:r>
-        <w:rPr>
-          <w:lang w:val="gu_IN" w:bidi="gu_IN"/>
-        </w:rPr>
-      </w:r>
-      <w:hyperlink r:id="rId83">
-        <w:r>
-          <w:rPr>
-            <w:lang w:val="gu_IN" w:bidi="gu_IN"/>
-          </w:rPr>
-          <w:rPr>
-            <w:color w:val="0000EE"/>
-            <w:u w:val="single"/>
-          </w:rPr>
-          <w:t>ઉત્પત્તિ 7:21–22</w:t>
-        </w:r>
-      </w:hyperlink>
-    </w:p>
-    <w:p>
-      <w:pPr>
-        <w:pStyle w:val="ListBullet"/>
-        <w:spacing w:line="240" w:lineRule="auto"/>
-        <w:ind w:left="720"/>
-      </w:pPr>
-      <w:r>
-        <w:rPr>
-          <w:lang w:val="gu_IN" w:bidi="gu_IN"/>
-        </w:rPr>
-      </w:r>
-      <w:hyperlink r:id="rId84">
-        <w:r>
-          <w:rPr>
-            <w:lang w:val="gu_IN" w:bidi="gu_IN"/>
-          </w:rPr>
-          <w:rPr>
-            <w:color w:val="0000EE"/>
-            <w:u w:val="single"/>
-          </w:rPr>
-          <w:t>હિબ્રૂઓ 10:19–22</w:t>
-        </w:r>
-      </w:hyperlink>
-    </w:p>
-    <w:p>
-      <w:pPr>
-        <w:pStyle w:val="ListBullet"/>
-        <w:spacing w:line="240" w:lineRule="auto"/>
-        <w:ind w:left="720"/>
-      </w:pPr>
-      <w:r>
-        <w:rPr>
-          <w:lang w:val="gu_IN" w:bidi="gu_IN"/>
-        </w:rPr>
-      </w:r>
-      <w:hyperlink r:id="rId85">
-        <w:r>
-          <w:rPr>
-            <w:lang w:val="gu_IN" w:bidi="gu_IN"/>
-          </w:rPr>
-          <w:rPr>
-            <w:color w:val="0000EE"/>
-            <w:u w:val="single"/>
-          </w:rPr>
-          <w:t>યર્મિયા 44:1–3</w:t>
-        </w:r>
-      </w:hyperlink>
-    </w:p>
-    <w:p>
-      <w:pPr>
-        <w:pStyle w:val="ListBullet"/>
-        <w:spacing w:line="240" w:lineRule="auto"/>
-        <w:ind w:left="720"/>
-      </w:pPr>
-      <w:r>
-        <w:rPr>
-          <w:lang w:val="gu_IN" w:bidi="gu_IN"/>
-        </w:rPr>
-      </w:r>
-      <w:hyperlink r:id="rId86">
-        <w:r>
-          <w:rPr>
-            <w:lang w:val="gu_IN" w:bidi="gu_IN"/>
-          </w:rPr>
-          <w:rPr>
-            <w:color w:val="0000EE"/>
-            <w:u w:val="single"/>
-          </w:rPr>
-          <w:t>યોહાન 1:4–5</w:t>
-        </w:r>
-      </w:hyperlink>
-    </w:p>
-    <w:p>
-      <w:pPr>
-        <w:pStyle w:val="ListBullet"/>
-        <w:spacing w:line="240" w:lineRule="auto"/>
-        <w:ind w:left="720"/>
-      </w:pPr>
-      <w:r>
-        <w:rPr>
-          <w:lang w:val="gu_IN" w:bidi="gu_IN"/>
-        </w:rPr>
-      </w:r>
-      <w:hyperlink r:id="rId87">
-        <w:r>
-          <w:rPr>
-            <w:lang w:val="gu_IN" w:bidi="gu_IN"/>
-          </w:rPr>
-          <w:rPr>
-            <w:color w:val="0000EE"/>
-            <w:u w:val="single"/>
-          </w:rPr>
-          <w:t>ન્યાયાધીશો 2:18–19</w:t>
-        </w:r>
-      </w:hyperlink>
-    </w:p>
-    <w:p>
-      <w:pPr>
-        <w:pStyle w:val="ListBullet"/>
-        <w:spacing w:line="240" w:lineRule="auto"/>
-        <w:ind w:left="720"/>
-      </w:pPr>
-      <w:r>
-        <w:rPr>
-          <w:lang w:val="gu_IN" w:bidi="gu_IN"/>
-        </w:rPr>
-      </w:r>
-      <w:hyperlink r:id="rId88">
-        <w:r>
-          <w:rPr>
-            <w:lang w:val="gu_IN" w:bidi="gu_IN"/>
-          </w:rPr>
-          <w:rPr>
-            <w:color w:val="0000EE"/>
-            <w:u w:val="single"/>
-          </w:rPr>
-          <w:t>લૂક 12:22–23</w:t>
-        </w:r>
-      </w:hyperlink>
-    </w:p>
-    <w:p>
-      <w:pPr>
-        <w:pStyle w:val="ListBullet"/>
-        <w:spacing w:line="240" w:lineRule="auto"/>
-        <w:ind w:left="720"/>
-      </w:pPr>
-      <w:r>
-        <w:rPr>
-          <w:lang w:val="gu_IN" w:bidi="gu_IN"/>
-        </w:rPr>
-      </w:r>
-      <w:hyperlink r:id="rId89">
-        <w:r>
-          <w:rPr>
-            <w:lang w:val="gu_IN" w:bidi="gu_IN"/>
-          </w:rPr>
-          <w:rPr>
-            <w:color w:val="0000EE"/>
-            <w:u w:val="single"/>
-          </w:rPr>
-          <w:t>માથ્થી 7:13–14</w:t>
-        </w:r>
-      </w:hyperlink>
+      <w:r>
+        <w:rPr>
+          <w:lang w:val="gu_IN" w:bidi="gu_IN"/>
+        </w:rPr>
+        <w:t>2 પિત્તર 1:3–4</w:t>
+      </w:r>
+    </w:p>
+    <w:p>
+      <w:pPr>
+        <w:pStyle w:val="ListBullet"/>
+        <w:spacing w:line="240" w:lineRule="auto"/>
+        <w:ind w:left="720"/>
+      </w:pPr>
+      <w:r>
+        <w:rPr>
+          <w:lang w:val="gu_IN" w:bidi="gu_IN"/>
+        </w:rPr>
+      </w:r>
+      <w:r>
+        <w:rPr>
+          <w:lang w:val="gu_IN" w:bidi="gu_IN"/>
+        </w:rPr>
+        <w:t>પ્રેરિતોના કૃત્યો 10:42–43</w:t>
+      </w:r>
+    </w:p>
+    <w:p>
+      <w:pPr>
+        <w:pStyle w:val="ListBullet"/>
+        <w:spacing w:line="240" w:lineRule="auto"/>
+        <w:ind w:left="720"/>
+      </w:pPr>
+      <w:r>
+        <w:rPr>
+          <w:lang w:val="gu_IN" w:bidi="gu_IN"/>
+        </w:rPr>
+      </w:r>
+      <w:r>
+        <w:rPr>
+          <w:lang w:val="gu_IN" w:bidi="gu_IN"/>
+        </w:rPr>
+        <w:t>ઉત્પત્તિ 2:7–8</w:t>
+      </w:r>
+    </w:p>
+    <w:p>
+      <w:pPr>
+        <w:pStyle w:val="ListBullet"/>
+        <w:spacing w:line="240" w:lineRule="auto"/>
+        <w:ind w:left="720"/>
+      </w:pPr>
+      <w:r>
+        <w:rPr>
+          <w:lang w:val="gu_IN" w:bidi="gu_IN"/>
+        </w:rPr>
+      </w:r>
+      <w:r>
+        <w:rPr>
+          <w:lang w:val="gu_IN" w:bidi="gu_IN"/>
+        </w:rPr>
+        <w:t>ઉત્પત્તિ 7:21–22</w:t>
+      </w:r>
+    </w:p>
+    <w:p>
+      <w:pPr>
+        <w:pStyle w:val="ListBullet"/>
+        <w:spacing w:line="240" w:lineRule="auto"/>
+        <w:ind w:left="720"/>
+      </w:pPr>
+      <w:r>
+        <w:rPr>
+          <w:lang w:val="gu_IN" w:bidi="gu_IN"/>
+        </w:rPr>
+      </w:r>
+      <w:r>
+        <w:rPr>
+          <w:lang w:val="gu_IN" w:bidi="gu_IN"/>
+        </w:rPr>
+        <w:t>હિબ્રૂઓ 10:19–22</w:t>
+      </w:r>
+    </w:p>
+    <w:p>
+      <w:pPr>
+        <w:pStyle w:val="ListBullet"/>
+        <w:spacing w:line="240" w:lineRule="auto"/>
+        <w:ind w:left="720"/>
+      </w:pPr>
+      <w:r>
+        <w:rPr>
+          <w:lang w:val="gu_IN" w:bidi="gu_IN"/>
+        </w:rPr>
+      </w:r>
+      <w:r>
+        <w:rPr>
+          <w:lang w:val="gu_IN" w:bidi="gu_IN"/>
+        </w:rPr>
+        <w:t>યર્મિયા 44:1–3</w:t>
+      </w:r>
+    </w:p>
+    <w:p>
+      <w:pPr>
+        <w:pStyle w:val="ListBullet"/>
+        <w:spacing w:line="240" w:lineRule="auto"/>
+        <w:ind w:left="720"/>
+      </w:pPr>
+      <w:r>
+        <w:rPr>
+          <w:lang w:val="gu_IN" w:bidi="gu_IN"/>
+        </w:rPr>
+      </w:r>
+      <w:r>
+        <w:rPr>
+          <w:lang w:val="gu_IN" w:bidi="gu_IN"/>
+        </w:rPr>
+        <w:t>યોહાન 1:4–5</w:t>
+      </w:r>
+    </w:p>
+    <w:p>
+      <w:pPr>
+        <w:pStyle w:val="ListBullet"/>
+        <w:spacing w:line="240" w:lineRule="auto"/>
+        <w:ind w:left="720"/>
+      </w:pPr>
+      <w:r>
+        <w:rPr>
+          <w:lang w:val="gu_IN" w:bidi="gu_IN"/>
+        </w:rPr>
+      </w:r>
+      <w:r>
+        <w:rPr>
+          <w:lang w:val="gu_IN" w:bidi="gu_IN"/>
+        </w:rPr>
+        <w:t>ન્યાયાધીશો 2:18–19</w:t>
+      </w:r>
+    </w:p>
+    <w:p>
+      <w:pPr>
+        <w:pStyle w:val="ListBullet"/>
+        <w:spacing w:line="240" w:lineRule="auto"/>
+        <w:ind w:left="720"/>
+      </w:pPr>
+      <w:r>
+        <w:rPr>
+          <w:lang w:val="gu_IN" w:bidi="gu_IN"/>
+        </w:rPr>
+      </w:r>
+      <w:r>
+        <w:rPr>
+          <w:lang w:val="gu_IN" w:bidi="gu_IN"/>
+        </w:rPr>
+        <w:t>લૂક 12:22–23</w:t>
+      </w:r>
+    </w:p>
+    <w:p>
+      <w:pPr>
+        <w:pStyle w:val="ListBullet"/>
+        <w:spacing w:line="240" w:lineRule="auto"/>
+        <w:ind w:left="720"/>
+      </w:pPr>
+      <w:r>
+        <w:rPr>
+          <w:lang w:val="gu_IN" w:bidi="gu_IN"/>
+        </w:rPr>
+      </w:r>
+      <w:r>
+        <w:rPr>
+          <w:lang w:val="gu_IN" w:bidi="gu_IN"/>
+        </w:rPr>
+        <w:t>માથ્થી 7:13–14</w:t>
+      </w:r>
     </w:p>
     <w:p>
       <w:pPr>
@@ -7526,90 +7052,66 @@
           <w:lang w:val="gu_IN" w:bidi="gu_IN"/>
         </w:rPr>
       </w:r>
-      <w:hyperlink r:id="rId90">
-        <w:r>
-          <w:rPr>
-            <w:lang w:val="gu_IN" w:bidi="gu_IN"/>
-          </w:rPr>
-          <w:rPr>
-            <w:color w:val="0000EE"/>
-            <w:u w:val="single"/>
-          </w:rPr>
-          <w:t>ફિલિપ્પી 4:1–3</w:t>
-        </w:r>
-      </w:hyperlink>
-    </w:p>
-    <w:p>
-      <w:pPr>
-        <w:pStyle w:val="ListBullet"/>
-        <w:spacing w:line="240" w:lineRule="auto"/>
-        <w:ind w:left="720"/>
-      </w:pPr>
-      <w:r>
-        <w:rPr>
-          <w:lang w:val="gu_IN" w:bidi="gu_IN"/>
-        </w:rPr>
-      </w:r>
-      <w:hyperlink r:id="rId91">
-        <w:r>
-          <w:rPr>
-            <w:lang w:val="gu_IN" w:bidi="gu_IN"/>
-          </w:rPr>
-          <w:rPr>
-            <w:color w:val="0000EE"/>
-            <w:u w:val="single"/>
-          </w:rPr>
-          <w:t>ગીતશાસ્ત્ર 69:28–29</w:t>
-        </w:r>
-      </w:hyperlink>
-    </w:p>
-    <w:p>
-      <w:pPr>
-        <w:pStyle w:val="ListBullet"/>
-        <w:spacing w:line="240" w:lineRule="auto"/>
-        <w:ind w:left="720"/>
-      </w:pPr>
-      <w:r>
-        <w:rPr>
-          <w:lang w:val="gu_IN" w:bidi="gu_IN"/>
-        </w:rPr>
-      </w:r>
-      <w:hyperlink r:id="rId92">
-        <w:r>
-          <w:rPr>
-            <w:lang w:val="gu_IN" w:bidi="gu_IN"/>
-          </w:rPr>
-          <w:rPr>
-            <w:color w:val="0000EE"/>
-            <w:u w:val="single"/>
-          </w:rPr>
-          <w:t>પ્રકટીકરણ 3:5–6</w:t>
-        </w:r>
-      </w:hyperlink>
-    </w:p>
-    <w:p>
-      <w:pPr>
-        <w:pStyle w:val="ListBullet"/>
-        <w:spacing w:line="240" w:lineRule="auto"/>
-        <w:ind w:left="720"/>
-      </w:pPr>
-      <w:r>
-        <w:rPr>
-          <w:lang w:val="gu_IN" w:bidi="gu_IN"/>
-        </w:rPr>
-      </w:r>
-      <w:hyperlink r:id="rId93">
-        <w:r>
-          <w:rPr>
-            <w:lang w:val="gu_IN" w:bidi="gu_IN"/>
-          </w:rPr>
-          <w:rPr>
-            <w:color w:val="0000EE"/>
-            <w:u w:val="single"/>
-          </w:rPr>
-          <w:t>પ્રકટીકરણ 20:11–12</w:t>
-        </w:r>
-      </w:hyperlink>
+      <w:r>
+        <w:rPr>
+          <w:lang w:val="gu_IN" w:bidi="gu_IN"/>
+        </w:rPr>
+        <w:t>ફિલિપ્પી 4:1–3</w:t>
+      </w:r>
+    </w:p>
+    <w:p>
+      <w:pPr>
+        <w:pStyle w:val="ListBullet"/>
+        <w:spacing w:line="240" w:lineRule="auto"/>
+        <w:ind w:left="720"/>
+      </w:pPr>
+      <w:r>
+        <w:rPr>
+          <w:lang w:val="gu_IN" w:bidi="gu_IN"/>
+        </w:rPr>
+      </w:r>
+      <w:r>
+        <w:rPr>
+          <w:lang w:val="gu_IN" w:bidi="gu_IN"/>
+        </w:rPr>
+        <w:t>ગીતશાસ્ત્ર 69:28–29</w:t>
+      </w:r>
+    </w:p>
+    <w:p>
+      <w:pPr>
+        <w:pStyle w:val="ListBullet"/>
+        <w:spacing w:line="240" w:lineRule="auto"/>
+        <w:ind w:left="720"/>
+      </w:pPr>
+      <w:r>
+        <w:rPr>
+          <w:lang w:val="gu_IN" w:bidi="gu_IN"/>
+        </w:rPr>
+      </w:r>
+      <w:r>
+        <w:rPr>
+          <w:lang w:val="gu_IN" w:bidi="gu_IN"/>
+        </w:rPr>
+        <w:t>પ્રકટીકરણ 3:5–6</w:t>
+      </w:r>
+    </w:p>
+    <w:p>
+      <w:pPr>
+        <w:pStyle w:val="ListBullet"/>
+        <w:spacing w:line="240" w:lineRule="auto"/>
+        <w:ind w:left="720"/>
+      </w:pPr>
+      <w:r>
+        <w:rPr>
+          <w:lang w:val="gu_IN" w:bidi="gu_IN"/>
+        </w:rPr>
+      </w:r>
+      <w:r>
+        <w:rPr>
+          <w:lang w:val="gu_IN" w:bidi="gu_IN"/>
+        </w:rPr>
+        <w:t>પ્રકટીકરણ 20:11–12</w:t>
+      </w:r>
     </w:p>
     <w:p>
       <w:pPr>
@@ -7879,210 +7381,156 @@
           <w:lang w:val="gu_IN" w:bidi="gu_IN"/>
         </w:rPr>
       </w:r>
-      <w:hyperlink r:id="rId94">
-        <w:r>
-          <w:rPr>
-            <w:lang w:val="gu_IN" w:bidi="gu_IN"/>
-          </w:rPr>
-          <w:rPr>
-            <w:color w:val="0000EE"/>
-            <w:u w:val="single"/>
-          </w:rPr>
-          <w:t>1 કરિંથી 15:12–14</w:t>
-        </w:r>
-      </w:hyperlink>
-    </w:p>
-    <w:p>
-      <w:pPr>
-        <w:pStyle w:val="ListBullet"/>
-        <w:spacing w:line="240" w:lineRule="auto"/>
-        <w:ind w:left="720"/>
-      </w:pPr>
-      <w:r>
-        <w:rPr>
-          <w:lang w:val="gu_IN" w:bidi="gu_IN"/>
-        </w:rPr>
-      </w:r>
-      <w:hyperlink r:id="rId95">
-        <w:r>
-          <w:rPr>
-            <w:lang w:val="gu_IN" w:bidi="gu_IN"/>
-          </w:rPr>
-          <w:rPr>
-            <w:color w:val="0000EE"/>
-            <w:u w:val="single"/>
-          </w:rPr>
-          <w:t>1 પિતર 3:21–22</w:t>
-        </w:r>
-      </w:hyperlink>
-    </w:p>
-    <w:p>
-      <w:pPr>
-        <w:pStyle w:val="ListBullet"/>
-        <w:spacing w:line="240" w:lineRule="auto"/>
-        <w:ind w:left="720"/>
-      </w:pPr>
-      <w:r>
-        <w:rPr>
-          <w:lang w:val="gu_IN" w:bidi="gu_IN"/>
-        </w:rPr>
-      </w:r>
-      <w:hyperlink r:id="rId96">
-        <w:r>
-          <w:rPr>
-            <w:lang w:val="gu_IN" w:bidi="gu_IN"/>
-          </w:rPr>
-          <w:rPr>
-            <w:color w:val="0000EE"/>
-            <w:u w:val="single"/>
-          </w:rPr>
-          <w:t>હિબ્રૂ 11:35–38</w:t>
-        </w:r>
-      </w:hyperlink>
-    </w:p>
-    <w:p>
-      <w:pPr>
-        <w:pStyle w:val="ListBullet"/>
-        <w:spacing w:line="240" w:lineRule="auto"/>
-        <w:ind w:left="720"/>
-      </w:pPr>
-      <w:r>
-        <w:rPr>
-          <w:lang w:val="gu_IN" w:bidi="gu_IN"/>
-        </w:rPr>
-      </w:r>
-      <w:hyperlink r:id="rId97">
-        <w:r>
-          <w:rPr>
-            <w:lang w:val="gu_IN" w:bidi="gu_IN"/>
-          </w:rPr>
-          <w:rPr>
-            <w:color w:val="0000EE"/>
-            <w:u w:val="single"/>
-          </w:rPr>
-          <w:t>યોહાન 5:28–29</w:t>
-        </w:r>
-      </w:hyperlink>
-    </w:p>
-    <w:p>
-      <w:pPr>
-        <w:pStyle w:val="ListBullet"/>
-        <w:spacing w:line="240" w:lineRule="auto"/>
-        <w:ind w:left="720"/>
-      </w:pPr>
-      <w:r>
-        <w:rPr>
-          <w:lang w:val="gu_IN" w:bidi="gu_IN"/>
-        </w:rPr>
-      </w:r>
-      <w:hyperlink r:id="rId98">
-        <w:r>
-          <w:rPr>
-            <w:lang w:val="gu_IN" w:bidi="gu_IN"/>
-          </w:rPr>
-          <w:rPr>
-            <w:color w:val="0000EE"/>
-            <w:u w:val="single"/>
-          </w:rPr>
-          <w:t>લૂક 20:27–28</w:t>
-        </w:r>
-      </w:hyperlink>
-    </w:p>
-    <w:p>
-      <w:pPr>
-        <w:pStyle w:val="ListBullet"/>
-        <w:spacing w:line="240" w:lineRule="auto"/>
-        <w:ind w:left="720"/>
-      </w:pPr>
-      <w:r>
-        <w:rPr>
-          <w:lang w:val="gu_IN" w:bidi="gu_IN"/>
-        </w:rPr>
-      </w:r>
-      <w:hyperlink r:id="rId99">
-        <w:r>
-          <w:rPr>
-            <w:lang w:val="gu_IN" w:bidi="gu_IN"/>
-          </w:rPr>
-          <w:rPr>
-            <w:color w:val="0000EE"/>
-            <w:u w:val="single"/>
-          </w:rPr>
-          <w:t>લૂક 20:34–36</w:t>
-        </w:r>
-      </w:hyperlink>
-    </w:p>
-    <w:p>
-      <w:pPr>
-        <w:pStyle w:val="ListBullet"/>
-        <w:spacing w:line="240" w:lineRule="auto"/>
-        <w:ind w:left="720"/>
-      </w:pPr>
-      <w:r>
-        <w:rPr>
-          <w:lang w:val="gu_IN" w:bidi="gu_IN"/>
-        </w:rPr>
-      </w:r>
-      <w:hyperlink r:id="rId100">
-        <w:r>
-          <w:rPr>
-            <w:lang w:val="gu_IN" w:bidi="gu_IN"/>
-          </w:rPr>
-          <w:rPr>
-            <w:color w:val="0000EE"/>
-            <w:u w:val="single"/>
-          </w:rPr>
-          <w:t>માથ્થી 22:23–24</w:t>
-        </w:r>
-      </w:hyperlink>
-    </w:p>
-    <w:p>
-      <w:pPr>
-        <w:pStyle w:val="ListBullet"/>
-        <w:spacing w:line="240" w:lineRule="auto"/>
-        <w:ind w:left="720"/>
-      </w:pPr>
-      <w:r>
-        <w:rPr>
-          <w:lang w:val="gu_IN" w:bidi="gu_IN"/>
-        </w:rPr>
-      </w:r>
-      <w:hyperlink r:id="rId101">
-        <w:r>
-          <w:rPr>
-            <w:lang w:val="gu_IN" w:bidi="gu_IN"/>
-          </w:rPr>
-          <w:rPr>
-            <w:color w:val="0000EE"/>
-            <w:u w:val="single"/>
-          </w:rPr>
-          <w:t>માથ્થી 22:29–30</w:t>
-        </w:r>
-      </w:hyperlink>
-    </w:p>
-    <w:p>
-      <w:pPr>
-        <w:pStyle w:val="ListBullet"/>
-        <w:spacing w:line="240" w:lineRule="auto"/>
-        <w:ind w:left="720"/>
-      </w:pPr>
-      <w:r>
-        <w:rPr>
-          <w:lang w:val="gu_IN" w:bidi="gu_IN"/>
-        </w:rPr>
-      </w:r>
-      <w:hyperlink r:id="rId102">
-        <w:r>
-          <w:rPr>
-            <w:lang w:val="gu_IN" w:bidi="gu_IN"/>
-          </w:rPr>
-          <w:rPr>
-            <w:color w:val="0000EE"/>
-            <w:u w:val="single"/>
-          </w:rPr>
-          <w:t>ફિલિપી 3:8–11</w:t>
-        </w:r>
-      </w:hyperlink>
+      <w:r>
+        <w:rPr>
+          <w:lang w:val="gu_IN" w:bidi="gu_IN"/>
+        </w:rPr>
+        <w:t>1 કરિંથી 15:12–14</w:t>
+      </w:r>
+    </w:p>
+    <w:p>
+      <w:pPr>
+        <w:pStyle w:val="ListBullet"/>
+        <w:spacing w:line="240" w:lineRule="auto"/>
+        <w:ind w:left="720"/>
+      </w:pPr>
+      <w:r>
+        <w:rPr>
+          <w:lang w:val="gu_IN" w:bidi="gu_IN"/>
+        </w:rPr>
+      </w:r>
+      <w:r>
+        <w:rPr>
+          <w:lang w:val="gu_IN" w:bidi="gu_IN"/>
+        </w:rPr>
+        <w:t>1 પિતર 3:21–22</w:t>
+      </w:r>
+    </w:p>
+    <w:p>
+      <w:pPr>
+        <w:pStyle w:val="ListBullet"/>
+        <w:spacing w:line="240" w:lineRule="auto"/>
+        <w:ind w:left="720"/>
+      </w:pPr>
+      <w:r>
+        <w:rPr>
+          <w:lang w:val="gu_IN" w:bidi="gu_IN"/>
+        </w:rPr>
+      </w:r>
+      <w:r>
+        <w:rPr>
+          <w:lang w:val="gu_IN" w:bidi="gu_IN"/>
+        </w:rPr>
+        <w:t>હિબ્રૂ 11:35–38</w:t>
+      </w:r>
+    </w:p>
+    <w:p>
+      <w:pPr>
+        <w:pStyle w:val="ListBullet"/>
+        <w:spacing w:line="240" w:lineRule="auto"/>
+        <w:ind w:left="720"/>
+      </w:pPr>
+      <w:r>
+        <w:rPr>
+          <w:lang w:val="gu_IN" w:bidi="gu_IN"/>
+        </w:rPr>
+      </w:r>
+      <w:r>
+        <w:rPr>
+          <w:lang w:val="gu_IN" w:bidi="gu_IN"/>
+        </w:rPr>
+        <w:t>યોહાન 5:28–29</w:t>
+      </w:r>
+    </w:p>
+    <w:p>
+      <w:pPr>
+        <w:pStyle w:val="ListBullet"/>
+        <w:spacing w:line="240" w:lineRule="auto"/>
+        <w:ind w:left="720"/>
+      </w:pPr>
+      <w:r>
+        <w:rPr>
+          <w:lang w:val="gu_IN" w:bidi="gu_IN"/>
+        </w:rPr>
+      </w:r>
+      <w:r>
+        <w:rPr>
+          <w:lang w:val="gu_IN" w:bidi="gu_IN"/>
+        </w:rPr>
+        <w:t>લૂક 20:27–28</w:t>
+      </w:r>
+    </w:p>
+    <w:p>
+      <w:pPr>
+        <w:pStyle w:val="ListBullet"/>
+        <w:spacing w:line="240" w:lineRule="auto"/>
+        <w:ind w:left="720"/>
+      </w:pPr>
+      <w:r>
+        <w:rPr>
+          <w:lang w:val="gu_IN" w:bidi="gu_IN"/>
+        </w:rPr>
+      </w:r>
+      <w:r>
+        <w:rPr>
+          <w:lang w:val="gu_IN" w:bidi="gu_IN"/>
+        </w:rPr>
+        <w:t>લૂક 20:34–36</w:t>
+      </w:r>
+    </w:p>
+    <w:p>
+      <w:pPr>
+        <w:pStyle w:val="ListBullet"/>
+        <w:spacing w:line="240" w:lineRule="auto"/>
+        <w:ind w:left="720"/>
+      </w:pPr>
+      <w:r>
+        <w:rPr>
+          <w:lang w:val="gu_IN" w:bidi="gu_IN"/>
+        </w:rPr>
+      </w:r>
+      <w:r>
+        <w:rPr>
+          <w:lang w:val="gu_IN" w:bidi="gu_IN"/>
+        </w:rPr>
+        <w:t>માથ્થી 22:23–24</w:t>
+      </w:r>
+    </w:p>
+    <w:p>
+      <w:pPr>
+        <w:pStyle w:val="ListBullet"/>
+        <w:spacing w:line="240" w:lineRule="auto"/>
+        <w:ind w:left="720"/>
+      </w:pPr>
+      <w:r>
+        <w:rPr>
+          <w:lang w:val="gu_IN" w:bidi="gu_IN"/>
+        </w:rPr>
+      </w:r>
+      <w:r>
+        <w:rPr>
+          <w:lang w:val="gu_IN" w:bidi="gu_IN"/>
+        </w:rPr>
+        <w:t>માથ્થી 22:29–30</w:t>
+      </w:r>
+    </w:p>
+    <w:p>
+      <w:pPr>
+        <w:pStyle w:val="ListBullet"/>
+        <w:spacing w:line="240" w:lineRule="auto"/>
+        <w:ind w:left="720"/>
+      </w:pPr>
+      <w:r>
+        <w:rPr>
+          <w:lang w:val="gu_IN" w:bidi="gu_IN"/>
+        </w:rPr>
+      </w:r>
+      <w:r>
+        <w:rPr>
+          <w:lang w:val="gu_IN" w:bidi="gu_IN"/>
+        </w:rPr>
+        <w:t>ફિલિપી 3:8–11</w:t>
+      </w:r>
     </w:p>
     <w:p>
       <w:pPr>
@@ -8685,378 +8133,282 @@
           <w:lang w:val="gu_IN" w:bidi="gu_IN"/>
         </w:rPr>
       </w:r>
-      <w:hyperlink r:id="rId103">
-        <w:r>
-          <w:rPr>
-            <w:lang w:val="gu_IN" w:bidi="gu_IN"/>
-          </w:rPr>
-          <w:rPr>
-            <w:color w:val="0000EE"/>
-            <w:u w:val="single"/>
-          </w:rPr>
-          <w:t>મીખાહ 6:3–5</w:t>
-        </w:r>
-      </w:hyperlink>
-    </w:p>
-    <w:p>
-      <w:pPr>
-        <w:pStyle w:val="ListBullet"/>
-        <w:spacing w:line="240" w:lineRule="auto"/>
-        <w:ind w:left="720"/>
-      </w:pPr>
-      <w:r>
-        <w:rPr>
-          <w:lang w:val="gu_IN" w:bidi="gu_IN"/>
-        </w:rPr>
-      </w:r>
-      <w:hyperlink r:id="rId104">
-        <w:r>
-          <w:rPr>
-            <w:lang w:val="gu_IN" w:bidi="gu_IN"/>
-          </w:rPr>
-          <w:rPr>
-            <w:color w:val="0000EE"/>
-            <w:u w:val="single"/>
-          </w:rPr>
-          <w:t>માથ્થી 26:59–61</w:t>
-        </w:r>
-      </w:hyperlink>
-    </w:p>
-    <w:p>
-      <w:pPr>
-        <w:pStyle w:val="ListBullet"/>
-        <w:spacing w:line="240" w:lineRule="auto"/>
-        <w:ind w:left="720"/>
-      </w:pPr>
-      <w:r>
-        <w:rPr>
-          <w:lang w:val="gu_IN" w:bidi="gu_IN"/>
-        </w:rPr>
-      </w:r>
-      <w:hyperlink r:id="rId105">
-        <w:r>
-          <w:rPr>
-            <w:lang w:val="gu_IN" w:bidi="gu_IN"/>
-          </w:rPr>
-          <w:rPr>
-            <w:color w:val="0000EE"/>
-            <w:u w:val="single"/>
-          </w:rPr>
-          <w:t>માર્ક 1:43–44</w:t>
-        </w:r>
-      </w:hyperlink>
-    </w:p>
-    <w:p>
-      <w:pPr>
-        <w:pStyle w:val="ListBullet"/>
-        <w:spacing w:line="240" w:lineRule="auto"/>
-        <w:ind w:left="720"/>
-      </w:pPr>
-      <w:r>
-        <w:rPr>
-          <w:lang w:val="gu_IN" w:bidi="gu_IN"/>
-        </w:rPr>
-      </w:r>
-      <w:hyperlink r:id="rId106">
-        <w:r>
-          <w:rPr>
-            <w:lang w:val="gu_IN" w:bidi="gu_IN"/>
-          </w:rPr>
-          <w:rPr>
-            <w:color w:val="0000EE"/>
-            <w:u w:val="single"/>
-          </w:rPr>
-          <w:t>યોહાન 1:6–8</w:t>
-        </w:r>
-      </w:hyperlink>
-    </w:p>
-    <w:p>
-      <w:pPr>
-        <w:pStyle w:val="ListBullet"/>
-        <w:spacing w:line="240" w:lineRule="auto"/>
-        <w:ind w:left="720"/>
-      </w:pPr>
-      <w:r>
-        <w:rPr>
-          <w:lang w:val="gu_IN" w:bidi="gu_IN"/>
-        </w:rPr>
-      </w:r>
-      <w:hyperlink r:id="rId107">
-        <w:r>
-          <w:rPr>
-            <w:lang w:val="gu_IN" w:bidi="gu_IN"/>
-          </w:rPr>
-          <w:rPr>
-            <w:color w:val="0000EE"/>
-            <w:u w:val="single"/>
-          </w:rPr>
-          <w:t>યોહાન 3:31–33</w:t>
-        </w:r>
-      </w:hyperlink>
-    </w:p>
-    <w:p>
-      <w:pPr>
-        <w:pStyle w:val="ListBullet"/>
-        <w:spacing w:line="240" w:lineRule="auto"/>
-        <w:ind w:left="720"/>
-      </w:pPr>
-      <w:r>
-        <w:rPr>
-          <w:lang w:val="gu_IN" w:bidi="gu_IN"/>
-        </w:rPr>
-      </w:r>
-      <w:hyperlink r:id="rId108">
-        <w:r>
-          <w:rPr>
-            <w:lang w:val="gu_IN" w:bidi="gu_IN"/>
-          </w:rPr>
-          <w:rPr>
-            <w:color w:val="0000EE"/>
-            <w:u w:val="single"/>
-          </w:rPr>
-          <w:t>પ્રેરિતોનાં કૃત્યો 4:32–33</w:t>
-        </w:r>
-      </w:hyperlink>
-    </w:p>
-    <w:p>
-      <w:pPr>
-        <w:pStyle w:val="ListBullet"/>
-        <w:spacing w:line="240" w:lineRule="auto"/>
-        <w:ind w:left="720"/>
-      </w:pPr>
-      <w:r>
-        <w:rPr>
-          <w:lang w:val="gu_IN" w:bidi="gu_IN"/>
-        </w:rPr>
-      </w:r>
-      <w:hyperlink r:id="rId109">
-        <w:r>
-          <w:rPr>
-            <w:lang w:val="gu_IN" w:bidi="gu_IN"/>
-          </w:rPr>
-          <w:rPr>
-            <w:color w:val="0000EE"/>
-            <w:u w:val="single"/>
-          </w:rPr>
-          <w:t>પ્રેરિતોનાં કૃત્યો 7:44–46</w:t>
-        </w:r>
-      </w:hyperlink>
-    </w:p>
-    <w:p>
-      <w:pPr>
-        <w:pStyle w:val="ListBullet"/>
-        <w:spacing w:line="240" w:lineRule="auto"/>
-        <w:ind w:left="720"/>
-      </w:pPr>
-      <w:r>
-        <w:rPr>
-          <w:lang w:val="gu_IN" w:bidi="gu_IN"/>
-        </w:rPr>
-      </w:r>
-      <w:hyperlink r:id="rId110">
-        <w:r>
-          <w:rPr>
-            <w:lang w:val="gu_IN" w:bidi="gu_IN"/>
-          </w:rPr>
-          <w:rPr>
-            <w:color w:val="0000EE"/>
-            <w:u w:val="single"/>
-          </w:rPr>
-          <w:t>પ્રેરિતોનાં કૃત્યો 13: 30–31</w:t>
-        </w:r>
-      </w:hyperlink>
-    </w:p>
-    <w:p>
-      <w:pPr>
-        <w:pStyle w:val="ListBullet"/>
-        <w:spacing w:line="240" w:lineRule="auto"/>
-        <w:ind w:left="720"/>
-      </w:pPr>
-      <w:r>
-        <w:rPr>
-          <w:lang w:val="gu_IN" w:bidi="gu_IN"/>
-        </w:rPr>
-      </w:r>
-      <w:hyperlink r:id="rId111">
-        <w:r>
-          <w:rPr>
-            <w:lang w:val="gu_IN" w:bidi="gu_IN"/>
-          </w:rPr>
-          <w:rPr>
-            <w:color w:val="0000EE"/>
-            <w:u w:val="single"/>
-          </w:rPr>
-          <w:t>રોમન 1:8–10</w:t>
-        </w:r>
-      </w:hyperlink>
-    </w:p>
-    <w:p>
-      <w:pPr>
-        <w:pStyle w:val="ListBullet"/>
-        <w:spacing w:line="240" w:lineRule="auto"/>
-        <w:ind w:left="720"/>
-      </w:pPr>
-      <w:r>
-        <w:rPr>
-          <w:lang w:val="gu_IN" w:bidi="gu_IN"/>
-        </w:rPr>
-      </w:r>
-      <w:hyperlink r:id="rId112">
-        <w:r>
-          <w:rPr>
-            <w:lang w:val="gu_IN" w:bidi="gu_IN"/>
-          </w:rPr>
-          <w:rPr>
-            <w:color w:val="0000EE"/>
-            <w:u w:val="single"/>
-          </w:rPr>
-          <w:t>1 થેસ્સાલોનીકી 2: 10–12</w:t>
-        </w:r>
-      </w:hyperlink>
-    </w:p>
-    <w:p>
-      <w:pPr>
-        <w:pStyle w:val="ListBullet"/>
-        <w:spacing w:line="240" w:lineRule="auto"/>
-        <w:ind w:left="720"/>
-      </w:pPr>
-      <w:r>
-        <w:rPr>
-          <w:lang w:val="gu_IN" w:bidi="gu_IN"/>
-        </w:rPr>
-      </w:r>
-      <w:hyperlink r:id="rId113">
-        <w:r>
-          <w:rPr>
-            <w:lang w:val="gu_IN" w:bidi="gu_IN"/>
-          </w:rPr>
-          <w:rPr>
-            <w:color w:val="0000EE"/>
-            <w:u w:val="single"/>
-          </w:rPr>
-          <w:t>1 તિમોથી 5:19 -20</w:t>
-        </w:r>
-      </w:hyperlink>
-    </w:p>
-    <w:p>
-      <w:pPr>
-        <w:pStyle w:val="ListBullet"/>
-        <w:spacing w:line="240" w:lineRule="auto"/>
-        <w:ind w:left="720"/>
-      </w:pPr>
-      <w:r>
-        <w:rPr>
-          <w:lang w:val="gu_IN" w:bidi="gu_IN"/>
-        </w:rPr>
-      </w:r>
-      <w:hyperlink r:id="rId114">
-        <w:r>
-          <w:rPr>
-            <w:lang w:val="gu_IN" w:bidi="gu_IN"/>
-          </w:rPr>
-          <w:rPr>
-            <w:color w:val="0000EE"/>
-            <w:u w:val="single"/>
-          </w:rPr>
-          <w:t>2 તિમોથી 1:8–11</w:t>
-        </w:r>
-      </w:hyperlink>
-    </w:p>
-    <w:p>
-      <w:pPr>
-        <w:pStyle w:val="ListBullet"/>
-        <w:spacing w:line="240" w:lineRule="auto"/>
-        <w:ind w:left="720"/>
-      </w:pPr>
-      <w:r>
-        <w:rPr>
-          <w:lang w:val="gu_IN" w:bidi="gu_IN"/>
-        </w:rPr>
-      </w:r>
-      <w:hyperlink r:id="rId115">
-        <w:r>
-          <w:rPr>
-            <w:lang w:val="gu_IN" w:bidi="gu_IN"/>
-          </w:rPr>
-          <w:rPr>
-            <w:color w:val="0000EE"/>
-            <w:u w:val="single"/>
-          </w:rPr>
-          <w:t>2 પિતર 16–18</w:t>
-        </w:r>
-      </w:hyperlink>
-    </w:p>
-    <w:p>
-      <w:pPr>
-        <w:pStyle w:val="ListBullet"/>
-        <w:spacing w:line="240" w:lineRule="auto"/>
-        <w:ind w:left="720"/>
-      </w:pPr>
-      <w:r>
-        <w:rPr>
-          <w:lang w:val="gu_IN" w:bidi="gu_IN"/>
-        </w:rPr>
-      </w:r>
-      <w:hyperlink r:id="rId116">
-        <w:r>
-          <w:rPr>
-            <w:lang w:val="gu_IN" w:bidi="gu_IN"/>
-          </w:rPr>
-          <w:rPr>
-            <w:color w:val="0000EE"/>
-            <w:u w:val="single"/>
-          </w:rPr>
-          <w:t>1 યોહાન 5:6–8</w:t>
-        </w:r>
-      </w:hyperlink>
-    </w:p>
-    <w:p>
-      <w:pPr>
-        <w:pStyle w:val="ListBullet"/>
-        <w:spacing w:line="240" w:lineRule="auto"/>
-        <w:ind w:left="720"/>
-      </w:pPr>
-      <w:r>
-        <w:rPr>
-          <w:lang w:val="gu_IN" w:bidi="gu_IN"/>
-        </w:rPr>
-      </w:r>
-      <w:hyperlink r:id="rId117">
-        <w:r>
-          <w:rPr>
-            <w:lang w:val="gu_IN" w:bidi="gu_IN"/>
-          </w:rPr>
-          <w:rPr>
-            <w:color w:val="0000EE"/>
-            <w:u w:val="single"/>
-          </w:rPr>
-          <w:t>3 યોહાન 1:11–12</w:t>
-        </w:r>
-      </w:hyperlink>
-    </w:p>
-    <w:p>
-      <w:pPr>
-        <w:pStyle w:val="ListBullet"/>
-        <w:spacing w:line="240" w:lineRule="auto"/>
-        <w:ind w:left="720"/>
-      </w:pPr>
-      <w:r>
-        <w:rPr>
-          <w:lang w:val="gu_IN" w:bidi="gu_IN"/>
-        </w:rPr>
-      </w:r>
-      <w:hyperlink r:id="rId118">
-        <w:r>
-          <w:rPr>
-            <w:lang w:val="gu_IN" w:bidi="gu_IN"/>
-          </w:rPr>
-          <w:rPr>
-            <w:color w:val="0000EE"/>
-            <w:u w:val="single"/>
-          </w:rPr>
-          <w:t>પ્રકટીકરણ 12:11–12</w:t>
-        </w:r>
-      </w:hyperlink>
+      <w:r>
+        <w:rPr>
+          <w:lang w:val="gu_IN" w:bidi="gu_IN"/>
+        </w:rPr>
+        <w:t>મીખાહ 6:3–5</w:t>
+      </w:r>
+    </w:p>
+    <w:p>
+      <w:pPr>
+        <w:pStyle w:val="ListBullet"/>
+        <w:spacing w:line="240" w:lineRule="auto"/>
+        <w:ind w:left="720"/>
+      </w:pPr>
+      <w:r>
+        <w:rPr>
+          <w:lang w:val="gu_IN" w:bidi="gu_IN"/>
+        </w:rPr>
+      </w:r>
+      <w:r>
+        <w:rPr>
+          <w:lang w:val="gu_IN" w:bidi="gu_IN"/>
+        </w:rPr>
+        <w:t>માથ્થી 26:59–61</w:t>
+      </w:r>
+    </w:p>
+    <w:p>
+      <w:pPr>
+        <w:pStyle w:val="ListBullet"/>
+        <w:spacing w:line="240" w:lineRule="auto"/>
+        <w:ind w:left="720"/>
+      </w:pPr>
+      <w:r>
+        <w:rPr>
+          <w:lang w:val="gu_IN" w:bidi="gu_IN"/>
+        </w:rPr>
+      </w:r>
+      <w:r>
+        <w:rPr>
+          <w:lang w:val="gu_IN" w:bidi="gu_IN"/>
+        </w:rPr>
+        <w:t>માર્ક 1:43–44</w:t>
+      </w:r>
+    </w:p>
+    <w:p>
+      <w:pPr>
+        <w:pStyle w:val="ListBullet"/>
+        <w:spacing w:line="240" w:lineRule="auto"/>
+        <w:ind w:left="720"/>
+      </w:pPr>
+      <w:r>
+        <w:rPr>
+          <w:lang w:val="gu_IN" w:bidi="gu_IN"/>
+        </w:rPr>
+      </w:r>
+      <w:r>
+        <w:rPr>
+          <w:lang w:val="gu_IN" w:bidi="gu_IN"/>
+        </w:rPr>
+        <w:t>યોહાન 1:6–8</w:t>
+      </w:r>
+    </w:p>
+    <w:p>
+      <w:pPr>
+        <w:pStyle w:val="ListBullet"/>
+        <w:spacing w:line="240" w:lineRule="auto"/>
+        <w:ind w:left="720"/>
+      </w:pPr>
+      <w:r>
+        <w:rPr>
+          <w:lang w:val="gu_IN" w:bidi="gu_IN"/>
+        </w:rPr>
+      </w:r>
+      <w:r>
+        <w:rPr>
+          <w:lang w:val="gu_IN" w:bidi="gu_IN"/>
+        </w:rPr>
+        <w:t>યોહાન 3:31–33</w:t>
+      </w:r>
+    </w:p>
+    <w:p>
+      <w:pPr>
+        <w:pStyle w:val="ListBullet"/>
+        <w:spacing w:line="240" w:lineRule="auto"/>
+        <w:ind w:left="720"/>
+      </w:pPr>
+      <w:r>
+        <w:rPr>
+          <w:lang w:val="gu_IN" w:bidi="gu_IN"/>
+        </w:rPr>
+      </w:r>
+      <w:r>
+        <w:rPr>
+          <w:lang w:val="gu_IN" w:bidi="gu_IN"/>
+        </w:rPr>
+        <w:t>પ્રેરિતોનાં કૃત્યો 4:32–33</w:t>
+      </w:r>
+    </w:p>
+    <w:p>
+      <w:pPr>
+        <w:pStyle w:val="ListBullet"/>
+        <w:spacing w:line="240" w:lineRule="auto"/>
+        <w:ind w:left="720"/>
+      </w:pPr>
+      <w:r>
+        <w:rPr>
+          <w:lang w:val="gu_IN" w:bidi="gu_IN"/>
+        </w:rPr>
+      </w:r>
+      <w:r>
+        <w:rPr>
+          <w:lang w:val="gu_IN" w:bidi="gu_IN"/>
+        </w:rPr>
+        <w:t>પ્રેરિતોનાં કૃત્યો 7:44–46</w:t>
+      </w:r>
+    </w:p>
+    <w:p>
+      <w:pPr>
+        <w:pStyle w:val="ListBullet"/>
+        <w:spacing w:line="240" w:lineRule="auto"/>
+        <w:ind w:left="720"/>
+      </w:pPr>
+      <w:r>
+        <w:rPr>
+          <w:lang w:val="gu_IN" w:bidi="gu_IN"/>
+        </w:rPr>
+      </w:r>
+      <w:r>
+        <w:rPr>
+          <w:lang w:val="gu_IN" w:bidi="gu_IN"/>
+        </w:rPr>
+        <w:t>પ્રેરિતોનાં કૃત્યો 13: 30–31</w:t>
+      </w:r>
+    </w:p>
+    <w:p>
+      <w:pPr>
+        <w:pStyle w:val="ListBullet"/>
+        <w:spacing w:line="240" w:lineRule="auto"/>
+        <w:ind w:left="720"/>
+      </w:pPr>
+      <w:r>
+        <w:rPr>
+          <w:lang w:val="gu_IN" w:bidi="gu_IN"/>
+        </w:rPr>
+      </w:r>
+      <w:r>
+        <w:rPr>
+          <w:lang w:val="gu_IN" w:bidi="gu_IN"/>
+        </w:rPr>
+        <w:t>રોમન 1:8–10</w:t>
+      </w:r>
+    </w:p>
+    <w:p>
+      <w:pPr>
+        <w:pStyle w:val="ListBullet"/>
+        <w:spacing w:line="240" w:lineRule="auto"/>
+        <w:ind w:left="720"/>
+      </w:pPr>
+      <w:r>
+        <w:rPr>
+          <w:lang w:val="gu_IN" w:bidi="gu_IN"/>
+        </w:rPr>
+      </w:r>
+      <w:r>
+        <w:rPr>
+          <w:lang w:val="gu_IN" w:bidi="gu_IN"/>
+        </w:rPr>
+        <w:t>1 થેસ્સાલોનીકી 2: 10–12</w:t>
+      </w:r>
+    </w:p>
+    <w:p>
+      <w:pPr>
+        <w:pStyle w:val="ListBullet"/>
+        <w:spacing w:line="240" w:lineRule="auto"/>
+        <w:ind w:left="720"/>
+      </w:pPr>
+      <w:r>
+        <w:rPr>
+          <w:lang w:val="gu_IN" w:bidi="gu_IN"/>
+        </w:rPr>
+      </w:r>
+      <w:r>
+        <w:rPr>
+          <w:lang w:val="gu_IN" w:bidi="gu_IN"/>
+        </w:rPr>
+        <w:t>1 તિમોથી 5:19 -20</w:t>
+      </w:r>
+    </w:p>
+    <w:p>
+      <w:pPr>
+        <w:pStyle w:val="ListBullet"/>
+        <w:spacing w:line="240" w:lineRule="auto"/>
+        <w:ind w:left="720"/>
+      </w:pPr>
+      <w:r>
+        <w:rPr>
+          <w:lang w:val="gu_IN" w:bidi="gu_IN"/>
+        </w:rPr>
+      </w:r>
+      <w:r>
+        <w:rPr>
+          <w:lang w:val="gu_IN" w:bidi="gu_IN"/>
+        </w:rPr>
+        <w:t>2 તિમોથી 1:8–11</w:t>
+      </w:r>
+    </w:p>
+    <w:p>
+      <w:pPr>
+        <w:pStyle w:val="ListBullet"/>
+        <w:spacing w:line="240" w:lineRule="auto"/>
+        <w:ind w:left="720"/>
+      </w:pPr>
+      <w:r>
+        <w:rPr>
+          <w:lang w:val="gu_IN" w:bidi="gu_IN"/>
+        </w:rPr>
+      </w:r>
+      <w:r>
+        <w:rPr>
+          <w:lang w:val="gu_IN" w:bidi="gu_IN"/>
+        </w:rPr>
+        <w:t>2 પિતર 16–18</w:t>
+      </w:r>
+    </w:p>
+    <w:p>
+      <w:pPr>
+        <w:pStyle w:val="ListBullet"/>
+        <w:spacing w:line="240" w:lineRule="auto"/>
+        <w:ind w:left="720"/>
+      </w:pPr>
+      <w:r>
+        <w:rPr>
+          <w:lang w:val="gu_IN" w:bidi="gu_IN"/>
+        </w:rPr>
+      </w:r>
+      <w:r>
+        <w:rPr>
+          <w:lang w:val="gu_IN" w:bidi="gu_IN"/>
+        </w:rPr>
+        <w:t>1 યોહાન 5:6–8</w:t>
+      </w:r>
+    </w:p>
+    <w:p>
+      <w:pPr>
+        <w:pStyle w:val="ListBullet"/>
+        <w:spacing w:line="240" w:lineRule="auto"/>
+        <w:ind w:left="720"/>
+      </w:pPr>
+      <w:r>
+        <w:rPr>
+          <w:lang w:val="gu_IN" w:bidi="gu_IN"/>
+        </w:rPr>
+      </w:r>
+      <w:r>
+        <w:rPr>
+          <w:lang w:val="gu_IN" w:bidi="gu_IN"/>
+        </w:rPr>
+        <w:t>3 યોહાન 1:11–12</w:t>
+      </w:r>
+    </w:p>
+    <w:p>
+      <w:pPr>
+        <w:pStyle w:val="ListBullet"/>
+        <w:spacing w:line="240" w:lineRule="auto"/>
+        <w:ind w:left="720"/>
+      </w:pPr>
+      <w:r>
+        <w:rPr>
+          <w:lang w:val="gu_IN" w:bidi="gu_IN"/>
+        </w:rPr>
+      </w:r>
+      <w:r>
+        <w:rPr>
+          <w:lang w:val="gu_IN" w:bidi="gu_IN"/>
+        </w:rPr>
+        <w:t>પ્રકટીકરણ 12:11–12</w:t>
+      </w:r>
     </w:p>
     <w:p>
       <w:pPr>
@@ -9080,18 +8432,13 @@
           <w:lang w:val="gu_IN" w:bidi="gu_IN"/>
         </w:rPr>
       </w:r>
-      <w:hyperlink r:id="rId119">
-        <w:r>
-          <w:rPr>
-            <w:lang w:val="gu_IN" w:bidi="gu_IN"/>
-          </w:rPr>
-          <w:rPr>
-            <w:color w:val="0000EE"/>
-            <w:u w:val="single"/>
-          </w:rPr>
-          <w:t>39:2</w:t>
-        </w:r>
-      </w:hyperlink>
+      <w:r>
+        <w:rPr>
+          <w:b/>
+          <w:lang w:val="gu_IN" w:bidi="gu_IN"/>
+        </w:rPr>
+        <w:t>39:2</w:t>
+      </w:r>
       <w:r>
         <w:rPr>
           <w:lang w:val="gu_IN" w:bidi="gu_IN"/>
@@ -9530,162 +8877,120 @@
           <w:lang w:val="gu_IN" w:bidi="gu_IN"/>
         </w:rPr>
       </w:r>
-      <w:hyperlink r:id="rId120">
-        <w:r>
-          <w:rPr>
-            <w:lang w:val="gu_IN" w:bidi="gu_IN"/>
-          </w:rPr>
-          <w:rPr>
-            <w:color w:val="0000EE"/>
-            <w:u w:val="single"/>
-          </w:rPr>
-          <w:t>1 શમુએલ 10:17–19</w:t>
-        </w:r>
-      </w:hyperlink>
-    </w:p>
-    <w:p>
-      <w:pPr>
-        <w:pStyle w:val="ListBullet"/>
-        <w:spacing w:line="240" w:lineRule="auto"/>
-        <w:ind w:left="720"/>
-      </w:pPr>
-      <w:r>
-        <w:rPr>
-          <w:lang w:val="gu_IN" w:bidi="gu_IN"/>
-        </w:rPr>
-      </w:r>
-      <w:hyperlink r:id="rId121">
-        <w:r>
-          <w:rPr>
-            <w:lang w:val="gu_IN" w:bidi="gu_IN"/>
-          </w:rPr>
-          <w:rPr>
-            <w:color w:val="0000EE"/>
-            <w:u w:val="single"/>
-          </w:rPr>
-          <w:t>પુનર્નિયમ 26:6–7</w:t>
-        </w:r>
-      </w:hyperlink>
-    </w:p>
-    <w:p>
-      <w:pPr>
-        <w:pStyle w:val="ListBullet"/>
-        <w:spacing w:line="240" w:lineRule="auto"/>
-        <w:ind w:left="720"/>
-      </w:pPr>
-      <w:r>
-        <w:rPr>
-          <w:lang w:val="gu_IN" w:bidi="gu_IN"/>
-        </w:rPr>
-      </w:r>
-      <w:hyperlink r:id="rId122">
-        <w:r>
-          <w:rPr>
-            <w:lang w:val="gu_IN" w:bidi="gu_IN"/>
-          </w:rPr>
-          <w:rPr>
-            <w:color w:val="0000EE"/>
-            <w:u w:val="single"/>
-          </w:rPr>
-          <w:t>સભાશિક્ષક 4:1</w:t>
-        </w:r>
-      </w:hyperlink>
-    </w:p>
-    <w:p>
-      <w:pPr>
-        <w:pStyle w:val="ListBullet"/>
-        <w:spacing w:line="240" w:lineRule="auto"/>
-        <w:ind w:left="720"/>
-      </w:pPr>
-      <w:r>
-        <w:rPr>
-          <w:lang w:val="gu_IN" w:bidi="gu_IN"/>
-        </w:rPr>
-      </w:r>
-      <w:hyperlink r:id="rId123">
-        <w:r>
-          <w:rPr>
-            <w:lang w:val="gu_IN" w:bidi="gu_IN"/>
-          </w:rPr>
-          <w:rPr>
-            <w:color w:val="0000EE"/>
-            <w:u w:val="single"/>
-          </w:rPr>
-          <w:t>અયૂબ 10:1–3</w:t>
-        </w:r>
-      </w:hyperlink>
-    </w:p>
-    <w:p>
-      <w:pPr>
-        <w:pStyle w:val="ListBullet"/>
-        <w:spacing w:line="240" w:lineRule="auto"/>
-        <w:ind w:left="720"/>
-      </w:pPr>
-      <w:r>
-        <w:rPr>
-          <w:lang w:val="gu_IN" w:bidi="gu_IN"/>
-        </w:rPr>
-      </w:r>
-      <w:hyperlink r:id="rId87">
-        <w:r>
-          <w:rPr>
-            <w:lang w:val="gu_IN" w:bidi="gu_IN"/>
-          </w:rPr>
-          <w:rPr>
-            <w:color w:val="0000EE"/>
-            <w:u w:val="single"/>
-          </w:rPr>
-          <w:t>ન્યાયાધીશો 2:18–19</w:t>
-        </w:r>
-      </w:hyperlink>
-    </w:p>
-    <w:p>
-      <w:pPr>
-        <w:pStyle w:val="ListBullet"/>
-        <w:spacing w:line="240" w:lineRule="auto"/>
-        <w:ind w:left="720"/>
-      </w:pPr>
-      <w:r>
-        <w:rPr>
-          <w:lang w:val="gu_IN" w:bidi="gu_IN"/>
-        </w:rPr>
-      </w:r>
-      <w:hyperlink r:id="rId124">
-        <w:r>
-          <w:rPr>
-            <w:lang w:val="gu_IN" w:bidi="gu_IN"/>
-          </w:rPr>
-          <w:rPr>
-            <w:color w:val="0000EE"/>
-            <w:u w:val="single"/>
-          </w:rPr>
-          <w:t>નહેમ્યા 5:14–15</w:t>
-        </w:r>
-      </w:hyperlink>
-    </w:p>
-    <w:p>
-      <w:pPr>
-        <w:pStyle w:val="ListBullet"/>
-        <w:spacing w:line="240" w:lineRule="auto"/>
-        <w:ind w:left="720"/>
-      </w:pPr>
-      <w:r>
-        <w:rPr>
-          <w:lang w:val="gu_IN" w:bidi="gu_IN"/>
-        </w:rPr>
-      </w:r>
-      <w:hyperlink r:id="rId125">
-        <w:r>
-          <w:rPr>
-            <w:lang w:val="gu_IN" w:bidi="gu_IN"/>
-          </w:rPr>
-          <w:rPr>
-            <w:color w:val="0000EE"/>
-            <w:u w:val="single"/>
-          </w:rPr>
-          <w:t>ગીતશાસ્ત્ર 119:133–134</w:t>
-        </w:r>
-      </w:hyperlink>
+      <w:r>
+        <w:rPr>
+          <w:lang w:val="gu_IN" w:bidi="gu_IN"/>
+        </w:rPr>
+        <w:t>1 શમુએલ 10:17–19</w:t>
+      </w:r>
+    </w:p>
+    <w:p>
+      <w:pPr>
+        <w:pStyle w:val="ListBullet"/>
+        <w:spacing w:line="240" w:lineRule="auto"/>
+        <w:ind w:left="720"/>
+      </w:pPr>
+      <w:r>
+        <w:rPr>
+          <w:lang w:val="gu_IN" w:bidi="gu_IN"/>
+        </w:rPr>
+      </w:r>
+      <w:r>
+        <w:rPr>
+          <w:lang w:val="gu_IN" w:bidi="gu_IN"/>
+        </w:rPr>
+        <w:t>પુનર્નિયમ 26:6–7</w:t>
+      </w:r>
+    </w:p>
+    <w:p>
+      <w:pPr>
+        <w:pStyle w:val="ListBullet"/>
+        <w:spacing w:line="240" w:lineRule="auto"/>
+        <w:ind w:left="720"/>
+      </w:pPr>
+      <w:r>
+        <w:rPr>
+          <w:lang w:val="gu_IN" w:bidi="gu_IN"/>
+        </w:rPr>
+      </w:r>
+      <w:r>
+        <w:rPr>
+          <w:lang w:val="gu_IN" w:bidi="gu_IN"/>
+        </w:rPr>
+        <w:t>સભાશિક્ષક 4:1</w:t>
+      </w:r>
+    </w:p>
+    <w:p>
+      <w:pPr>
+        <w:pStyle w:val="ListBullet"/>
+        <w:spacing w:line="240" w:lineRule="auto"/>
+        <w:ind w:left="720"/>
+      </w:pPr>
+      <w:r>
+        <w:rPr>
+          <w:lang w:val="gu_IN" w:bidi="gu_IN"/>
+        </w:rPr>
+      </w:r>
+      <w:r>
+        <w:rPr>
+          <w:lang w:val="gu_IN" w:bidi="gu_IN"/>
+        </w:rPr>
+        <w:t>અયૂબ 10:1–3</w:t>
+      </w:r>
+    </w:p>
+    <w:p>
+      <w:pPr>
+        <w:pStyle w:val="ListBullet"/>
+        <w:spacing w:line="240" w:lineRule="auto"/>
+        <w:ind w:left="720"/>
+      </w:pPr>
+      <w:r>
+        <w:rPr>
+          <w:lang w:val="gu_IN" w:bidi="gu_IN"/>
+        </w:rPr>
+      </w:r>
+      <w:r>
+        <w:rPr>
+          <w:lang w:val="gu_IN" w:bidi="gu_IN"/>
+        </w:rPr>
+        <w:t>ન્યાયાધીશો 2:18–19</w:t>
+      </w:r>
+    </w:p>
+    <w:p>
+      <w:pPr>
+        <w:pStyle w:val="ListBullet"/>
+        <w:spacing w:line="240" w:lineRule="auto"/>
+        <w:ind w:left="720"/>
+      </w:pPr>
+      <w:r>
+        <w:rPr>
+          <w:lang w:val="gu_IN" w:bidi="gu_IN"/>
+        </w:rPr>
+      </w:r>
+      <w:r>
+        <w:rPr>
+          <w:lang w:val="gu_IN" w:bidi="gu_IN"/>
+        </w:rPr>
+        <w:t>નહેમ્યા 5:14–15</w:t>
+      </w:r>
+    </w:p>
+    <w:p>
+      <w:pPr>
+        <w:pStyle w:val="ListBullet"/>
+        <w:spacing w:line="240" w:lineRule="auto"/>
+        <w:ind w:left="720"/>
+      </w:pPr>
+      <w:r>
+        <w:rPr>
+          <w:lang w:val="gu_IN" w:bidi="gu_IN"/>
+        </w:rPr>
+      </w:r>
+      <w:r>
+        <w:rPr>
+          <w:lang w:val="gu_IN" w:bidi="gu_IN"/>
+        </w:rPr>
+        <w:t>ગીતશાસ્ત્ર 119:133–134</w:t>
+      </w:r>
     </w:p>
     <w:p>
       <w:pPr>
@@ -9926,138 +9231,102 @@
           <w:lang w:val="gu_IN" w:bidi="gu_IN"/>
         </w:rPr>
       </w:r>
-      <w:hyperlink r:id="rId126">
-        <w:r>
-          <w:rPr>
-            <w:lang w:val="gu_IN" w:bidi="gu_IN"/>
-          </w:rPr>
-          <w:rPr>
-            <w:color w:val="0000EE"/>
-            <w:u w:val="single"/>
-          </w:rPr>
-          <w:t>1 યોહાન 4:1–3</w:t>
-        </w:r>
-      </w:hyperlink>
-    </w:p>
-    <w:p>
-      <w:pPr>
-        <w:pStyle w:val="ListBullet"/>
-        <w:spacing w:line="240" w:lineRule="auto"/>
-        <w:ind w:left="720"/>
-      </w:pPr>
-      <w:r>
-        <w:rPr>
-          <w:lang w:val="gu_IN" w:bidi="gu_IN"/>
-        </w:rPr>
-      </w:r>
-      <w:hyperlink r:id="rId127">
-        <w:r>
-          <w:rPr>
-            <w:lang w:val="gu_IN" w:bidi="gu_IN"/>
-          </w:rPr>
-          <w:rPr>
-            <w:color w:val="0000EE"/>
-            <w:u w:val="single"/>
-          </w:rPr>
-          <w:t>2 પિતર 2:1–3</w:t>
-        </w:r>
-      </w:hyperlink>
-    </w:p>
-    <w:p>
-      <w:pPr>
-        <w:pStyle w:val="ListBullet"/>
-        <w:spacing w:line="240" w:lineRule="auto"/>
-        <w:ind w:left="720"/>
-      </w:pPr>
-      <w:r>
-        <w:rPr>
-          <w:lang w:val="gu_IN" w:bidi="gu_IN"/>
-        </w:rPr>
-      </w:r>
-      <w:hyperlink r:id="rId128">
-        <w:r>
-          <w:rPr>
-            <w:lang w:val="gu_IN" w:bidi="gu_IN"/>
-          </w:rPr>
-          <w:rPr>
-            <w:color w:val="0000EE"/>
-            <w:u w:val="single"/>
-          </w:rPr>
-          <w:t>પ્રેરિતો 13:6–8</w:t>
-        </w:r>
-      </w:hyperlink>
-    </w:p>
-    <w:p>
-      <w:pPr>
-        <w:pStyle w:val="ListBullet"/>
-        <w:spacing w:line="240" w:lineRule="auto"/>
-        <w:ind w:left="720"/>
-      </w:pPr>
-      <w:r>
-        <w:rPr>
-          <w:lang w:val="gu_IN" w:bidi="gu_IN"/>
-        </w:rPr>
-      </w:r>
-      <w:hyperlink r:id="rId129">
-        <w:r>
-          <w:rPr>
-            <w:lang w:val="gu_IN" w:bidi="gu_IN"/>
-          </w:rPr>
-          <w:rPr>
-            <w:color w:val="0000EE"/>
-            <w:u w:val="single"/>
-          </w:rPr>
-          <w:t>લૂક 6:26</w:t>
-        </w:r>
-      </w:hyperlink>
-    </w:p>
-    <w:p>
-      <w:pPr>
-        <w:pStyle w:val="ListBullet"/>
-        <w:spacing w:line="240" w:lineRule="auto"/>
-        <w:ind w:left="720"/>
-      </w:pPr>
-      <w:r>
-        <w:rPr>
-          <w:lang w:val="gu_IN" w:bidi="gu_IN"/>
-        </w:rPr>
-      </w:r>
-      <w:hyperlink r:id="rId130">
-        <w:r>
-          <w:rPr>
-            <w:lang w:val="gu_IN" w:bidi="gu_IN"/>
-          </w:rPr>
-          <w:rPr>
-            <w:color w:val="0000EE"/>
-            <w:u w:val="single"/>
-          </w:rPr>
-          <w:t>માથ્થી 7:15–17</w:t>
-        </w:r>
-      </w:hyperlink>
-    </w:p>
-    <w:p>
-      <w:pPr>
-        <w:pStyle w:val="ListBullet"/>
-        <w:spacing w:line="240" w:lineRule="auto"/>
-        <w:ind w:left="720"/>
-      </w:pPr>
-      <w:r>
-        <w:rPr>
-          <w:lang w:val="gu_IN" w:bidi="gu_IN"/>
-        </w:rPr>
-      </w:r>
-      <w:hyperlink r:id="rId131">
-        <w:r>
-          <w:rPr>
-            <w:lang w:val="gu_IN" w:bidi="gu_IN"/>
-          </w:rPr>
-          <w:rPr>
-            <w:color w:val="0000EE"/>
-            <w:u w:val="single"/>
-          </w:rPr>
-          <w:t>માથ્થી 24:23–25</w:t>
-        </w:r>
-      </w:hyperlink>
+      <w:r>
+        <w:rPr>
+          <w:lang w:val="gu_IN" w:bidi="gu_IN"/>
+        </w:rPr>
+        <w:t>1 યોહાન 4:1–3</w:t>
+      </w:r>
+    </w:p>
+    <w:p>
+      <w:pPr>
+        <w:pStyle w:val="ListBullet"/>
+        <w:spacing w:line="240" w:lineRule="auto"/>
+        <w:ind w:left="720"/>
+      </w:pPr>
+      <w:r>
+        <w:rPr>
+          <w:lang w:val="gu_IN" w:bidi="gu_IN"/>
+        </w:rPr>
+      </w:r>
+      <w:r>
+        <w:rPr>
+          <w:lang w:val="gu_IN" w:bidi="gu_IN"/>
+        </w:rPr>
+        <w:t>2 પિતર 2:1–3</w:t>
+      </w:r>
+    </w:p>
+    <w:p>
+      <w:pPr>
+        <w:pStyle w:val="ListBullet"/>
+        <w:spacing w:line="240" w:lineRule="auto"/>
+        <w:ind w:left="720"/>
+      </w:pPr>
+      <w:r>
+        <w:rPr>
+          <w:lang w:val="gu_IN" w:bidi="gu_IN"/>
+        </w:rPr>
+      </w:r>
+      <w:r>
+        <w:rPr>
+          <w:lang w:val="gu_IN" w:bidi="gu_IN"/>
+        </w:rPr>
+        <w:t>પ્રેરિતો 13:6–8</w:t>
+      </w:r>
+    </w:p>
+    <w:p>
+      <w:pPr>
+        <w:pStyle w:val="ListBullet"/>
+        <w:spacing w:line="240" w:lineRule="auto"/>
+        <w:ind w:left="720"/>
+      </w:pPr>
+      <w:r>
+        <w:rPr>
+          <w:lang w:val="gu_IN" w:bidi="gu_IN"/>
+        </w:rPr>
+      </w:r>
+      <w:r>
+        <w:rPr>
+          <w:lang w:val="gu_IN" w:bidi="gu_IN"/>
+        </w:rPr>
+        <w:t>લૂક 6:26</w:t>
+      </w:r>
+    </w:p>
+    <w:p>
+      <w:pPr>
+        <w:pStyle w:val="ListBullet"/>
+        <w:spacing w:line="240" w:lineRule="auto"/>
+        <w:ind w:left="720"/>
+      </w:pPr>
+      <w:r>
+        <w:rPr>
+          <w:lang w:val="gu_IN" w:bidi="gu_IN"/>
+        </w:rPr>
+      </w:r>
+      <w:r>
+        <w:rPr>
+          <w:lang w:val="gu_IN" w:bidi="gu_IN"/>
+        </w:rPr>
+        <w:t>માથ્થી 7:15–17</w:t>
+      </w:r>
+    </w:p>
+    <w:p>
+      <w:pPr>
+        <w:pStyle w:val="ListBullet"/>
+        <w:spacing w:line="240" w:lineRule="auto"/>
+        <w:ind w:left="720"/>
+      </w:pPr>
+      <w:r>
+        <w:rPr>
+          <w:lang w:val="gu_IN" w:bidi="gu_IN"/>
+        </w:rPr>
+      </w:r>
+      <w:r>
+        <w:rPr>
+          <w:lang w:val="gu_IN" w:bidi="gu_IN"/>
+        </w:rPr>
+        <w:t>માથ્થી 24:23–25</w:t>
+      </w:r>
     </w:p>
     <w:p>
       <w:pPr>
@@ -10344,162 +9613,120 @@
           <w:lang w:val="gu_IN" w:bidi="gu_IN"/>
         </w:rPr>
       </w:r>
-      <w:hyperlink r:id="rId132">
-        <w:r>
-          <w:rPr>
-            <w:lang w:val="gu_IN" w:bidi="gu_IN"/>
-          </w:rPr>
-          <w:rPr>
-            <w:color w:val="0000EE"/>
-            <w:u w:val="single"/>
-          </w:rPr>
-          <w:t>1યોહાન 2:20–21</w:t>
-        </w:r>
-      </w:hyperlink>
-    </w:p>
-    <w:p>
-      <w:pPr>
-        <w:pStyle w:val="ListBullet"/>
-        <w:spacing w:line="240" w:lineRule="auto"/>
-        <w:ind w:left="720"/>
-      </w:pPr>
-      <w:r>
-        <w:rPr>
-          <w:lang w:val="gu_IN" w:bidi="gu_IN"/>
-        </w:rPr>
-      </w:r>
-      <w:hyperlink r:id="rId133">
-        <w:r>
-          <w:rPr>
-            <w:lang w:val="gu_IN" w:bidi="gu_IN"/>
-          </w:rPr>
-          <w:rPr>
-            <w:color w:val="0000EE"/>
-            <w:u w:val="single"/>
-          </w:rPr>
-          <w:t>2 રાજા 19:20–22</w:t>
-        </w:r>
-      </w:hyperlink>
-    </w:p>
-    <w:p>
-      <w:pPr>
-        <w:pStyle w:val="ListBullet"/>
-        <w:spacing w:line="240" w:lineRule="auto"/>
-        <w:ind w:left="720"/>
-      </w:pPr>
-      <w:r>
-        <w:rPr>
-          <w:lang w:val="gu_IN" w:bidi="gu_IN"/>
-        </w:rPr>
-      </w:r>
-      <w:hyperlink r:id="rId134">
-        <w:r>
-          <w:rPr>
-            <w:lang w:val="gu_IN" w:bidi="gu_IN"/>
-          </w:rPr>
-          <w:rPr>
-            <w:color w:val="0000EE"/>
-            <w:u w:val="single"/>
-          </w:rPr>
-          <w:t>પ્રેરિતો 2:27–28</w:t>
-        </w:r>
-      </w:hyperlink>
-    </w:p>
-    <w:p>
-      <w:pPr>
-        <w:pStyle w:val="ListBullet"/>
-        <w:spacing w:line="240" w:lineRule="auto"/>
-        <w:ind w:left="720"/>
-      </w:pPr>
-      <w:r>
-        <w:rPr>
-          <w:lang w:val="gu_IN" w:bidi="gu_IN"/>
-        </w:rPr>
-      </w:r>
-      <w:hyperlink r:id="rId135">
-        <w:r>
-          <w:rPr>
-            <w:lang w:val="gu_IN" w:bidi="gu_IN"/>
-          </w:rPr>
-          <w:rPr>
-            <w:color w:val="0000EE"/>
-            <w:u w:val="single"/>
-          </w:rPr>
-          <w:t>પ્રેરિતો 3:13–14</w:t>
-        </w:r>
-      </w:hyperlink>
-    </w:p>
-    <w:p>
-      <w:pPr>
-        <w:pStyle w:val="ListBullet"/>
-        <w:spacing w:line="240" w:lineRule="auto"/>
-        <w:ind w:left="720"/>
-      </w:pPr>
-      <w:r>
-        <w:rPr>
-          <w:lang w:val="gu_IN" w:bidi="gu_IN"/>
-        </w:rPr>
-      </w:r>
-      <w:hyperlink r:id="rId136">
-        <w:r>
-          <w:rPr>
-            <w:lang w:val="gu_IN" w:bidi="gu_IN"/>
-          </w:rPr>
-          <w:rPr>
-            <w:color w:val="0000EE"/>
-            <w:u w:val="single"/>
-          </w:rPr>
-          <w:t>યશાયા 5:15–17</w:t>
-        </w:r>
-      </w:hyperlink>
-    </w:p>
-    <w:p>
-      <w:pPr>
-        <w:pStyle w:val="ListBullet"/>
-        <w:spacing w:line="240" w:lineRule="auto"/>
-        <w:ind w:left="720"/>
-      </w:pPr>
-      <w:r>
-        <w:rPr>
-          <w:lang w:val="gu_IN" w:bidi="gu_IN"/>
-        </w:rPr>
-      </w:r>
-      <w:hyperlink r:id="rId137">
-        <w:r>
-          <w:rPr>
-            <w:lang w:val="gu_IN" w:bidi="gu_IN"/>
-          </w:rPr>
-          <w:rPr>
-            <w:color w:val="0000EE"/>
-            <w:u w:val="single"/>
-          </w:rPr>
-          <w:t>યશાયા 41:14–15</w:t>
-        </w:r>
-      </w:hyperlink>
-    </w:p>
-    <w:p>
-      <w:pPr>
-        <w:pStyle w:val="ListBullet"/>
-        <w:spacing w:line="240" w:lineRule="auto"/>
-        <w:ind w:left="720"/>
-      </w:pPr>
-      <w:r>
-        <w:rPr>
-          <w:lang w:val="gu_IN" w:bidi="gu_IN"/>
-        </w:rPr>
-      </w:r>
-      <w:hyperlink r:id="rId138">
-        <w:r>
-          <w:rPr>
-            <w:lang w:val="gu_IN" w:bidi="gu_IN"/>
-          </w:rPr>
-          <w:rPr>
-            <w:color w:val="0000EE"/>
-            <w:u w:val="single"/>
-          </w:rPr>
-          <w:t>લૂક 4:33–34</w:t>
-        </w:r>
-      </w:hyperlink>
+      <w:r>
+        <w:rPr>
+          <w:lang w:val="gu_IN" w:bidi="gu_IN"/>
+        </w:rPr>
+        <w:t>1યોહાન 2:20–21</w:t>
+      </w:r>
+    </w:p>
+    <w:p>
+      <w:pPr>
+        <w:pStyle w:val="ListBullet"/>
+        <w:spacing w:line="240" w:lineRule="auto"/>
+        <w:ind w:left="720"/>
+      </w:pPr>
+      <w:r>
+        <w:rPr>
+          <w:lang w:val="gu_IN" w:bidi="gu_IN"/>
+        </w:rPr>
+      </w:r>
+      <w:r>
+        <w:rPr>
+          <w:lang w:val="gu_IN" w:bidi="gu_IN"/>
+        </w:rPr>
+        <w:t>2 રાજા 19:20–22</w:t>
+      </w:r>
+    </w:p>
+    <w:p>
+      <w:pPr>
+        <w:pStyle w:val="ListBullet"/>
+        <w:spacing w:line="240" w:lineRule="auto"/>
+        <w:ind w:left="720"/>
+      </w:pPr>
+      <w:r>
+        <w:rPr>
+          <w:lang w:val="gu_IN" w:bidi="gu_IN"/>
+        </w:rPr>
+      </w:r>
+      <w:r>
+        <w:rPr>
+          <w:lang w:val="gu_IN" w:bidi="gu_IN"/>
+        </w:rPr>
+        <w:t>પ્રેરિતો 2:27–28</w:t>
+      </w:r>
+    </w:p>
+    <w:p>
+      <w:pPr>
+        <w:pStyle w:val="ListBullet"/>
+        <w:spacing w:line="240" w:lineRule="auto"/>
+        <w:ind w:left="720"/>
+      </w:pPr>
+      <w:r>
+        <w:rPr>
+          <w:lang w:val="gu_IN" w:bidi="gu_IN"/>
+        </w:rPr>
+      </w:r>
+      <w:r>
+        <w:rPr>
+          <w:lang w:val="gu_IN" w:bidi="gu_IN"/>
+        </w:rPr>
+        <w:t>પ્રેરિતો 3:13–14</w:t>
+      </w:r>
+    </w:p>
+    <w:p>
+      <w:pPr>
+        <w:pStyle w:val="ListBullet"/>
+        <w:spacing w:line="240" w:lineRule="auto"/>
+        <w:ind w:left="720"/>
+      </w:pPr>
+      <w:r>
+        <w:rPr>
+          <w:lang w:val="gu_IN" w:bidi="gu_IN"/>
+        </w:rPr>
+      </w:r>
+      <w:r>
+        <w:rPr>
+          <w:lang w:val="gu_IN" w:bidi="gu_IN"/>
+        </w:rPr>
+        <w:t>યશાયા 5:15–17</w:t>
+      </w:r>
+    </w:p>
+    <w:p>
+      <w:pPr>
+        <w:pStyle w:val="ListBullet"/>
+        <w:spacing w:line="240" w:lineRule="auto"/>
+        <w:ind w:left="720"/>
+      </w:pPr>
+      <w:r>
+        <w:rPr>
+          <w:lang w:val="gu_IN" w:bidi="gu_IN"/>
+        </w:rPr>
+      </w:r>
+      <w:r>
+        <w:rPr>
+          <w:lang w:val="gu_IN" w:bidi="gu_IN"/>
+        </w:rPr>
+        <w:t>યશાયા 41:14–15</w:t>
+      </w:r>
+    </w:p>
+    <w:p>
+      <w:pPr>
+        <w:pStyle w:val="ListBullet"/>
+        <w:spacing w:line="240" w:lineRule="auto"/>
+        <w:ind w:left="720"/>
+      </w:pPr>
+      <w:r>
+        <w:rPr>
+          <w:lang w:val="gu_IN" w:bidi="gu_IN"/>
+        </w:rPr>
+      </w:r>
+      <w:r>
+        <w:rPr>
+          <w:lang w:val="gu_IN" w:bidi="gu_IN"/>
+        </w:rPr>
+        <w:t>લૂક 4:33–34</w:t>
+      </w:r>
     </w:p>
     <w:p>
       <w:pPr>
@@ -10788,186 +10015,138 @@
           <w:lang w:val="gu_IN" w:bidi="gu_IN"/>
         </w:rPr>
       </w:r>
-      <w:hyperlink r:id="rId139">
-        <w:r>
-          <w:rPr>
-            <w:lang w:val="gu_IN" w:bidi="gu_IN"/>
-          </w:rPr>
-          <w:rPr>
-            <w:color w:val="0000EE"/>
-            <w:u w:val="single"/>
-          </w:rPr>
-          <w:t>પ્રેરિતોનાં કૃત્યો 25:4–5</w:t>
-        </w:r>
-      </w:hyperlink>
-    </w:p>
-    <w:p>
-      <w:pPr>
-        <w:pStyle w:val="ListBullet"/>
-        <w:spacing w:line="240" w:lineRule="auto"/>
-        <w:ind w:left="720"/>
-      </w:pPr>
-      <w:r>
-        <w:rPr>
-          <w:lang w:val="gu_IN" w:bidi="gu_IN"/>
-        </w:rPr>
-      </w:r>
-      <w:hyperlink r:id="rId140">
-        <w:r>
-          <w:rPr>
-            <w:lang w:val="gu_IN" w:bidi="gu_IN"/>
-          </w:rPr>
-          <w:rPr>
-            <w:color w:val="0000EE"/>
-            <w:u w:val="single"/>
-          </w:rPr>
-          <w:t>એફેસી 4:1–3</w:t>
-        </w:r>
-      </w:hyperlink>
-    </w:p>
-    <w:p>
-      <w:pPr>
-        <w:pStyle w:val="ListBullet"/>
-        <w:spacing w:line="240" w:lineRule="auto"/>
-        <w:ind w:left="720"/>
-      </w:pPr>
-      <w:r>
-        <w:rPr>
-          <w:lang w:val="gu_IN" w:bidi="gu_IN"/>
-        </w:rPr>
-      </w:r>
-      <w:hyperlink r:id="rId141">
-        <w:r>
-          <w:rPr>
-            <w:lang w:val="gu_IN" w:bidi="gu_IN"/>
-          </w:rPr>
-          <w:rPr>
-            <w:color w:val="0000EE"/>
-            <w:u w:val="single"/>
-          </w:rPr>
-          <w:t>લૂક 12:57–59</w:t>
-        </w:r>
-      </w:hyperlink>
-    </w:p>
-    <w:p>
-      <w:pPr>
-        <w:pStyle w:val="ListBullet"/>
-        <w:spacing w:line="240" w:lineRule="auto"/>
-        <w:ind w:left="720"/>
-      </w:pPr>
-      <w:r>
-        <w:rPr>
-          <w:lang w:val="gu_IN" w:bidi="gu_IN"/>
-        </w:rPr>
-      </w:r>
-      <w:hyperlink r:id="rId142">
-        <w:r>
-          <w:rPr>
-            <w:lang w:val="gu_IN" w:bidi="gu_IN"/>
-          </w:rPr>
-          <w:rPr>
-            <w:color w:val="0000EE"/>
-            <w:u w:val="single"/>
-          </w:rPr>
-          <w:t>લૂક 22:33–34</w:t>
-        </w:r>
-      </w:hyperlink>
-    </w:p>
-    <w:p>
-      <w:pPr>
-        <w:pStyle w:val="ListBullet"/>
-        <w:spacing w:line="240" w:lineRule="auto"/>
-        <w:ind w:left="720"/>
-      </w:pPr>
-      <w:r>
-        <w:rPr>
-          <w:lang w:val="gu_IN" w:bidi="gu_IN"/>
-        </w:rPr>
-      </w:r>
-      <w:hyperlink r:id="rId143">
-        <w:r>
-          <w:rPr>
-            <w:lang w:val="gu_IN" w:bidi="gu_IN"/>
-          </w:rPr>
-          <w:rPr>
-            <w:color w:val="0000EE"/>
-            <w:u w:val="single"/>
-          </w:rPr>
-          <w:t>માર્ક 6:16–17</w:t>
-        </w:r>
-      </w:hyperlink>
-    </w:p>
-    <w:p>
-      <w:pPr>
-        <w:pStyle w:val="ListBullet"/>
-        <w:spacing w:line="240" w:lineRule="auto"/>
-        <w:ind w:left="720"/>
-      </w:pPr>
-      <w:r>
-        <w:rPr>
-          <w:lang w:val="gu_IN" w:bidi="gu_IN"/>
-        </w:rPr>
-      </w:r>
-      <w:hyperlink r:id="rId144">
-        <w:r>
-          <w:rPr>
-            <w:lang w:val="gu_IN" w:bidi="gu_IN"/>
-          </w:rPr>
-          <w:rPr>
-            <w:color w:val="0000EE"/>
-            <w:u w:val="single"/>
-          </w:rPr>
-          <w:t>માથ્થી 5:25–26</w:t>
-        </w:r>
-      </w:hyperlink>
-    </w:p>
-    <w:p>
-      <w:pPr>
-        <w:pStyle w:val="ListBullet"/>
-        <w:spacing w:line="240" w:lineRule="auto"/>
-        <w:ind w:left="720"/>
-      </w:pPr>
-      <w:r>
-        <w:rPr>
-          <w:lang w:val="gu_IN" w:bidi="gu_IN"/>
-        </w:rPr>
-      </w:r>
-      <w:hyperlink r:id="rId145">
-        <w:r>
-          <w:rPr>
-            <w:lang w:val="gu_IN" w:bidi="gu_IN"/>
-          </w:rPr>
-          <w:rPr>
-            <w:color w:val="0000EE"/>
-            <w:u w:val="single"/>
-          </w:rPr>
-          <w:t>માથ્થી 14:3–5</w:t>
-        </w:r>
-      </w:hyperlink>
-    </w:p>
-    <w:p>
-      <w:pPr>
-        <w:pStyle w:val="ListBullet"/>
-        <w:spacing w:line="240" w:lineRule="auto"/>
-        <w:ind w:left="720"/>
-      </w:pPr>
-      <w:r>
-        <w:rPr>
-          <w:lang w:val="gu_IN" w:bidi="gu_IN"/>
-        </w:rPr>
-      </w:r>
-      <w:hyperlink r:id="rId146">
-        <w:r>
-          <w:rPr>
-            <w:lang w:val="gu_IN" w:bidi="gu_IN"/>
-          </w:rPr>
-          <w:rPr>
-            <w:color w:val="0000EE"/>
-            <w:u w:val="single"/>
-          </w:rPr>
-          <w:t>માથ્થી 25:34–36</w:t>
-        </w:r>
-      </w:hyperlink>
+      <w:r>
+        <w:rPr>
+          <w:lang w:val="gu_IN" w:bidi="gu_IN"/>
+        </w:rPr>
+        <w:t>પ્રેરિતોનાં કૃત્યો 25:4–5</w:t>
+      </w:r>
+    </w:p>
+    <w:p>
+      <w:pPr>
+        <w:pStyle w:val="ListBullet"/>
+        <w:spacing w:line="240" w:lineRule="auto"/>
+        <w:ind w:left="720"/>
+      </w:pPr>
+      <w:r>
+        <w:rPr>
+          <w:lang w:val="gu_IN" w:bidi="gu_IN"/>
+        </w:rPr>
+      </w:r>
+      <w:r>
+        <w:rPr>
+          <w:lang w:val="gu_IN" w:bidi="gu_IN"/>
+        </w:rPr>
+        <w:t>એફેસી 4:1–3</w:t>
+      </w:r>
+    </w:p>
+    <w:p>
+      <w:pPr>
+        <w:pStyle w:val="ListBullet"/>
+        <w:spacing w:line="240" w:lineRule="auto"/>
+        <w:ind w:left="720"/>
+      </w:pPr>
+      <w:r>
+        <w:rPr>
+          <w:lang w:val="gu_IN" w:bidi="gu_IN"/>
+        </w:rPr>
+      </w:r>
+      <w:r>
+        <w:rPr>
+          <w:lang w:val="gu_IN" w:bidi="gu_IN"/>
+        </w:rPr>
+        <w:t>લૂક 12:57–59</w:t>
+      </w:r>
+    </w:p>
+    <w:p>
+      <w:pPr>
+        <w:pStyle w:val="ListBullet"/>
+        <w:spacing w:line="240" w:lineRule="auto"/>
+        <w:ind w:left="720"/>
+      </w:pPr>
+      <w:r>
+        <w:rPr>
+          <w:lang w:val="gu_IN" w:bidi="gu_IN"/>
+        </w:rPr>
+      </w:r>
+      <w:r>
+        <w:rPr>
+          <w:lang w:val="gu_IN" w:bidi="gu_IN"/>
+        </w:rPr>
+        <w:t>લૂક 22:33–34</w:t>
+      </w:r>
+    </w:p>
+    <w:p>
+      <w:pPr>
+        <w:pStyle w:val="ListBullet"/>
+        <w:spacing w:line="240" w:lineRule="auto"/>
+        <w:ind w:left="720"/>
+      </w:pPr>
+      <w:r>
+        <w:rPr>
+          <w:lang w:val="gu_IN" w:bidi="gu_IN"/>
+        </w:rPr>
+      </w:r>
+      <w:r>
+        <w:rPr>
+          <w:lang w:val="gu_IN" w:bidi="gu_IN"/>
+        </w:rPr>
+        <w:t>માર્ક 6:16–17</w:t>
+      </w:r>
+    </w:p>
+    <w:p>
+      <w:pPr>
+        <w:pStyle w:val="ListBullet"/>
+        <w:spacing w:line="240" w:lineRule="auto"/>
+        <w:ind w:left="720"/>
+      </w:pPr>
+      <w:r>
+        <w:rPr>
+          <w:lang w:val="gu_IN" w:bidi="gu_IN"/>
+        </w:rPr>
+      </w:r>
+      <w:r>
+        <w:rPr>
+          <w:lang w:val="gu_IN" w:bidi="gu_IN"/>
+        </w:rPr>
+        <w:t>માથ્થી 5:25–26</w:t>
+      </w:r>
+    </w:p>
+    <w:p>
+      <w:pPr>
+        <w:pStyle w:val="ListBullet"/>
+        <w:spacing w:line="240" w:lineRule="auto"/>
+        <w:ind w:left="720"/>
+      </w:pPr>
+      <w:r>
+        <w:rPr>
+          <w:lang w:val="gu_IN" w:bidi="gu_IN"/>
+        </w:rPr>
+      </w:r>
+      <w:r>
+        <w:rPr>
+          <w:lang w:val="gu_IN" w:bidi="gu_IN"/>
+        </w:rPr>
+        <w:t>માથ્થી 14:3–5</w:t>
+      </w:r>
+    </w:p>
+    <w:p>
+      <w:pPr>
+        <w:pStyle w:val="ListBullet"/>
+        <w:spacing w:line="240" w:lineRule="auto"/>
+        <w:ind w:left="720"/>
+      </w:pPr>
+      <w:r>
+        <w:rPr>
+          <w:lang w:val="gu_IN" w:bidi="gu_IN"/>
+        </w:rPr>
+      </w:r>
+      <w:r>
+        <w:rPr>
+          <w:lang w:val="gu_IN" w:bidi="gu_IN"/>
+        </w:rPr>
+        <w:t>માથ્થી 25:34–36</w:t>
+      </w:r>
     </w:p>
     <w:p>
       <w:pPr>
@@ -11195,138 +10374,102 @@
           <w:lang w:val="gu_IN" w:bidi="gu_IN"/>
         </w:rPr>
       </w:r>
-      <w:hyperlink r:id="rId147">
-        <w:r>
-          <w:rPr>
-            <w:lang w:val="gu_IN" w:bidi="gu_IN"/>
-          </w:rPr>
-          <w:rPr>
-            <w:color w:val="0000EE"/>
-            <w:u w:val="single"/>
-          </w:rPr>
-          <w:t>પ્રેરિતો 11:19–21</w:t>
-        </w:r>
-      </w:hyperlink>
-    </w:p>
-    <w:p>
-      <w:pPr>
-        <w:pStyle w:val="ListBullet"/>
-        <w:spacing w:line="240" w:lineRule="auto"/>
-        <w:ind w:left="720"/>
-      </w:pPr>
-      <w:r>
-        <w:rPr>
-          <w:lang w:val="gu_IN" w:bidi="gu_IN"/>
-        </w:rPr>
-      </w:r>
-      <w:hyperlink r:id="rId148">
-        <w:r>
-          <w:rPr>
-            <w:lang w:val="gu_IN" w:bidi="gu_IN"/>
-          </w:rPr>
-          <w:rPr>
-            <w:color w:val="0000EE"/>
-            <w:u w:val="single"/>
-          </w:rPr>
-          <w:t>ઉત્પત્તિ 6:13–15</w:t>
-        </w:r>
-      </w:hyperlink>
-    </w:p>
-    <w:p>
-      <w:pPr>
-        <w:pStyle w:val="ListBullet"/>
-        <w:spacing w:line="240" w:lineRule="auto"/>
-        <w:ind w:left="720"/>
-      </w:pPr>
-      <w:r>
-        <w:rPr>
-          <w:lang w:val="gu_IN" w:bidi="gu_IN"/>
-        </w:rPr>
-      </w:r>
-      <w:hyperlink r:id="rId149">
-        <w:r>
-          <w:rPr>
-            <w:lang w:val="gu_IN" w:bidi="gu_IN"/>
-          </w:rPr>
-          <w:rPr>
-            <w:color w:val="0000EE"/>
-            <w:u w:val="single"/>
-          </w:rPr>
-          <w:t>હોશિયા 14:7–8</w:t>
-        </w:r>
-      </w:hyperlink>
-    </w:p>
-    <w:p>
-      <w:pPr>
-        <w:pStyle w:val="ListBullet"/>
-        <w:spacing w:line="240" w:lineRule="auto"/>
-        <w:ind w:left="720"/>
-      </w:pPr>
-      <w:r>
-        <w:rPr>
-          <w:lang w:val="gu_IN" w:bidi="gu_IN"/>
-        </w:rPr>
-      </w:r>
-      <w:hyperlink r:id="rId150">
-        <w:r>
-          <w:rPr>
-            <w:lang w:val="gu_IN" w:bidi="gu_IN"/>
-          </w:rPr>
-          <w:rPr>
-            <w:color w:val="0000EE"/>
-            <w:u w:val="single"/>
-          </w:rPr>
-          <w:t>યશાયા 44:14</w:t>
-        </w:r>
-      </w:hyperlink>
-    </w:p>
-    <w:p>
-      <w:pPr>
-        <w:pStyle w:val="ListBullet"/>
-        <w:spacing w:line="240" w:lineRule="auto"/>
-        <w:ind w:left="720"/>
-      </w:pPr>
-      <w:r>
-        <w:rPr>
-          <w:lang w:val="gu_IN" w:bidi="gu_IN"/>
-        </w:rPr>
-      </w:r>
-      <w:hyperlink r:id="rId151">
-        <w:r>
-          <w:rPr>
-            <w:lang w:val="gu_IN" w:bidi="gu_IN"/>
-          </w:rPr>
-          <w:rPr>
-            <w:color w:val="0000EE"/>
-            <w:u w:val="single"/>
-          </w:rPr>
-          <w:t>યશાયા 60:12–13</w:t>
-        </w:r>
-      </w:hyperlink>
-    </w:p>
-    <w:p>
-      <w:pPr>
-        <w:pStyle w:val="ListBullet"/>
-        <w:spacing w:line="240" w:lineRule="auto"/>
-        <w:ind w:left="720"/>
-      </w:pPr>
-      <w:r>
-        <w:rPr>
-          <w:lang w:val="gu_IN" w:bidi="gu_IN"/>
-        </w:rPr>
-      </w:r>
-      <w:hyperlink r:id="rId152">
-        <w:r>
-          <w:rPr>
-            <w:lang w:val="gu_IN" w:bidi="gu_IN"/>
-          </w:rPr>
-          <w:rPr>
-            <w:color w:val="0000EE"/>
-            <w:u w:val="single"/>
-          </w:rPr>
-          <w:t>ઝખાર્યા 11:1–3</w:t>
-        </w:r>
-      </w:hyperlink>
+      <w:r>
+        <w:rPr>
+          <w:lang w:val="gu_IN" w:bidi="gu_IN"/>
+        </w:rPr>
+        <w:t>પ્રેરિતો 11:19–21</w:t>
+      </w:r>
+    </w:p>
+    <w:p>
+      <w:pPr>
+        <w:pStyle w:val="ListBullet"/>
+        <w:spacing w:line="240" w:lineRule="auto"/>
+        <w:ind w:left="720"/>
+      </w:pPr>
+      <w:r>
+        <w:rPr>
+          <w:lang w:val="gu_IN" w:bidi="gu_IN"/>
+        </w:rPr>
+      </w:r>
+      <w:r>
+        <w:rPr>
+          <w:lang w:val="gu_IN" w:bidi="gu_IN"/>
+        </w:rPr>
+        <w:t>ઉત્પત્તિ 6:13–15</w:t>
+      </w:r>
+    </w:p>
+    <w:p>
+      <w:pPr>
+        <w:pStyle w:val="ListBullet"/>
+        <w:spacing w:line="240" w:lineRule="auto"/>
+        <w:ind w:left="720"/>
+      </w:pPr>
+      <w:r>
+        <w:rPr>
+          <w:lang w:val="gu_IN" w:bidi="gu_IN"/>
+        </w:rPr>
+      </w:r>
+      <w:r>
+        <w:rPr>
+          <w:lang w:val="gu_IN" w:bidi="gu_IN"/>
+        </w:rPr>
+        <w:t>હોશિયા 14:7–8</w:t>
+      </w:r>
+    </w:p>
+    <w:p>
+      <w:pPr>
+        <w:pStyle w:val="ListBullet"/>
+        <w:spacing w:line="240" w:lineRule="auto"/>
+        <w:ind w:left="720"/>
+      </w:pPr>
+      <w:r>
+        <w:rPr>
+          <w:lang w:val="gu_IN" w:bidi="gu_IN"/>
+        </w:rPr>
+      </w:r>
+      <w:r>
+        <w:rPr>
+          <w:lang w:val="gu_IN" w:bidi="gu_IN"/>
+        </w:rPr>
+        <w:t>યશાયા 44:14</w:t>
+      </w:r>
+    </w:p>
+    <w:p>
+      <w:pPr>
+        <w:pStyle w:val="ListBullet"/>
+        <w:spacing w:line="240" w:lineRule="auto"/>
+        <w:ind w:left="720"/>
+      </w:pPr>
+      <w:r>
+        <w:rPr>
+          <w:lang w:val="gu_IN" w:bidi="gu_IN"/>
+        </w:rPr>
+      </w:r>
+      <w:r>
+        <w:rPr>
+          <w:lang w:val="gu_IN" w:bidi="gu_IN"/>
+        </w:rPr>
+        <w:t>યશાયા 60:12–13</w:t>
+      </w:r>
+    </w:p>
+    <w:p>
+      <w:pPr>
+        <w:pStyle w:val="ListBullet"/>
+        <w:spacing w:line="240" w:lineRule="auto"/>
+        <w:ind w:left="720"/>
+      </w:pPr>
+      <w:r>
+        <w:rPr>
+          <w:lang w:val="gu_IN" w:bidi="gu_IN"/>
+        </w:rPr>
+      </w:r>
+      <w:r>
+        <w:rPr>
+          <w:lang w:val="gu_IN" w:bidi="gu_IN"/>
+        </w:rPr>
+        <w:t>ઝખાર્યા 11:1–3</w:t>
+      </w:r>
     </w:p>
     <w:p>
       <w:pPr>
@@ -11574,162 +10717,120 @@
           <w:lang w:val="gu_IN" w:bidi="gu_IN"/>
         </w:rPr>
       </w:r>
-      <w:hyperlink r:id="rId153">
-        <w:r>
-          <w:rPr>
-            <w:lang w:val="gu_IN" w:bidi="gu_IN"/>
-          </w:rPr>
-          <w:rPr>
-            <w:color w:val="0000EE"/>
-            <w:u w:val="single"/>
-          </w:rPr>
-          <w:t>1 કાળવૃતાંત 27:28–29</w:t>
-        </w:r>
-      </w:hyperlink>
-    </w:p>
-    <w:p>
-      <w:pPr>
-        <w:pStyle w:val="ListBullet"/>
-        <w:spacing w:line="240" w:lineRule="auto"/>
-        <w:ind w:left="720"/>
-      </w:pPr>
-      <w:r>
-        <w:rPr>
-          <w:lang w:val="gu_IN" w:bidi="gu_IN"/>
-        </w:rPr>
-      </w:r>
-      <w:hyperlink r:id="rId154">
-        <w:r>
-          <w:rPr>
-            <w:lang w:val="gu_IN" w:bidi="gu_IN"/>
-          </w:rPr>
-          <w:rPr>
-            <w:color w:val="0000EE"/>
-            <w:u w:val="single"/>
-          </w:rPr>
-          <w:t>પુનર્નિયમ 6:10–12</w:t>
-        </w:r>
-      </w:hyperlink>
-    </w:p>
-    <w:p>
-      <w:pPr>
-        <w:pStyle w:val="ListBullet"/>
-        <w:spacing w:line="240" w:lineRule="auto"/>
-        <w:ind w:left="720"/>
-      </w:pPr>
-      <w:r>
-        <w:rPr>
-          <w:lang w:val="gu_IN" w:bidi="gu_IN"/>
-        </w:rPr>
-      </w:r>
-      <w:hyperlink r:id="rId155">
-        <w:r>
-          <w:rPr>
-            <w:lang w:val="gu_IN" w:bidi="gu_IN"/>
-          </w:rPr>
-          <w:rPr>
-            <w:color w:val="0000EE"/>
-            <w:u w:val="single"/>
-          </w:rPr>
-          <w:t>નિર્ગમન 23:10–11</w:t>
-        </w:r>
-      </w:hyperlink>
-    </w:p>
-    <w:p>
-      <w:pPr>
-        <w:pStyle w:val="ListBullet"/>
-        <w:spacing w:line="240" w:lineRule="auto"/>
-        <w:ind w:left="720"/>
-      </w:pPr>
-      <w:r>
-        <w:rPr>
-          <w:lang w:val="gu_IN" w:bidi="gu_IN"/>
-        </w:rPr>
-      </w:r>
-      <w:hyperlink r:id="rId156">
-        <w:r>
-          <w:rPr>
-            <w:lang w:val="gu_IN" w:bidi="gu_IN"/>
-          </w:rPr>
-          <w:rPr>
-            <w:color w:val="0000EE"/>
-            <w:u w:val="single"/>
-          </w:rPr>
-          <w:t>ઉત્પત્તિ 8:10–12</w:t>
-        </w:r>
-      </w:hyperlink>
-    </w:p>
-    <w:p>
-      <w:pPr>
-        <w:pStyle w:val="ListBullet"/>
-        <w:spacing w:line="240" w:lineRule="auto"/>
-        <w:ind w:left="720"/>
-      </w:pPr>
-      <w:r>
-        <w:rPr>
-          <w:lang w:val="gu_IN" w:bidi="gu_IN"/>
-        </w:rPr>
-      </w:r>
-      <w:hyperlink r:id="rId157">
-        <w:r>
-          <w:rPr>
-            <w:lang w:val="gu_IN" w:bidi="gu_IN"/>
-          </w:rPr>
-          <w:rPr>
-            <w:color w:val="0000EE"/>
-            <w:u w:val="single"/>
-          </w:rPr>
-          <w:t>યાકૂબ 3:11–12</w:t>
-        </w:r>
-      </w:hyperlink>
-    </w:p>
-    <w:p>
-      <w:pPr>
-        <w:pStyle w:val="ListBullet"/>
-        <w:spacing w:line="240" w:lineRule="auto"/>
-        <w:ind w:left="720"/>
-      </w:pPr>
-      <w:r>
-        <w:rPr>
-          <w:lang w:val="gu_IN" w:bidi="gu_IN"/>
-        </w:rPr>
-      </w:r>
-      <w:hyperlink r:id="rId158">
-        <w:r>
-          <w:rPr>
-            <w:lang w:val="gu_IN" w:bidi="gu_IN"/>
-          </w:rPr>
-          <w:rPr>
-            <w:color w:val="0000EE"/>
-            <w:u w:val="single"/>
-          </w:rPr>
-          <w:t>લૂક 16:5–7</w:t>
-        </w:r>
-      </w:hyperlink>
-    </w:p>
-    <w:p>
-      <w:pPr>
-        <w:pStyle w:val="ListBullet"/>
-        <w:spacing w:line="240" w:lineRule="auto"/>
-        <w:ind w:left="720"/>
-      </w:pPr>
-      <w:r>
-        <w:rPr>
-          <w:lang w:val="gu_IN" w:bidi="gu_IN"/>
-        </w:rPr>
-      </w:r>
-      <w:hyperlink r:id="rId159">
-        <w:r>
-          <w:rPr>
-            <w:lang w:val="gu_IN" w:bidi="gu_IN"/>
-          </w:rPr>
-          <w:rPr>
-            <w:color w:val="0000EE"/>
-            <w:u w:val="single"/>
-          </w:rPr>
-          <w:t>ગીતશાસ્ત્ર 52:8–9</w:t>
-        </w:r>
-      </w:hyperlink>
+      <w:r>
+        <w:rPr>
+          <w:lang w:val="gu_IN" w:bidi="gu_IN"/>
+        </w:rPr>
+        <w:t>1 કાળવૃતાંત 27:28–29</w:t>
+      </w:r>
+    </w:p>
+    <w:p>
+      <w:pPr>
+        <w:pStyle w:val="ListBullet"/>
+        <w:spacing w:line="240" w:lineRule="auto"/>
+        <w:ind w:left="720"/>
+      </w:pPr>
+      <w:r>
+        <w:rPr>
+          <w:lang w:val="gu_IN" w:bidi="gu_IN"/>
+        </w:rPr>
+      </w:r>
+      <w:r>
+        <w:rPr>
+          <w:lang w:val="gu_IN" w:bidi="gu_IN"/>
+        </w:rPr>
+        <w:t>પુનર્નિયમ 6:10–12</w:t>
+      </w:r>
+    </w:p>
+    <w:p>
+      <w:pPr>
+        <w:pStyle w:val="ListBullet"/>
+        <w:spacing w:line="240" w:lineRule="auto"/>
+        <w:ind w:left="720"/>
+      </w:pPr>
+      <w:r>
+        <w:rPr>
+          <w:lang w:val="gu_IN" w:bidi="gu_IN"/>
+        </w:rPr>
+      </w:r>
+      <w:r>
+        <w:rPr>
+          <w:lang w:val="gu_IN" w:bidi="gu_IN"/>
+        </w:rPr>
+        <w:t>નિર્ગમન 23:10–11</w:t>
+      </w:r>
+    </w:p>
+    <w:p>
+      <w:pPr>
+        <w:pStyle w:val="ListBullet"/>
+        <w:spacing w:line="240" w:lineRule="auto"/>
+        <w:ind w:left="720"/>
+      </w:pPr>
+      <w:r>
+        <w:rPr>
+          <w:lang w:val="gu_IN" w:bidi="gu_IN"/>
+        </w:rPr>
+      </w:r>
+      <w:r>
+        <w:rPr>
+          <w:lang w:val="gu_IN" w:bidi="gu_IN"/>
+        </w:rPr>
+        <w:t>ઉત્પત્તિ 8:10–12</w:t>
+      </w:r>
+    </w:p>
+    <w:p>
+      <w:pPr>
+        <w:pStyle w:val="ListBullet"/>
+        <w:spacing w:line="240" w:lineRule="auto"/>
+        <w:ind w:left="720"/>
+      </w:pPr>
+      <w:r>
+        <w:rPr>
+          <w:lang w:val="gu_IN" w:bidi="gu_IN"/>
+        </w:rPr>
+      </w:r>
+      <w:r>
+        <w:rPr>
+          <w:lang w:val="gu_IN" w:bidi="gu_IN"/>
+        </w:rPr>
+        <w:t>યાકૂબ 3:11–12</w:t>
+      </w:r>
+    </w:p>
+    <w:p>
+      <w:pPr>
+        <w:pStyle w:val="ListBullet"/>
+        <w:spacing w:line="240" w:lineRule="auto"/>
+        <w:ind w:left="720"/>
+      </w:pPr>
+      <w:r>
+        <w:rPr>
+          <w:lang w:val="gu_IN" w:bidi="gu_IN"/>
+        </w:rPr>
+      </w:r>
+      <w:r>
+        <w:rPr>
+          <w:lang w:val="gu_IN" w:bidi="gu_IN"/>
+        </w:rPr>
+        <w:t>લૂક 16:5–7</w:t>
+      </w:r>
+    </w:p>
+    <w:p>
+      <w:pPr>
+        <w:pStyle w:val="ListBullet"/>
+        <w:spacing w:line="240" w:lineRule="auto"/>
+        <w:ind w:left="720"/>
+      </w:pPr>
+      <w:r>
+        <w:rPr>
+          <w:lang w:val="gu_IN" w:bidi="gu_IN"/>
+        </w:rPr>
+      </w:r>
+      <w:r>
+        <w:rPr>
+          <w:lang w:val="gu_IN" w:bidi="gu_IN"/>
+        </w:rPr>
+        <w:t>ગીતશાસ્ત્ર 52:8–9</w:t>
+      </w:r>
     </w:p>
     <w:p>
       <w:pPr>
@@ -11984,138 +11085,102 @@
           <w:lang w:val="gu_IN" w:bidi="gu_IN"/>
         </w:rPr>
       </w:r>
-      <w:hyperlink r:id="rId160">
-        <w:r>
-          <w:rPr>
-            <w:lang w:val="gu_IN" w:bidi="gu_IN"/>
-          </w:rPr>
-          <w:rPr>
-            <w:color w:val="0000EE"/>
-            <w:u w:val="single"/>
-          </w:rPr>
-          <w:t>લૂક 19:29–31</w:t>
-        </w:r>
-      </w:hyperlink>
-    </w:p>
-    <w:p>
-      <w:pPr>
-        <w:pStyle w:val="ListBullet"/>
-        <w:spacing w:line="240" w:lineRule="auto"/>
-        <w:ind w:left="720"/>
-      </w:pPr>
-      <w:r>
-        <w:rPr>
-          <w:lang w:val="gu_IN" w:bidi="gu_IN"/>
-        </w:rPr>
-      </w:r>
-      <w:hyperlink r:id="rId161">
-        <w:r>
-          <w:rPr>
-            <w:lang w:val="gu_IN" w:bidi="gu_IN"/>
-          </w:rPr>
-          <w:rPr>
-            <w:color w:val="0000EE"/>
-            <w:u w:val="single"/>
-          </w:rPr>
-          <w:t>લૂક 19:37–38</w:t>
-        </w:r>
-      </w:hyperlink>
-    </w:p>
-    <w:p>
-      <w:pPr>
-        <w:pStyle w:val="ListBullet"/>
-        <w:spacing w:line="240" w:lineRule="auto"/>
-        <w:ind w:left="720"/>
-      </w:pPr>
-      <w:r>
-        <w:rPr>
-          <w:lang w:val="gu_IN" w:bidi="gu_IN"/>
-        </w:rPr>
-      </w:r>
-      <w:hyperlink r:id="rId162">
-        <w:r>
-          <w:rPr>
-            <w:lang w:val="gu_IN" w:bidi="gu_IN"/>
-          </w:rPr>
-          <w:rPr>
-            <w:color w:val="0000EE"/>
-            <w:u w:val="single"/>
-          </w:rPr>
-          <w:t>માર્ક 13:3–4</w:t>
-        </w:r>
-      </w:hyperlink>
-    </w:p>
-    <w:p>
-      <w:pPr>
-        <w:pStyle w:val="ListBullet"/>
-        <w:spacing w:line="240" w:lineRule="auto"/>
-        <w:ind w:left="720"/>
-      </w:pPr>
-      <w:r>
-        <w:rPr>
-          <w:lang w:val="gu_IN" w:bidi="gu_IN"/>
-        </w:rPr>
-      </w:r>
-      <w:hyperlink r:id="rId163">
-        <w:r>
-          <w:rPr>
-            <w:lang w:val="gu_IN" w:bidi="gu_IN"/>
-          </w:rPr>
-          <w:rPr>
-            <w:color w:val="0000EE"/>
-            <w:u w:val="single"/>
-          </w:rPr>
-          <w:t>માથ્થી 21:1–3</w:t>
-        </w:r>
-      </w:hyperlink>
-    </w:p>
-    <w:p>
-      <w:pPr>
-        <w:pStyle w:val="ListBullet"/>
-        <w:spacing w:line="240" w:lineRule="auto"/>
-        <w:ind w:left="720"/>
-      </w:pPr>
-      <w:r>
-        <w:rPr>
-          <w:lang w:val="gu_IN" w:bidi="gu_IN"/>
-        </w:rPr>
-      </w:r>
-      <w:hyperlink r:id="rId164">
-        <w:r>
-          <w:rPr>
-            <w:lang w:val="gu_IN" w:bidi="gu_IN"/>
-          </w:rPr>
-          <w:rPr>
-            <w:color w:val="0000EE"/>
-            <w:u w:val="single"/>
-          </w:rPr>
-          <w:t>માથ્થી 24:3–5</w:t>
-        </w:r>
-      </w:hyperlink>
-    </w:p>
-    <w:p>
-      <w:pPr>
-        <w:pStyle w:val="ListBullet"/>
-        <w:spacing w:line="240" w:lineRule="auto"/>
-        <w:ind w:left="720"/>
-      </w:pPr>
-      <w:r>
-        <w:rPr>
-          <w:lang w:val="gu_IN" w:bidi="gu_IN"/>
-        </w:rPr>
-      </w:r>
-      <w:hyperlink r:id="rId165">
-        <w:r>
-          <w:rPr>
-            <w:lang w:val="gu_IN" w:bidi="gu_IN"/>
-          </w:rPr>
-          <w:rPr>
-            <w:color w:val="0000EE"/>
-            <w:u w:val="single"/>
-          </w:rPr>
-          <w:t>માથ્થી 26:30–32</w:t>
-        </w:r>
-      </w:hyperlink>
+      <w:r>
+        <w:rPr>
+          <w:lang w:val="gu_IN" w:bidi="gu_IN"/>
+        </w:rPr>
+        <w:t>લૂક 19:29–31</w:t>
+      </w:r>
+    </w:p>
+    <w:p>
+      <w:pPr>
+        <w:pStyle w:val="ListBullet"/>
+        <w:spacing w:line="240" w:lineRule="auto"/>
+        <w:ind w:left="720"/>
+      </w:pPr>
+      <w:r>
+        <w:rPr>
+          <w:lang w:val="gu_IN" w:bidi="gu_IN"/>
+        </w:rPr>
+      </w:r>
+      <w:r>
+        <w:rPr>
+          <w:lang w:val="gu_IN" w:bidi="gu_IN"/>
+        </w:rPr>
+        <w:t>લૂક 19:37–38</w:t>
+      </w:r>
+    </w:p>
+    <w:p>
+      <w:pPr>
+        <w:pStyle w:val="ListBullet"/>
+        <w:spacing w:line="240" w:lineRule="auto"/>
+        <w:ind w:left="720"/>
+      </w:pPr>
+      <w:r>
+        <w:rPr>
+          <w:lang w:val="gu_IN" w:bidi="gu_IN"/>
+        </w:rPr>
+      </w:r>
+      <w:r>
+        <w:rPr>
+          <w:lang w:val="gu_IN" w:bidi="gu_IN"/>
+        </w:rPr>
+        <w:t>માર્ક 13:3–4</w:t>
+      </w:r>
+    </w:p>
+    <w:p>
+      <w:pPr>
+        <w:pStyle w:val="ListBullet"/>
+        <w:spacing w:line="240" w:lineRule="auto"/>
+        <w:ind w:left="720"/>
+      </w:pPr>
+      <w:r>
+        <w:rPr>
+          <w:lang w:val="gu_IN" w:bidi="gu_IN"/>
+        </w:rPr>
+      </w:r>
+      <w:r>
+        <w:rPr>
+          <w:lang w:val="gu_IN" w:bidi="gu_IN"/>
+        </w:rPr>
+        <w:t>માથ્થી 21:1–3</w:t>
+      </w:r>
+    </w:p>
+    <w:p>
+      <w:pPr>
+        <w:pStyle w:val="ListBullet"/>
+        <w:spacing w:line="240" w:lineRule="auto"/>
+        <w:ind w:left="720"/>
+      </w:pPr>
+      <w:r>
+        <w:rPr>
+          <w:lang w:val="gu_IN" w:bidi="gu_IN"/>
+        </w:rPr>
+      </w:r>
+      <w:r>
+        <w:rPr>
+          <w:lang w:val="gu_IN" w:bidi="gu_IN"/>
+        </w:rPr>
+        <w:t>માથ્થી 24:3–5</w:t>
+      </w:r>
+    </w:p>
+    <w:p>
+      <w:pPr>
+        <w:pStyle w:val="ListBullet"/>
+        <w:spacing w:line="240" w:lineRule="auto"/>
+        <w:ind w:left="720"/>
+      </w:pPr>
+      <w:r>
+        <w:rPr>
+          <w:lang w:val="gu_IN" w:bidi="gu_IN"/>
+        </w:rPr>
+      </w:r>
+      <w:r>
+        <w:rPr>
+          <w:lang w:val="gu_IN" w:bidi="gu_IN"/>
+        </w:rPr>
+        <w:t>માથ્થી 26:30–32</w:t>
+      </w:r>
     </w:p>
     <w:p>
       <w:pPr>
@@ -12356,138 +11421,102 @@
           <w:lang w:val="gu_IN" w:bidi="gu_IN"/>
         </w:rPr>
       </w:r>
-      <w:hyperlink r:id="rId166">
-        <w:r>
-          <w:rPr>
-            <w:lang w:val="gu_IN" w:bidi="gu_IN"/>
-          </w:rPr>
-          <w:rPr>
-            <w:color w:val="0000EE"/>
-            <w:u w:val="single"/>
-          </w:rPr>
-          <w:t>1 થેસ્સલોનીકી 5:4–7</w:t>
-        </w:r>
-      </w:hyperlink>
-    </w:p>
-    <w:p>
-      <w:pPr>
-        <w:pStyle w:val="ListBullet"/>
-        <w:spacing w:line="240" w:lineRule="auto"/>
-        <w:ind w:left="720"/>
-      </w:pPr>
-      <w:r>
-        <w:rPr>
-          <w:lang w:val="gu_IN" w:bidi="gu_IN"/>
-        </w:rPr>
-      </w:r>
-      <w:hyperlink r:id="rId167">
-        <w:r>
-          <w:rPr>
-            <w:lang w:val="gu_IN" w:bidi="gu_IN"/>
-          </w:rPr>
-          <w:rPr>
-            <w:color w:val="0000EE"/>
-            <w:u w:val="single"/>
-          </w:rPr>
-          <w:t>હિબ્રુ 13:15–17</w:t>
-        </w:r>
-      </w:hyperlink>
-    </w:p>
-    <w:p>
-      <w:pPr>
-        <w:pStyle w:val="ListBullet"/>
-        <w:spacing w:line="240" w:lineRule="auto"/>
-        <w:ind w:left="720"/>
-      </w:pPr>
-      <w:r>
-        <w:rPr>
-          <w:lang w:val="gu_IN" w:bidi="gu_IN"/>
-        </w:rPr>
-      </w:r>
-      <w:hyperlink r:id="rId168">
-        <w:r>
-          <w:rPr>
-            <w:lang w:val="gu_IN" w:bidi="gu_IN"/>
-          </w:rPr>
-          <w:rPr>
-            <w:color w:val="0000EE"/>
-            <w:u w:val="single"/>
-          </w:rPr>
-          <w:t>યર્મિયા 31:4–6</w:t>
-        </w:r>
-      </w:hyperlink>
-    </w:p>
-    <w:p>
-      <w:pPr>
-        <w:pStyle w:val="ListBullet"/>
-        <w:spacing w:line="240" w:lineRule="auto"/>
-        <w:ind w:left="720"/>
-      </w:pPr>
-      <w:r>
-        <w:rPr>
-          <w:lang w:val="gu_IN" w:bidi="gu_IN"/>
-        </w:rPr>
-      </w:r>
-      <w:hyperlink r:id="rId169">
-        <w:r>
-          <w:rPr>
-            <w:lang w:val="gu_IN" w:bidi="gu_IN"/>
-          </w:rPr>
-          <w:rPr>
-            <w:color w:val="0000EE"/>
-            <w:u w:val="single"/>
-          </w:rPr>
-          <w:t>માર્ક 8:14–15</w:t>
-        </w:r>
-      </w:hyperlink>
-    </w:p>
-    <w:p>
-      <w:pPr>
-        <w:pStyle w:val="ListBullet"/>
-        <w:spacing w:line="240" w:lineRule="auto"/>
-        <w:ind w:left="720"/>
-      </w:pPr>
-      <w:r>
-        <w:rPr>
-          <w:lang w:val="gu_IN" w:bidi="gu_IN"/>
-        </w:rPr>
-      </w:r>
-      <w:hyperlink r:id="rId170">
-        <w:r>
-          <w:rPr>
-            <w:lang w:val="gu_IN" w:bidi="gu_IN"/>
-          </w:rPr>
-          <w:rPr>
-            <w:color w:val="0000EE"/>
-            <w:u w:val="single"/>
-          </w:rPr>
-          <w:t>માર્ક 13:33–34</w:t>
-        </w:r>
-      </w:hyperlink>
-    </w:p>
-    <w:p>
-      <w:pPr>
-        <w:pStyle w:val="ListBullet"/>
-        <w:spacing w:line="240" w:lineRule="auto"/>
-        <w:ind w:left="720"/>
-      </w:pPr>
-      <w:r>
-        <w:rPr>
-          <w:lang w:val="gu_IN" w:bidi="gu_IN"/>
-        </w:rPr>
-      </w:r>
-      <w:hyperlink r:id="rId171">
-        <w:r>
-          <w:rPr>
-            <w:lang w:val="gu_IN" w:bidi="gu_IN"/>
-          </w:rPr>
-          <w:rPr>
-            <w:color w:val="0000EE"/>
-            <w:u w:val="single"/>
-          </w:rPr>
-          <w:t>માથ્થી 25:10–13</w:t>
-        </w:r>
-      </w:hyperlink>
+      <w:r>
+        <w:rPr>
+          <w:lang w:val="gu_IN" w:bidi="gu_IN"/>
+        </w:rPr>
+        <w:t>1 થેસ્સલોનીકી 5:4–7</w:t>
+      </w:r>
+    </w:p>
+    <w:p>
+      <w:pPr>
+        <w:pStyle w:val="ListBullet"/>
+        <w:spacing w:line="240" w:lineRule="auto"/>
+        <w:ind w:left="720"/>
+      </w:pPr>
+      <w:r>
+        <w:rPr>
+          <w:lang w:val="gu_IN" w:bidi="gu_IN"/>
+        </w:rPr>
+      </w:r>
+      <w:r>
+        <w:rPr>
+          <w:lang w:val="gu_IN" w:bidi="gu_IN"/>
+        </w:rPr>
+        <w:t>હિબ્રુ 13:15–17</w:t>
+      </w:r>
+    </w:p>
+    <w:p>
+      <w:pPr>
+        <w:pStyle w:val="ListBullet"/>
+        <w:spacing w:line="240" w:lineRule="auto"/>
+        <w:ind w:left="720"/>
+      </w:pPr>
+      <w:r>
+        <w:rPr>
+          <w:lang w:val="gu_IN" w:bidi="gu_IN"/>
+        </w:rPr>
+      </w:r>
+      <w:r>
+        <w:rPr>
+          <w:lang w:val="gu_IN" w:bidi="gu_IN"/>
+        </w:rPr>
+        <w:t>યર્મિયા 31:4–6</w:t>
+      </w:r>
+    </w:p>
+    <w:p>
+      <w:pPr>
+        <w:pStyle w:val="ListBullet"/>
+        <w:spacing w:line="240" w:lineRule="auto"/>
+        <w:ind w:left="720"/>
+      </w:pPr>
+      <w:r>
+        <w:rPr>
+          <w:lang w:val="gu_IN" w:bidi="gu_IN"/>
+        </w:rPr>
+      </w:r>
+      <w:r>
+        <w:rPr>
+          <w:lang w:val="gu_IN" w:bidi="gu_IN"/>
+        </w:rPr>
+        <w:t>માર્ક 8:14–15</w:t>
+      </w:r>
+    </w:p>
+    <w:p>
+      <w:pPr>
+        <w:pStyle w:val="ListBullet"/>
+        <w:spacing w:line="240" w:lineRule="auto"/>
+        <w:ind w:left="720"/>
+      </w:pPr>
+      <w:r>
+        <w:rPr>
+          <w:lang w:val="gu_IN" w:bidi="gu_IN"/>
+        </w:rPr>
+      </w:r>
+      <w:r>
+        <w:rPr>
+          <w:lang w:val="gu_IN" w:bidi="gu_IN"/>
+        </w:rPr>
+        <w:t>માર્ક 13:33–34</w:t>
+      </w:r>
+    </w:p>
+    <w:p>
+      <w:pPr>
+        <w:pStyle w:val="ListBullet"/>
+        <w:spacing w:line="240" w:lineRule="auto"/>
+        <w:ind w:left="720"/>
+      </w:pPr>
+      <w:r>
+        <w:rPr>
+          <w:lang w:val="gu_IN" w:bidi="gu_IN"/>
+        </w:rPr>
+      </w:r>
+      <w:r>
+        <w:rPr>
+          <w:lang w:val="gu_IN" w:bidi="gu_IN"/>
+        </w:rPr>
+        <w:t>માથ્થી 25:10–13</w:t>
+      </w:r>
     </w:p>
     <w:p>
       <w:pPr>
@@ -12832,66 +11861,48 @@
           <w:lang w:val="gu_IN" w:bidi="gu_IN"/>
         </w:rPr>
       </w:r>
-      <w:hyperlink r:id="rId172">
-        <w:r>
-          <w:rPr>
-            <w:lang w:val="gu_IN" w:bidi="gu_IN"/>
-          </w:rPr>
-          <w:rPr>
-            <w:color w:val="0000EE"/>
-            <w:u w:val="single"/>
-          </w:rPr>
-          <w:t>1 કાળવૃતાંત 27:32–34</w:t>
-        </w:r>
-      </w:hyperlink>
-    </w:p>
-    <w:p>
-      <w:pPr>
-        <w:pStyle w:val="ListBullet"/>
-        <w:spacing w:line="240" w:lineRule="auto"/>
-        <w:ind w:left="720"/>
-      </w:pPr>
-      <w:r>
-        <w:rPr>
-          <w:lang w:val="gu_IN" w:bidi="gu_IN"/>
-        </w:rPr>
-      </w:r>
-      <w:hyperlink r:id="rId173">
-        <w:r>
-          <w:rPr>
-            <w:lang w:val="gu_IN" w:bidi="gu_IN"/>
-          </w:rPr>
-          <w:rPr>
-            <w:color w:val="0000EE"/>
-            <w:u w:val="single"/>
-          </w:rPr>
-          <w:t>દાનિયેલ 2:1–2</w:t>
-        </w:r>
-      </w:hyperlink>
-    </w:p>
-    <w:p>
-      <w:pPr>
-        <w:pStyle w:val="ListBullet"/>
-        <w:spacing w:line="240" w:lineRule="auto"/>
-        <w:ind w:left="720"/>
-      </w:pPr>
-      <w:r>
-        <w:rPr>
-          <w:lang w:val="gu_IN" w:bidi="gu_IN"/>
-        </w:rPr>
-      </w:r>
-      <w:hyperlink r:id="rId174">
-        <w:r>
-          <w:rPr>
-            <w:lang w:val="gu_IN" w:bidi="gu_IN"/>
-          </w:rPr>
-          <w:rPr>
-            <w:color w:val="0000EE"/>
-            <w:u w:val="single"/>
-          </w:rPr>
-          <w:t>દાનિયેલ 2:10–11</w:t>
-        </w:r>
-      </w:hyperlink>
+      <w:r>
+        <w:rPr>
+          <w:lang w:val="gu_IN" w:bidi="gu_IN"/>
+        </w:rPr>
+        <w:t>1 કાળવૃતાંત 27:32–34</w:t>
+      </w:r>
+    </w:p>
+    <w:p>
+      <w:pPr>
+        <w:pStyle w:val="ListBullet"/>
+        <w:spacing w:line="240" w:lineRule="auto"/>
+        <w:ind w:left="720"/>
+      </w:pPr>
+      <w:r>
+        <w:rPr>
+          <w:lang w:val="gu_IN" w:bidi="gu_IN"/>
+        </w:rPr>
+      </w:r>
+      <w:r>
+        <w:rPr>
+          <w:lang w:val="gu_IN" w:bidi="gu_IN"/>
+        </w:rPr>
+        <w:t>દાનિયેલ 2:1–2</w:t>
+      </w:r>
+    </w:p>
+    <w:p>
+      <w:pPr>
+        <w:pStyle w:val="ListBullet"/>
+        <w:spacing w:line="240" w:lineRule="auto"/>
+        <w:ind w:left="720"/>
+      </w:pPr>
+      <w:r>
+        <w:rPr>
+          <w:lang w:val="gu_IN" w:bidi="gu_IN"/>
+        </w:rPr>
+      </w:r>
+      <w:r>
+        <w:rPr>
+          <w:lang w:val="gu_IN" w:bidi="gu_IN"/>
+        </w:rPr>
+        <w:t>દાનિયેલ 2:10–11</w:t>
+      </w:r>
     </w:p>
     <w:p>
       <w:pPr>
